--- a/disciplinas/gcetens843-projeto-algoritmo-i/atividades/trabalhos/projeto-algoritmos/problema-real.docx
+++ b/disciplinas/gcetens843-projeto-algoritmo-i/atividades/trabalhos/projeto-algoritmos/problema-real.docx
@@ -16,149 +16,416 @@
         <w:pStyle w:val="Heading1"/>
       </w:pPr>
       <w:r>
-        <w:t xml:space="preserve">Contextualização do Problema — Filas Presenciais em Serviços de Saúde</w:t>
-      </w:r>
-    </w:p>
-    <w:p>
-      <w:pPr>
-        <w:pStyle w:val="BlockText"/>
+        <w:t xml:space="preserve">Contextualização do Problema  Filas Presenciais em Serviços de Saúde</w:t>
+      </w:r>
+    </w:p>
+    <w:bookmarkStart w:id="20" w:name="o-problema-real"/>
+    <w:p>
+      <w:pPr>
+        <w:pStyle w:val="Heading2"/>
+      </w:pPr>
+      <w:r>
+        <w:t xml:space="preserve">1. O Problema Real</w:t>
+      </w:r>
+    </w:p>
+    <w:p>
+      <w:pPr>
+        <w:pStyle w:val="FirstParagraph"/>
       </w:pPr>
       <w:r>
         <w:rPr>
           <w:b/>
           <w:bCs/>
         </w:rPr>
-        <w:t xml:space="preserve">Elaborado por:</w:t>
-      </w:r>
-      <w:r>
-        <w:t xml:space="preserve"> </w:t>
-      </w:r>
-      <w:r>
-        <w:t xml:space="preserve">Rios</w:t>
-      </w:r>
-      <w:r>
-        <w:br/>
+        <w:t xml:space="preserve">Fonte:</w:t>
+      </w:r>
+      <w:r>
+        <w:t xml:space="preserve"> </w:t>
+      </w:r>
+      <w:r>
+        <w:t xml:space="preserve">Documento completo enviado por Rios via WhatsApp em 12/06/2026 (arquivo</w:t>
+      </w:r>
+      <w:r>
+        <w:t xml:space="preserve"> </w:t>
+      </w:r>
+      <w:r>
+        <w:rPr>
+          <w:rStyle w:val="VerbatimChar"/>
+        </w:rPr>
+        <w:t xml:space="preserve">Projeto-Algorit-1-Rios-2026-06-12.docx</w:t>
+      </w:r>
+      <w:r>
+        <w:t xml:space="preserve">).</w:t>
+      </w:r>
+    </w:p>
+    <w:p>
+      <w:pPr>
+        <w:pStyle w:val="BodyText"/>
+      </w:pPr>
+      <w:r>
+        <w:t xml:space="preserve">O texto abaixo é a</w:t>
+      </w:r>
+      <w:r>
+        <w:t xml:space="preserve"> </w:t>
       </w:r>
       <w:r>
         <w:rPr>
           <w:b/>
           <w:bCs/>
         </w:rPr>
-        <w:t xml:space="preserve">Data:</w:t>
-      </w:r>
-      <w:r>
-        <w:t xml:space="preserve"> </w:t>
-      </w:r>
-      <w:r>
-        <w:t xml:space="preserve">12/06/2026</w:t>
-      </w:r>
-      <w:r>
-        <w:br/>
+        <w:t xml:space="preserve">contextualização do problema</w:t>
+      </w:r>
+      <w:r>
+        <w:t xml:space="preserve"> </w:t>
+      </w:r>
+      <w:r>
+        <w:t xml:space="preserve">elaborada por Rios, fundamentada com referências presentes na literatura. O autor pediu explicitamente:</w:t>
+      </w:r>
+      <w:r>
+        <w:t xml:space="preserve"> </w:t>
+      </w:r>
+      <w:r>
+        <w:t xml:space="preserve">“Fiquem à vontade para alterar ou sugerir adequações.”</w:t>
+      </w:r>
+    </w:p>
+    <w:p>
+      <w:pPr>
+        <w:pStyle w:val="BodyText"/>
+      </w:pPr>
+      <w:r>
+        <w:t xml:space="preserve">A transformação digital tem promovido mudanças significativas em diversos setores da sociedade, incluindo o setor da saúde. O avanço das tecnologias digitais, dos sistemas de informação em saúde e das soluções móveis tem contribuído para a melhoria da gestão dos serviços, da comunicação entre profissionais e usuários e da qualidade da assistência prestada (Aggarwal</w:t>
+      </w:r>
+      <w:r>
+        <w:t xml:space="preserve"> </w:t>
+      </w:r>
+      <w:r>
+        <w:rPr>
+          <w:i/>
+          <w:iCs/>
+        </w:rPr>
+        <w:t xml:space="preserve">et al.</w:t>
+      </w:r>
+      <w:r>
+        <w:t xml:space="preserve">, 2022; Kessel</w:t>
+      </w:r>
+      <w:r>
+        <w:t xml:space="preserve"> </w:t>
+      </w:r>
+      <w:r>
+        <w:rPr>
+          <w:i/>
+          <w:iCs/>
+        </w:rPr>
+        <w:t xml:space="preserve">et al.</w:t>
+      </w:r>
+      <w:r>
+        <w:t xml:space="preserve">, 2022).</w:t>
+      </w:r>
+    </w:p>
+    <w:p>
+      <w:pPr>
+        <w:pStyle w:val="BodyText"/>
+      </w:pPr>
+      <w:r>
+        <w:t xml:space="preserve">Apesar dos avanços tecnológicos observados nos últimos anos, um problema continua presente em hospitais, clínicas, unidades básicas de saúde (UBSs), Unidades de Pronto Atendimento (UPAs) e laboratórios, tanto em serviços públicos quanto privados: a demora nas</w:t>
+      </w:r>
+      <w:r>
+        <w:t xml:space="preserve"> </w:t>
       </w:r>
       <w:r>
         <w:rPr>
           <w:b/>
           <w:bCs/>
         </w:rPr>
-        <w:t xml:space="preserve">Intenção:</w:t>
-      </w:r>
-      <w:r>
-        <w:t xml:space="preserve"> </w:t>
-      </w:r>
-      <w:r>
-        <w:t xml:space="preserve">Parte do</w:t>
-      </w:r>
-      <w:r>
-        <w:t xml:space="preserve"> </w:t>
-      </w:r>
-      <w:r>
-        <w:t xml:space="preserve">“Problema”</w:t>
-      </w:r>
-      <w:r>
-        <w:t xml:space="preserve"> </w:t>
-      </w:r>
-      <w:r>
-        <w:t xml:space="preserve">da proposta do grupo (FilaClara)</w:t>
-      </w:r>
-      <w:r>
-        <w:br/>
-      </w:r>
+        <w:t xml:space="preserve">filas presenciais</w:t>
+      </w:r>
+      <w:r>
+        <w:t xml:space="preserve"> </w:t>
+      </w:r>
+      <w:r>
+        <w:t xml:space="preserve">de atendimento e a falta de informações claras sobre a posição do usuário na fila ou sobre o tempo estimado para atendimento.</w:t>
+      </w:r>
+    </w:p>
+    <w:p>
+      <w:pPr>
+        <w:pStyle w:val="BodyText"/>
+      </w:pPr>
+      <w:r>
+        <w:t xml:space="preserve">O tempo de espera na fila presencial depende essencialmente do tipo de unidade e da classificação de risco (triagem). Nas UBSs, a demanda espontânea é uma parcela importante dos atendimentos e frequentemente geram filas presenciais de pessoas aguardando uma senha para agendar uma consulta. Em todos os serviços de saúde de porta aberta, estratégias de gestão da demanda, no sentido de adequar a oferta para garantir o atendimento ao menor tempo possível, são um grande desafio (Giannotti; Louvison; Chioro, 2025).</w:t>
+      </w:r>
+    </w:p>
+    <w:p>
+      <w:pPr>
+        <w:pStyle w:val="BodyText"/>
+      </w:pPr>
+      <w:r>
+        <w:t xml:space="preserve">A depender da natureza da unidade, o atendimento não funciona exatamente por ordem de chegada, pois pode depender da classificação de risco, sobretudo em serviços de urgência e emergência. Um estudo realizado em um hospital de urgência mostrou que os pacientes aguardaram por atendimento médico em tempo superior ao recomendado, evidenciando as dificuldades enfrentadas pelos usuários para acessar os serviços de saúde (Chianca</w:t>
+      </w:r>
+      <w:r>
+        <w:t xml:space="preserve"> </w:t>
+      </w:r>
+      <w:r>
+        <w:rPr>
+          <w:i/>
+          <w:iCs/>
+        </w:rPr>
+        <w:t xml:space="preserve">et al.</w:t>
+      </w:r>
+      <w:r>
+        <w:t xml:space="preserve">, 2017).</w:t>
+      </w:r>
+    </w:p>
+    <w:p>
+      <w:pPr>
+        <w:pStyle w:val="BodyText"/>
+      </w:pPr>
+      <w:r>
+        <w:t xml:space="preserve">A literatura demonstra que tempos prolongados de espera estão associados à redução da satisfação dos usuários e à percepção negativa da qualidade dos serviços de saúde (Aggarwal</w:t>
+      </w:r>
+      <w:r>
+        <w:t xml:space="preserve"> </w:t>
+      </w:r>
+      <w:r>
+        <w:rPr>
+          <w:i/>
+          <w:iCs/>
+        </w:rPr>
+        <w:t xml:space="preserve">et al.</w:t>
+      </w:r>
+      <w:r>
+        <w:t xml:space="preserve">, 2022). Também há prejuízos à experiência do usuário e necessidade de permanência física na unidade por tempo demasiado. A espera prolongada está associada à aglomeração de pacientes, falhas na comunicação com os usuários, aumento do estresse, absenteísmo em consultas e redução da eficiência operacional dos serviços de saúde, constituindo importante barreira ao acesso oportuno à assistência (Thompson</w:t>
+      </w:r>
+      <w:r>
+        <w:t xml:space="preserve"> </w:t>
+      </w:r>
+      <w:r>
+        <w:rPr>
+          <w:i/>
+          <w:iCs/>
+        </w:rPr>
+        <w:t xml:space="preserve">et al.</w:t>
+      </w:r>
+      <w:r>
+        <w:t xml:space="preserve">, 2023).</w:t>
+      </w:r>
+    </w:p>
+    <w:p>
+      <w:pPr>
+        <w:pStyle w:val="BodyText"/>
+      </w:pPr>
+      <w:r>
+        <w:t xml:space="preserve">O problema é ainda mais grave para idosos, gestantes, pessoas com deficiência e pacientes com doenças crônicas. Embora existam dispositivos legais que assegurem atendimento prioritário, pessoas com deficiência frequentemente enfrentam barreiras adicionais relacionadas à acessibilidade física e digital dos serviços de saúde (Farias</w:t>
+      </w:r>
+      <w:r>
+        <w:t xml:space="preserve"> </w:t>
+      </w:r>
+      <w:r>
+        <w:rPr>
+          <w:i/>
+          <w:iCs/>
+        </w:rPr>
+        <w:t xml:space="preserve">et al.</w:t>
+      </w:r>
+      <w:r>
+        <w:t xml:space="preserve">, 2023; Ha</w:t>
+      </w:r>
+      <w:r>
+        <w:t xml:space="preserve"> </w:t>
+      </w:r>
+      <w:r>
+        <w:rPr>
+          <w:i/>
+          <w:iCs/>
+        </w:rPr>
+        <w:t xml:space="preserve">et al.</w:t>
+      </w:r>
+      <w:r>
+        <w:t xml:space="preserve">, 2023; Clemente</w:t>
+      </w:r>
+      <w:r>
+        <w:t xml:space="preserve"> </w:t>
+      </w:r>
+      <w:r>
+        <w:rPr>
+          <w:i/>
+          <w:iCs/>
+        </w:rPr>
+        <w:t xml:space="preserve">et al.</w:t>
+      </w:r>
+      <w:r>
+        <w:t xml:space="preserve">, 2022).</w:t>
+      </w:r>
+    </w:p>
+    <w:p>
+      <w:pPr>
+        <w:pStyle w:val="BodyText"/>
+      </w:pPr>
+      <w:r>
+        <w:t xml:space="preserve">Além disso, indivíduos com deficiência visual, auditiva, limitações motoras ou idosos podem apresentar dificuldades para acompanhar chamadas de atendimento realizadas exclusivamente por painéis visuais ou anúncios sonoros. Revisões recentes sobre acessibilidade em serviços digitais de saúde destacam a necessidade de considerar princípios de acessibilidade e inclusão durante o desenvolvimento de soluções digitais (Jonsson</w:t>
+      </w:r>
+      <w:r>
+        <w:t xml:space="preserve"> </w:t>
+      </w:r>
+      <w:r>
+        <w:rPr>
+          <w:i/>
+          <w:iCs/>
+        </w:rPr>
+        <w:t xml:space="preserve">et al.</w:t>
+      </w:r>
+      <w:r>
+        <w:t xml:space="preserve">, 2023; Ha</w:t>
+      </w:r>
+      <w:r>
+        <w:t xml:space="preserve"> </w:t>
+      </w:r>
+      <w:r>
+        <w:rPr>
+          <w:i/>
+          <w:iCs/>
+        </w:rPr>
+        <w:t xml:space="preserve">et al.</w:t>
+      </w:r>
+      <w:r>
+        <w:t xml:space="preserve">, 2023; Farias</w:t>
+      </w:r>
+      <w:r>
+        <w:t xml:space="preserve"> </w:t>
+      </w:r>
+      <w:r>
+        <w:rPr>
+          <w:i/>
+          <w:iCs/>
+        </w:rPr>
+        <w:t xml:space="preserve">et al.</w:t>
+      </w:r>
+      <w:r>
+        <w:t xml:space="preserve">, 2023).</w:t>
+      </w:r>
+    </w:p>
+    <w:p>
+      <w:pPr>
+        <w:pStyle w:val="BodyText"/>
+      </w:pPr>
+      <w:r>
+        <w:t xml:space="preserve">O contexto sobre o qual estamos nos referindo aqui não é recente e já foi alvo de projetos cujos objetivos não foram satisfatoriamente alcançados (Melo</w:t>
+      </w:r>
+      <w:r>
+        <w:t xml:space="preserve"> </w:t>
+      </w:r>
+      <w:r>
+        <w:rPr>
+          <w:i/>
+          <w:iCs/>
+        </w:rPr>
+        <w:t xml:space="preserve">et al.</w:t>
+      </w:r>
+      <w:r>
+        <w:t xml:space="preserve">, 2021).</w:t>
+      </w:r>
+    </w:p>
+    <w:p>
+      <w:pPr>
+        <w:pStyle w:val="BodyText"/>
+      </w:pPr>
+      <w:r>
+        <w:t xml:space="preserve">Diante desse cenário, surge a necessidade de desenvolver soluções tecnológicas capazes de promover maior eficiência na gestão das filas, reduzir o tempo de permanência dos usuários nas unidades de saúde e garantir acessibilidade para todos os pacientes. Tecnologias móveis e sistemas inteligentes de monitoramento têm demonstrado potencial para otimizar fluxos assistenciais, melhorar a comunicação entre usuários e serviços e aumentar a eficiência operacional das instituições de saúde (Aggarwal</w:t>
+      </w:r>
+      <w:r>
+        <w:t xml:space="preserve"> </w:t>
+      </w:r>
+      <w:r>
+        <w:rPr>
+          <w:i/>
+          <w:iCs/>
+        </w:rPr>
+        <w:t xml:space="preserve">et al.</w:t>
+      </w:r>
+      <w:r>
+        <w:t xml:space="preserve">, 2022).</w:t>
+      </w:r>
+    </w:p>
+    <w:p>
+      <w:pPr>
+        <w:pStyle w:val="BodyText"/>
+      </w:pPr>
+      <w:r>
+        <w:t xml:space="preserve">Nesse contexto, o problema que buscamos resolver é o seguinte:</w:t>
+      </w:r>
+    </w:p>
+    <w:p>
+      <w:pPr>
+        <w:pStyle w:val="BodyText"/>
+      </w:pPr>
       <w:r>
         <w:rPr>
           <w:b/>
           <w:bCs/>
         </w:rPr>
-        <w:t xml:space="preserve">Base:</w:t>
-      </w:r>
-      <w:r>
-        <w:t xml:space="preserve"> </w:t>
-      </w:r>
-      <w:r>
-        <w:t xml:space="preserve">O que entendi da proposta do grupo + fundamentação com referências presentes na literatura</w:t>
+        <w:t xml:space="preserve">Observação importante do autor (transcrita do WhatsApp 12/06 ~18:17):</w:t>
       </w:r>
       <w:r>
         <w:br/>
+      </w:r>
+      <w:r>
+        <w:t xml:space="preserve">“Estudando eu vi que quando nos referimos a filas no serviço de saúde, a literatura também se remete a filas esperando meses por um atendimento. Pelo que entendi, aqui nos referimos a filas presenciais, por isso, no texto eu tentei referir sempre como fila presencial para não confundir com o outro tipo.”</w:t>
+      </w:r>
+    </w:p>
+    <w:p>
+      <w:pPr>
+        <w:pStyle w:val="BodyText"/>
+      </w:pPr>
+      <w:r>
+        <w:t xml:space="preserve">Isso justifica o uso consistente do termo</w:t>
+      </w:r>
+      <w:r>
+        <w:t xml:space="preserve"> </w:t>
       </w:r>
       <w:r>
         <w:rPr>
           <w:b/>
           <w:bCs/>
         </w:rPr>
-        <w:t xml:space="preserve">Terminologia adotada:</w:t>
-      </w:r>
-      <w:r>
-        <w:t xml:space="preserve"> </w:t>
-      </w:r>
-      <w:r>
-        <w:t xml:space="preserve">Sempre</w:t>
-      </w:r>
-      <w:r>
-        <w:t xml:space="preserve"> </w:t>
-      </w:r>
-      <w:r>
         <w:t xml:space="preserve">“fila presencial”</w:t>
       </w:r>
       <w:r>
         <w:t xml:space="preserve"> </w:t>
       </w:r>
       <w:r>
-        <w:t xml:space="preserve">para diferenciar claramente das filas de espera por agendamento (que na literatura aparecem como</w:t>
-      </w:r>
-      <w:r>
-        <w:t xml:space="preserve"> </w:t>
-      </w:r>
-      <w:r>
-        <w:t xml:space="preserve">“filas de meses por atendimento”</w:t>
-      </w:r>
-      <w:r>
-        <w:t xml:space="preserve">)</w:t>
-      </w:r>
-    </w:p>
-    <w:p>
-      <w:pPr>
-        <w:pStyle w:val="BlockText"/>
+        <w:t xml:space="preserve">ao longo de todo o texto.</w:t>
+      </w:r>
+    </w:p>
+    <w:p>
+      <w:pPr>
+        <w:pStyle w:val="BodyText"/>
       </w:pPr>
       <w:r>
         <w:rPr>
           <w:b/>
           <w:bCs/>
         </w:rPr>
-        <w:t xml:space="preserve">Observação do autor:</w:t>
-      </w:r>
-      <w:r>
-        <w:t xml:space="preserve"> </w:t>
-      </w:r>
-      <w:r>
-        <w:t xml:space="preserve">Quando nos referimos a</w:t>
-      </w:r>
-      <w:r>
-        <w:t xml:space="preserve"> </w:t>
-      </w:r>
-      <w:r>
-        <w:t xml:space="preserve">“filas no serviço de saúde”</w:t>
-      </w:r>
-      <w:r>
-        <w:t xml:space="preserve">, a literatura também remete a filas esperando meses por um atendimento. Pelo que entendi, aqui nos referimos a</w:t>
+        <w:t xml:space="preserve">Referências (conforme enviadas por Rios no documento):</w:t>
+      </w:r>
+    </w:p>
+    <w:p>
+      <w:pPr>
+        <w:pStyle w:val="BodyText"/>
+      </w:pPr>
+      <w:r>
+        <w:t xml:space="preserve">AGGARWAL, Ravi</w:t>
+      </w:r>
+      <w:r>
+        <w:t xml:space="preserve"> </w:t>
+      </w:r>
+      <w:r>
+        <w:rPr>
+          <w:i/>
+          <w:iCs/>
+        </w:rPr>
+        <w:t xml:space="preserve">et al</w:t>
+      </w:r>
+      <w:r>
+        <w:t xml:space="preserve">. Defining the enablers and barriers to the implementation of large-scale, health care-related mobile technology: qualitative case study in a tertiary hospital setting.</w:t>
       </w:r>
       <w:r>
         <w:t xml:space="preserve"> </w:t>
@@ -168,71 +435,44 @@
           <w:b/>
           <w:bCs/>
         </w:rPr>
-        <w:t xml:space="preserve">filas presenciais</w:t>
-      </w:r>
-      <w:r>
-        <w:t xml:space="preserve"> </w:t>
-      </w:r>
-      <w:r>
-        <w:t xml:space="preserve">(ordem de chegada física no dia), por isso referi sempre como</w:t>
-      </w:r>
-      <w:r>
-        <w:t xml:space="preserve"> </w:t>
-      </w:r>
-      <w:r>
-        <w:t xml:space="preserve">“fila presencial”</w:t>
-      </w:r>
-      <w:r>
-        <w:t xml:space="preserve"> </w:t>
-      </w:r>
-      <w:r>
-        <w:t xml:space="preserve">para não confundir com o outro tipo.</w:t>
-      </w:r>
-    </w:p>
-    <w:p>
-      <w:r>
-        <w:pict>
-          <v:rect style="width:0;height:1.5pt" o:hralign="center" o:hrstd="t" o:hr="t"/>
-        </w:pict>
-      </w:r>
-    </w:p>
-    <w:bookmarkStart w:id="20" w:name="o-problema-real"/>
-    <w:p>
-      <w:pPr>
-        <w:pStyle w:val="Heading2"/>
-      </w:pPr>
-      <w:r>
-        <w:t xml:space="preserve">1. O Problema Real</w:t>
-      </w:r>
-    </w:p>
-    <w:p>
-      <w:pPr>
-        <w:pStyle w:val="FirstParagraph"/>
-      </w:pPr>
+        <w:t xml:space="preserve">JMIR mHealth and uHealth</w:t>
+      </w:r>
+      <w:r>
+        <w:t xml:space="preserve">, Toronto, v. 10, n. 2, 2022.</w:t>
+      </w:r>
+    </w:p>
+    <w:p>
+      <w:pPr>
+        <w:pStyle w:val="BodyText"/>
+      </w:pPr>
+      <w:r>
+        <w:t xml:space="preserve">CHIANCA, Tânia Couto Machado</w:t>
+      </w:r>
+      <w:r>
+        <w:t xml:space="preserve"> </w:t>
+      </w:r>
+      <w:r>
+        <w:rPr>
+          <w:i/>
+          <w:iCs/>
+        </w:rPr>
+        <w:t xml:space="preserve">et al</w:t>
+      </w:r>
+      <w:r>
+        <w:t xml:space="preserve">. Tempos de espera para atendimento usando sistema de triagem de Manchester em um hospital de urgência.</w:t>
+      </w:r>
+      <w:r>
+        <w:t xml:space="preserve"> </w:t>
+      </w:r>
       <w:r>
         <w:rPr>
           <w:b/>
           <w:bCs/>
         </w:rPr>
-        <w:t xml:space="preserve">Fonte:</w:t>
-      </w:r>
-      <w:r>
-        <w:t xml:space="preserve"> </w:t>
-      </w:r>
-      <w:r>
-        <w:t xml:space="preserve">Documento completo enviado por Rios via WhatsApp em 12/06/2026 (arquivo</w:t>
-      </w:r>
-      <w:r>
-        <w:t xml:space="preserve"> </w:t>
-      </w:r>
-      <w:r>
-        <w:rPr>
-          <w:rStyle w:val="VerbatimChar"/>
-        </w:rPr>
-        <w:t xml:space="preserve">Projeto-Algorit-1-Rios-2026-06-12.docx</w:t>
-      </w:r>
-      <w:r>
-        <w:t xml:space="preserve">).</w:t>
+        <w:t xml:space="preserve">Reme: Revista Mineira de Enfermagem</w:t>
+      </w:r>
+      <w:r>
+        <w:t xml:space="preserve">, v. 20, 2016.</w:t>
       </w:r>
     </w:p>
     <w:p>
@@ -240,7 +480,20 @@
         <w:pStyle w:val="BodyText"/>
       </w:pPr>
       <w:r>
-        <w:t xml:space="preserve">O texto abaixo é a</w:t>
+        <w:t xml:space="preserve">CLEMENTE, Karina Aparecida Padilha</w:t>
+      </w:r>
+      <w:r>
+        <w:t xml:space="preserve"> </w:t>
+      </w:r>
+      <w:r>
+        <w:rPr>
+          <w:i/>
+          <w:iCs/>
+        </w:rPr>
+        <w:t xml:space="preserve">et al</w:t>
+      </w:r>
+      <w:r>
+        <w:t xml:space="preserve">. Barreiras ao acesso das pessoas com deficiência aos serviços de saúde: uma revisão de escopo.</w:t>
       </w:r>
       <w:r>
         <w:t xml:space="preserve"> </w:t>
@@ -250,56 +503,73 @@
           <w:b/>
           <w:bCs/>
         </w:rPr>
-        <w:t xml:space="preserve">contextualização do problema</w:t>
-      </w:r>
-      <w:r>
-        <w:t xml:space="preserve"> </w:t>
-      </w:r>
-      <w:r>
-        <w:t xml:space="preserve">elaborada por Rios, fundamentada com referências presentes na literatura. O autor pediu explicitamente:</w:t>
-      </w:r>
-      <w:r>
-        <w:t xml:space="preserve"> </w:t>
-      </w:r>
-      <w:r>
-        <w:t xml:space="preserve">“Fiquem à vontade para alterar ou sugerir adequações.”</w:t>
-      </w:r>
-    </w:p>
-    <w:p>
-      <w:pPr>
-        <w:pStyle w:val="BlockText"/>
-      </w:pPr>
+        <w:t xml:space="preserve">Revista de Saúde Pública</w:t>
+      </w:r>
+      <w:r>
+        <w:t xml:space="preserve">, v. 56, n. 64, 2022.</w:t>
+      </w:r>
+    </w:p>
+    <w:p>
+      <w:pPr>
+        <w:pStyle w:val="BodyText"/>
+      </w:pPr>
+      <w:r>
+        <w:t xml:space="preserve">FARIAS, Tássia Mayra Oliveira</w:t>
+      </w:r>
+      <w:r>
+        <w:t xml:space="preserve"> </w:t>
+      </w:r>
+      <w:r>
+        <w:rPr>
+          <w:i/>
+          <w:iCs/>
+        </w:rPr>
+        <w:t xml:space="preserve">et al</w:t>
+      </w:r>
+      <w:r>
+        <w:t xml:space="preserve">. O estreito acesso das Pessoas com Deficiência aos serviços de saúde em uma capital nordestina.</w:t>
+      </w:r>
+      <w:r>
+        <w:t xml:space="preserve"> </w:t>
+      </w:r>
       <w:r>
         <w:rPr>
           <w:b/>
           <w:bCs/>
         </w:rPr>
-        <w:t xml:space="preserve">Nome da solução proposto no documento:</w:t>
-      </w:r>
-      <w:r>
-        <w:br/>
+        <w:t xml:space="preserve">Ciênc. saúde coletiva</w:t>
+      </w:r>
+      <w:r>
+        <w:t xml:space="preserve">, v. 28, n. 5, 2023.</w:t>
+      </w:r>
+    </w:p>
+    <w:p>
+      <w:pPr>
+        <w:pStyle w:val="BodyText"/>
+      </w:pPr>
+      <w:r>
+        <w:t xml:space="preserve">GIANNOTTI, Elaine Maria; LOUVISON, Marília; CHIORO, Arthur. Listas de espera na atenção ambulatorial especializada: reflexões sobre um conceito crítico para o Sistema Único de Saúde.</w:t>
+      </w:r>
+      <w:r>
+        <w:t xml:space="preserve"> </w:t>
       </w:r>
       <w:r>
         <w:rPr>
           <w:b/>
           <w:bCs/>
         </w:rPr>
-        <w:t xml:space="preserve">Sistema Inteligente de Gestão de Filas Presenciais e Acessibilidade para Serviços de Saúde</w:t>
-      </w:r>
-    </w:p>
-    <w:p>
-      <w:r>
-        <w:pict>
-          <v:rect style="width:0;height:1.5pt" o:hralign="center" o:hrstd="t" o:hr="t"/>
-        </w:pict>
-      </w:r>
-    </w:p>
-    <w:p>
-      <w:pPr>
-        <w:pStyle w:val="FirstParagraph"/>
-      </w:pPr>
-      <w:r>
-        <w:t xml:space="preserve">A transformação digital tem promovido mudanças significativas em diversos setores da sociedade, incluindo o setor da saúde. O avanço das tecnologias digitais, dos sistemas de informação em saúde e das soluções móveis tem contribuído para a melhoria da gestão dos serviços, da comunicação entre profissionais e usuários e da qualidade da assistência prestada (Aggarwal</w:t>
+        <w:t xml:space="preserve">Cad. Saúde Pública</w:t>
+      </w:r>
+      <w:r>
+        <w:t xml:space="preserve">, v. 41, n. 6, 2025.</w:t>
+      </w:r>
+    </w:p>
+    <w:p>
+      <w:pPr>
+        <w:pStyle w:val="BodyText"/>
+      </w:pPr>
+      <w:r>
+        <w:t xml:space="preserve">HA, Sandeul</w:t>
       </w:r>
       <w:r>
         <w:t xml:space="preserve"> </w:t>
@@ -309,10 +579,31 @@
           <w:i/>
           <w:iCs/>
         </w:rPr>
-        <w:t xml:space="preserve">et al.</w:t>
-      </w:r>
-      <w:r>
-        <w:t xml:space="preserve">, 2022; Kessel</w:t>
+        <w:t xml:space="preserve">et al</w:t>
+      </w:r>
+      <w:r>
+        <w:t xml:space="preserve">. Digital health equity and tailored health care service for people with disability: user-centered design and usability study.</w:t>
+      </w:r>
+      <w:r>
+        <w:t xml:space="preserve"> </w:t>
+      </w:r>
+      <w:r>
+        <w:rPr>
+          <w:b/>
+          <w:bCs/>
+        </w:rPr>
+        <w:t xml:space="preserve">Journal of Medical Internet Research</w:t>
+      </w:r>
+      <w:r>
+        <w:t xml:space="preserve">, v. 25, 2023.</w:t>
+      </w:r>
+    </w:p>
+    <w:p>
+      <w:pPr>
+        <w:pStyle w:val="BodyText"/>
+      </w:pPr>
+      <w:r>
+        <w:t xml:space="preserve">JONSSON, Marika</w:t>
       </w:r>
       <w:r>
         <w:t xml:space="preserve"> </w:t>
@@ -322,18 +613,10 @@
           <w:i/>
           <w:iCs/>
         </w:rPr>
-        <w:t xml:space="preserve">et al.</w:t>
-      </w:r>
-      <w:r>
-        <w:t xml:space="preserve">, 2022).</w:t>
-      </w:r>
-    </w:p>
-    <w:p>
-      <w:pPr>
-        <w:pStyle w:val="BodyText"/>
-      </w:pPr>
-      <w:r>
-        <w:t xml:space="preserve">Apesar dos avanços tecnológicos observados nos últimos anos, um problema continua presente em hospitais, clínicas, unidades básicas de saúde (UBSs), Unidades de Pronto Atendimento (UPAs) e laboratórios, tanto em serviços públicos quanto privados: a demora nas</w:t>
+        <w:t xml:space="preserve">et al</w:t>
+      </w:r>
+      <w:r>
+        <w:t xml:space="preserve">. Development and evaluation of eHealth services regarding accessibility: scoping literature review.</w:t>
       </w:r>
       <w:r>
         <w:t xml:space="preserve"> </w:t>
@@ -343,13 +626,10 @@
           <w:b/>
           <w:bCs/>
         </w:rPr>
-        <w:t xml:space="preserve">filas presenciais</w:t>
-      </w:r>
-      <w:r>
-        <w:t xml:space="preserve"> </w:t>
-      </w:r>
-      <w:r>
-        <w:t xml:space="preserve">de atendimento e a falta de informações claras sobre a posição do usuário na fila ou sobre o tempo estimado para atendimento.</w:t>
+        <w:t xml:space="preserve">Journal of Medical Internet Research</w:t>
+      </w:r>
+      <w:r>
+        <w:t xml:space="preserve">, v. 25, 2023.</w:t>
       </w:r>
     </w:p>
     <w:p>
@@ -357,15 +637,7 @@
         <w:pStyle w:val="BodyText"/>
       </w:pPr>
       <w:r>
-        <w:t xml:space="preserve">O tempo de espera na fila presencial depende essencialmente do tipo de unidade e da classificação de risco (triagem). Nas UBSs, a demanda espontânea é uma parcela importante dos atendimentos e frequentemente geram filas presenciais de pessoas aguardando uma senha para agendar uma consulta. Em todos os serviços de saúde de porta aberta, estratégias de gestão da demanda, no sentido de adequar a oferta para garantir o atendimento ao menor tempo possível, são um grande desafio (Giannotti; Louvison; Chioro, 2025).</w:t>
-      </w:r>
-    </w:p>
-    <w:p>
-      <w:pPr>
-        <w:pStyle w:val="BodyText"/>
-      </w:pPr>
-      <w:r>
-        <w:t xml:space="preserve">A depender da natureza da unidade, o atendimento não funciona exatamente por ordem de chegada, pois pode depender da classificação de risco, sobretudo em serviços de urgência e emergência. Um estudo realizado em um hospital de urgência mostrou que os pacientes aguardaram por atendimento médico em tempo superior ao recomendado, evidenciando as dificuldades enfrentadas pelos usuários para acessar os serviços de saúde (Chianca</w:t>
+        <w:t xml:space="preserve">KESSEL, Robin Van</w:t>
       </w:r>
       <w:r>
         <w:t xml:space="preserve"> </w:t>
@@ -375,10 +647,23 @@
           <w:i/>
           <w:iCs/>
         </w:rPr>
-        <w:t xml:space="preserve">et al.</w:t>
-      </w:r>
-      <w:r>
-        <w:t xml:space="preserve">, 2017).</w:t>
+        <w:t xml:space="preserve">et al</w:t>
+      </w:r>
+      <w:r>
+        <w:t xml:space="preserve">. Digital health paradox: international policy perspectives to address increased health inequalities for people living with disabilities.</w:t>
+      </w:r>
+      <w:r>
+        <w:t xml:space="preserve"> </w:t>
+      </w:r>
+      <w:r>
+        <w:rPr>
+          <w:b/>
+          <w:bCs/>
+        </w:rPr>
+        <w:t xml:space="preserve">Journal of Medical Internet Research</w:t>
+      </w:r>
+      <w:r>
+        <w:t xml:space="preserve">, Toronto, v. 24, n. 2, 2022.</w:t>
       </w:r>
     </w:p>
     <w:p>
@@ -386,7 +671,7 @@
         <w:pStyle w:val="BodyText"/>
       </w:pPr>
       <w:r>
-        <w:t xml:space="preserve">A literatura demonstra que tempos prolongados de espera estão associados à redução da satisfação dos usuários e à percepção negativa da qualidade dos serviços de saúde (Aggarwal</w:t>
+        <w:t xml:space="preserve">MELO, Daiane Celestino</w:t>
       </w:r>
       <w:r>
         <w:t xml:space="preserve"> </w:t>
@@ -396,10 +681,31 @@
           <w:i/>
           <w:iCs/>
         </w:rPr>
-        <w:t xml:space="preserve">et al.</w:t>
-      </w:r>
-      <w:r>
-        <w:t xml:space="preserve">, 2022). Também há prejuízos à experiência do usuário e necessidade de permanência física na unidade por tempo demasiado. A espera prolongada está associada à aglomeração de pacientes, falhas na comunicação com os usuários, aumento do estresse, absenteísmo em consultas e redução da eficiência operacional dos serviços de saúde, constituindo importante barreira ao acesso oportuno à assistência (Thompson</w:t>
+        <w:t xml:space="preserve">et al</w:t>
+      </w:r>
+      <w:r>
+        <w:t xml:space="preserve">. Acessibilidade aos serviços de saúde e posição dos usuários no espaço social em Salvador, Bahia, 2006: um estudo transversal.</w:t>
+      </w:r>
+      <w:r>
+        <w:t xml:space="preserve"> </w:t>
+      </w:r>
+      <w:r>
+        <w:rPr>
+          <w:b/>
+          <w:bCs/>
+        </w:rPr>
+        <w:t xml:space="preserve">Epidemiol. Serv. Saúde</w:t>
+      </w:r>
+      <w:r>
+        <w:t xml:space="preserve">, v. 30, n. 2, 2021.</w:t>
+      </w:r>
+    </w:p>
+    <w:p>
+      <w:pPr>
+        <w:pStyle w:val="BodyText"/>
+      </w:pPr>
+      <w:r>
+        <w:t xml:space="preserve">THOMPSON, Yee Lam Elim</w:t>
       </w:r>
       <w:r>
         <w:t xml:space="preserve"> </w:t>
@@ -409,586 +715,38 @@
           <w:i/>
           <w:iCs/>
         </w:rPr>
-        <w:t xml:space="preserve">et al.</w:t>
-      </w:r>
-      <w:r>
-        <w:t xml:space="preserve">, 2023).</w:t>
-      </w:r>
-    </w:p>
-    <w:p>
-      <w:pPr>
-        <w:pStyle w:val="BodyText"/>
-      </w:pPr>
-      <w:r>
-        <w:t xml:space="preserve">O problema é ainda mais grave para idosos, gestantes, pessoas com deficiência e pacientes com doenças crônicas. Embora existam dispositivos legais que assegurem atendimento prioritário, pessoas com deficiência frequentemente enfrentam barreiras adicionais relacionadas à acessibilidade física e digital dos serviços de saúde (Farias</w:t>
-      </w:r>
-      <w:r>
-        <w:t xml:space="preserve"> </w:t>
-      </w:r>
-      <w:r>
-        <w:rPr>
-          <w:i/>
-          <w:iCs/>
-        </w:rPr>
-        <w:t xml:space="preserve">et al.</w:t>
-      </w:r>
-      <w:r>
-        <w:t xml:space="preserve">, 2023; Ha</w:t>
-      </w:r>
-      <w:r>
-        <w:t xml:space="preserve"> </w:t>
-      </w:r>
-      <w:r>
-        <w:rPr>
-          <w:i/>
-          <w:iCs/>
-        </w:rPr>
-        <w:t xml:space="preserve">et al.</w:t>
-      </w:r>
-      <w:r>
-        <w:t xml:space="preserve">, 2023; Clemente</w:t>
-      </w:r>
-      <w:r>
-        <w:t xml:space="preserve"> </w:t>
-      </w:r>
-      <w:r>
-        <w:rPr>
-          <w:i/>
-          <w:iCs/>
-        </w:rPr>
-        <w:t xml:space="preserve">et al.</w:t>
-      </w:r>
-      <w:r>
-        <w:t xml:space="preserve">, 2022).</w:t>
-      </w:r>
-    </w:p>
-    <w:p>
-      <w:pPr>
-        <w:pStyle w:val="BodyText"/>
-      </w:pPr>
-      <w:r>
-        <w:t xml:space="preserve">Além disso, indivíduos com deficiência visual, auditiva, limitações motoras ou idosos podem apresentar dificuldades para acompanhar chamadas de atendimento realizadas exclusivamente por painéis visuais ou anúncios sonoros. Revisões recentes sobre acessibilidade em serviços digitais de saúde destacam a necessidade de considerar princípios de acessibilidade e inclusão durante o desenvolvimento de soluções digitais (Jonsson</w:t>
-      </w:r>
-      <w:r>
-        <w:t xml:space="preserve"> </w:t>
-      </w:r>
-      <w:r>
-        <w:rPr>
-          <w:i/>
-          <w:iCs/>
-        </w:rPr>
-        <w:t xml:space="preserve">et al.</w:t>
-      </w:r>
-      <w:r>
-        <w:t xml:space="preserve">, 2023; Ha</w:t>
-      </w:r>
-      <w:r>
-        <w:t xml:space="preserve"> </w:t>
-      </w:r>
-      <w:r>
-        <w:rPr>
-          <w:i/>
-          <w:iCs/>
-        </w:rPr>
-        <w:t xml:space="preserve">et al.</w:t>
-      </w:r>
-      <w:r>
-        <w:t xml:space="preserve">, 2023; Farias</w:t>
-      </w:r>
-      <w:r>
-        <w:t xml:space="preserve"> </w:t>
-      </w:r>
-      <w:r>
-        <w:rPr>
-          <w:i/>
-          <w:iCs/>
-        </w:rPr>
-        <w:t xml:space="preserve">et al.</w:t>
-      </w:r>
-      <w:r>
-        <w:t xml:space="preserve">, 2023).</w:t>
-      </w:r>
-    </w:p>
-    <w:p>
-      <w:pPr>
-        <w:pStyle w:val="BodyText"/>
-      </w:pPr>
-      <w:r>
-        <w:t xml:space="preserve">O contexto sobre o qual estamos nos referindo aqui não é recente e já foi alvo de projetos cujos objetivos não foram satisfatoriamente alcançados (Melo</w:t>
-      </w:r>
-      <w:r>
-        <w:t xml:space="preserve"> </w:t>
-      </w:r>
-      <w:r>
-        <w:rPr>
-          <w:i/>
-          <w:iCs/>
-        </w:rPr>
-        <w:t xml:space="preserve">et al.</w:t>
-      </w:r>
-      <w:r>
-        <w:t xml:space="preserve">, 2021).</w:t>
-      </w:r>
-    </w:p>
-    <w:p>
-      <w:pPr>
-        <w:pStyle w:val="BodyText"/>
-      </w:pPr>
-      <w:r>
-        <w:t xml:space="preserve">Diante desse cenário, surge a necessidade de desenvolver soluções tecnológicas capazes de promover maior eficiência na gestão das filas, reduzir o tempo de permanência dos usuários nas unidades de saúde e garantir acessibilidade para todos os pacientes. Tecnologias móveis e sistemas inteligentes de monitoramento têm demonstrado potencial para otimizar fluxos assistenciais, melhorar a comunicação entre usuários e serviços e aumentar a eficiência operacional das instituições de saúde (Aggarwal</w:t>
-      </w:r>
-      <w:r>
-        <w:t xml:space="preserve"> </w:t>
-      </w:r>
-      <w:r>
-        <w:rPr>
-          <w:i/>
-          <w:iCs/>
-        </w:rPr>
-        <w:t xml:space="preserve">et al.</w:t>
-      </w:r>
-      <w:r>
-        <w:t xml:space="preserve">, 2022).</w:t>
-      </w:r>
-    </w:p>
-    <w:p>
-      <w:pPr>
-        <w:pStyle w:val="BodyText"/>
-      </w:pPr>
-      <w:r>
-        <w:t xml:space="preserve">Nesse contexto, o problema que buscamos resolver é o seguinte:</w:t>
-      </w:r>
-    </w:p>
-    <w:p>
-      <w:pPr>
-        <w:pStyle w:val="BlockText"/>
-      </w:pPr>
+        <w:t xml:space="preserve">et al</w:t>
+      </w:r>
+      <w:r>
+        <w:t xml:space="preserve">. Evaluation of wait time saving effectiveness of triage algorithms.</w:t>
+      </w:r>
+      <w:r>
+        <w:t xml:space="preserve"> </w:t>
+      </w:r>
       <w:r>
         <w:rPr>
           <w:b/>
           <w:bCs/>
         </w:rPr>
-        <w:t xml:space="preserve">Como reduzir o tempo de permanência física dos usuários nas unidades de saúde e aumentar a previsibilidade do atendimento por meio de uma solução digital acessível e inclusiva?</w:t>
-      </w:r>
-    </w:p>
-    <w:p>
-      <w:r>
-        <w:pict>
-          <v:rect style="width:0;height:1.5pt" o:hralign="center" o:hrstd="t" o:hr="t"/>
-        </w:pict>
-      </w:r>
-    </w:p>
-    <w:p>
-      <w:pPr>
-        <w:pStyle w:val="FirstParagraph"/>
+        <w:t xml:space="preserve">arXiv:2303.07050</w:t>
+      </w:r>
+      <w:r>
+        <w:t xml:space="preserve">, v. 1, 2023.</w:t>
+      </w:r>
+    </w:p>
+    <w:p>
+      <w:pPr>
+        <w:pStyle w:val="BodyText"/>
       </w:pPr>
       <w:r>
         <w:rPr>
           <w:b/>
           <w:bCs/>
         </w:rPr>
-        <w:t xml:space="preserve">Observação importante do autor (transcrita do WhatsApp 12/06 ~18:17):</w:t>
-      </w:r>
-      <w:r>
-        <w:br/>
-      </w:r>
-      <w:r>
-        <w:t xml:space="preserve">“Estudando eu vi que quando nos referimos a filas no serviço de saúde, a literatura também se remete a filas esperando meses por um atendimento. Pelo que entendi, aqui nos referimos a filas presenciais, por isso, no texto eu tentei referir sempre como fila presencial para não confundir com o outro tipo.”</w:t>
-      </w:r>
-    </w:p>
-    <w:p>
-      <w:pPr>
-        <w:pStyle w:val="BodyText"/>
-      </w:pPr>
-      <w:r>
-        <w:t xml:space="preserve">Isso justifica o uso consistente do termo</w:t>
-      </w:r>
-      <w:r>
-        <w:t xml:space="preserve"> </w:t>
-      </w:r>
-      <w:r>
-        <w:rPr>
-          <w:b/>
-          <w:bCs/>
-        </w:rPr>
-        <w:t xml:space="preserve">“fila presencial”</w:t>
-      </w:r>
-      <w:r>
-        <w:t xml:space="preserve"> </w:t>
-      </w:r>
-      <w:r>
-        <w:t xml:space="preserve">ao longo de todo o texto.</w:t>
-      </w:r>
-    </w:p>
-    <w:p>
-      <w:r>
-        <w:pict>
-          <v:rect style="width:0;height:1.5pt" o:hralign="center" o:hrstd="t" o:hr="t"/>
-        </w:pict>
-      </w:r>
-    </w:p>
-    <w:p>
-      <w:pPr>
-        <w:pStyle w:val="FirstParagraph"/>
-      </w:pPr>
-      <w:r>
-        <w:rPr>
-          <w:b/>
-          <w:bCs/>
-        </w:rPr>
-        <w:t xml:space="preserve">Referências (conforme enviadas por Rios no documento):</w:t>
-      </w:r>
-    </w:p>
-    <w:p>
-      <w:pPr>
-        <w:pStyle w:val="BodyText"/>
-      </w:pPr>
-      <w:r>
-        <w:t xml:space="preserve">AGGARWAL, Ravi</w:t>
-      </w:r>
-      <w:r>
-        <w:t xml:space="preserve"> </w:t>
-      </w:r>
-      <w:r>
-        <w:rPr>
-          <w:i/>
-          <w:iCs/>
-        </w:rPr>
-        <w:t xml:space="preserve">et al</w:t>
-      </w:r>
-      <w:r>
-        <w:t xml:space="preserve">. Defining the enablers and barriers to the implementation of large-scale, health care-related mobile technology: qualitative case study in a tertiary hospital setting.</w:t>
-      </w:r>
-      <w:r>
-        <w:t xml:space="preserve"> </w:t>
-      </w:r>
-      <w:r>
-        <w:rPr>
-          <w:b/>
-          <w:bCs/>
-        </w:rPr>
-        <w:t xml:space="preserve">JMIR mHealth and uHealth</w:t>
-      </w:r>
-      <w:r>
-        <w:t xml:space="preserve">, Toronto, v. 10, n. 2, 2022.</w:t>
-      </w:r>
-    </w:p>
-    <w:p>
-      <w:pPr>
-        <w:pStyle w:val="BodyText"/>
-      </w:pPr>
-      <w:r>
-        <w:t xml:space="preserve">CHIANCA, Tânia Couto Machado</w:t>
-      </w:r>
-      <w:r>
-        <w:t xml:space="preserve"> </w:t>
-      </w:r>
-      <w:r>
-        <w:rPr>
-          <w:i/>
-          <w:iCs/>
-        </w:rPr>
-        <w:t xml:space="preserve">et al</w:t>
-      </w:r>
-      <w:r>
-        <w:t xml:space="preserve">. Tempos de espera para atendimento usando sistema de triagem de Manchester em um hospital de urgência.</w:t>
-      </w:r>
-      <w:r>
-        <w:t xml:space="preserve"> </w:t>
-      </w:r>
-      <w:r>
-        <w:rPr>
-          <w:b/>
-          <w:bCs/>
-        </w:rPr>
-        <w:t xml:space="preserve">Reme: Revista Mineira de Enfermagem</w:t>
-      </w:r>
-      <w:r>
-        <w:t xml:space="preserve">, v. 20, 2016.</w:t>
-      </w:r>
-    </w:p>
-    <w:p>
-      <w:pPr>
-        <w:pStyle w:val="BodyText"/>
-      </w:pPr>
-      <w:r>
-        <w:t xml:space="preserve">CLEMENTE, Karina Aparecida Padilha</w:t>
-      </w:r>
-      <w:r>
-        <w:t xml:space="preserve"> </w:t>
-      </w:r>
-      <w:r>
-        <w:rPr>
-          <w:i/>
-          <w:iCs/>
-        </w:rPr>
-        <w:t xml:space="preserve">et al</w:t>
-      </w:r>
-      <w:r>
-        <w:t xml:space="preserve">. Barreiras ao acesso das pessoas com deficiência aos serviços de saúde: uma revisão de escopo.</w:t>
-      </w:r>
-      <w:r>
-        <w:t xml:space="preserve"> </w:t>
-      </w:r>
-      <w:r>
-        <w:rPr>
-          <w:b/>
-          <w:bCs/>
-        </w:rPr>
-        <w:t xml:space="preserve">Revista de Saúde Pública</w:t>
-      </w:r>
-      <w:r>
-        <w:t xml:space="preserve">, v. 56, n. 64, 2022.</w:t>
-      </w:r>
-    </w:p>
-    <w:p>
-      <w:pPr>
-        <w:pStyle w:val="BodyText"/>
-      </w:pPr>
-      <w:r>
-        <w:t xml:space="preserve">FARIAS, Tássia Mayra Oliveira</w:t>
-      </w:r>
-      <w:r>
-        <w:t xml:space="preserve"> </w:t>
-      </w:r>
-      <w:r>
-        <w:rPr>
-          <w:i/>
-          <w:iCs/>
-        </w:rPr>
-        <w:t xml:space="preserve">et al</w:t>
-      </w:r>
-      <w:r>
-        <w:t xml:space="preserve">. O estreito acesso das Pessoas com Deficiência aos serviços de saúde em uma capital nordestina.</w:t>
-      </w:r>
-      <w:r>
-        <w:t xml:space="preserve"> </w:t>
-      </w:r>
-      <w:r>
-        <w:rPr>
-          <w:b/>
-          <w:bCs/>
-        </w:rPr>
-        <w:t xml:space="preserve">Ciênc. saúde coletiva</w:t>
-      </w:r>
-      <w:r>
-        <w:t xml:space="preserve">, v. 28, n. 5, 2023.</w:t>
-      </w:r>
-    </w:p>
-    <w:p>
-      <w:pPr>
-        <w:pStyle w:val="BodyText"/>
-      </w:pPr>
-      <w:r>
-        <w:t xml:space="preserve">GIANNOTTI, Elaine Maria; LOUVISON, Marília; CHIORO, Arthur. Listas de espera na atenção ambulatorial especializada: reflexões sobre um conceito crítico para o Sistema Único de Saúde.</w:t>
-      </w:r>
-      <w:r>
-        <w:t xml:space="preserve"> </w:t>
-      </w:r>
-      <w:r>
-        <w:rPr>
-          <w:b/>
-          <w:bCs/>
-        </w:rPr>
-        <w:t xml:space="preserve">Cad. Saúde Pública</w:t>
-      </w:r>
-      <w:r>
-        <w:t xml:space="preserve">, v. 41, n. 6, 2025.</w:t>
-      </w:r>
-    </w:p>
-    <w:p>
-      <w:pPr>
-        <w:pStyle w:val="BodyText"/>
-      </w:pPr>
-      <w:r>
-        <w:t xml:space="preserve">HA, Sandeul</w:t>
-      </w:r>
-      <w:r>
-        <w:t xml:space="preserve"> </w:t>
-      </w:r>
-      <w:r>
-        <w:rPr>
-          <w:i/>
-          <w:iCs/>
-        </w:rPr>
-        <w:t xml:space="preserve">et al</w:t>
-      </w:r>
-      <w:r>
-        <w:t xml:space="preserve">. Digital health equity and tailored health care service for people with disability: user-centered design and usability study.</w:t>
-      </w:r>
-      <w:r>
-        <w:t xml:space="preserve"> </w:t>
-      </w:r>
-      <w:r>
-        <w:rPr>
-          <w:b/>
-          <w:bCs/>
-        </w:rPr>
-        <w:t xml:space="preserve">Journal of Medical Internet Research</w:t>
-      </w:r>
-      <w:r>
-        <w:t xml:space="preserve">, v. 25, 2023.</w:t>
-      </w:r>
-    </w:p>
-    <w:p>
-      <w:pPr>
-        <w:pStyle w:val="BodyText"/>
-      </w:pPr>
-      <w:r>
-        <w:t xml:space="preserve">JONSSON, Marika</w:t>
-      </w:r>
-      <w:r>
-        <w:t xml:space="preserve"> </w:t>
-      </w:r>
-      <w:r>
-        <w:rPr>
-          <w:i/>
-          <w:iCs/>
-        </w:rPr>
-        <w:t xml:space="preserve">et al</w:t>
-      </w:r>
-      <w:r>
-        <w:t xml:space="preserve">. Development and evaluation of eHealth services regarding accessibility: scoping literature review.</w:t>
-      </w:r>
-      <w:r>
-        <w:t xml:space="preserve"> </w:t>
-      </w:r>
-      <w:r>
-        <w:rPr>
-          <w:b/>
-          <w:bCs/>
-        </w:rPr>
-        <w:t xml:space="preserve">Journal of Medical Internet Research</w:t>
-      </w:r>
-      <w:r>
-        <w:t xml:space="preserve">, v. 25, 2023.</w:t>
-      </w:r>
-    </w:p>
-    <w:p>
-      <w:pPr>
-        <w:pStyle w:val="BodyText"/>
-      </w:pPr>
-      <w:r>
-        <w:t xml:space="preserve">KESSEL, Robin Van</w:t>
-      </w:r>
-      <w:r>
-        <w:t xml:space="preserve"> </w:t>
-      </w:r>
-      <w:r>
-        <w:rPr>
-          <w:i/>
-          <w:iCs/>
-        </w:rPr>
-        <w:t xml:space="preserve">et al</w:t>
-      </w:r>
-      <w:r>
-        <w:t xml:space="preserve">. Digital health paradox: international policy perspectives to address increased health inequalities for people living with disabilities.</w:t>
-      </w:r>
-      <w:r>
-        <w:t xml:space="preserve"> </w:t>
-      </w:r>
-      <w:r>
-        <w:rPr>
-          <w:b/>
-          <w:bCs/>
-        </w:rPr>
-        <w:t xml:space="preserve">Journal of Medical Internet Research</w:t>
-      </w:r>
-      <w:r>
-        <w:t xml:space="preserve">, Toronto, v. 24, n. 2, 2022.</w:t>
-      </w:r>
-    </w:p>
-    <w:p>
-      <w:pPr>
-        <w:pStyle w:val="BodyText"/>
-      </w:pPr>
-      <w:r>
-        <w:t xml:space="preserve">MELO, Daiane Celestino</w:t>
-      </w:r>
-      <w:r>
-        <w:t xml:space="preserve"> </w:t>
-      </w:r>
-      <w:r>
-        <w:rPr>
-          <w:i/>
-          <w:iCs/>
-        </w:rPr>
-        <w:t xml:space="preserve">et al</w:t>
-      </w:r>
-      <w:r>
-        <w:t xml:space="preserve">. Acessibilidade aos serviços de saúde e posição dos usuários no espaço social em Salvador, Bahia, 2006: um estudo transversal.</w:t>
-      </w:r>
-      <w:r>
-        <w:t xml:space="preserve"> </w:t>
-      </w:r>
-      <w:r>
-        <w:rPr>
-          <w:b/>
-          <w:bCs/>
-        </w:rPr>
-        <w:t xml:space="preserve">Epidemiol. Serv. Saúde</w:t>
-      </w:r>
-      <w:r>
-        <w:t xml:space="preserve">, v. 30, n. 2, 2021.</w:t>
-      </w:r>
-    </w:p>
-    <w:p>
-      <w:pPr>
-        <w:pStyle w:val="BodyText"/>
-      </w:pPr>
-      <w:r>
-        <w:t xml:space="preserve">THOMPSON, Yee Lam Elim</w:t>
-      </w:r>
-      <w:r>
-        <w:t xml:space="preserve"> </w:t>
-      </w:r>
-      <w:r>
-        <w:rPr>
-          <w:i/>
-          <w:iCs/>
-        </w:rPr>
-        <w:t xml:space="preserve">et al</w:t>
-      </w:r>
-      <w:r>
-        <w:t xml:space="preserve">. Evaluation of wait time saving effectiveness of triage algorithms.</w:t>
-      </w:r>
-      <w:r>
-        <w:t xml:space="preserve"> </w:t>
-      </w:r>
-      <w:r>
-        <w:rPr>
-          <w:b/>
-          <w:bCs/>
-        </w:rPr>
-        <w:t xml:space="preserve">arXiv:2303.07050</w:t>
-      </w:r>
-      <w:r>
-        <w:t xml:space="preserve">, v. 1, 2023.</w:t>
-      </w:r>
-    </w:p>
-    <w:p>
-      <w:r>
-        <w:pict>
-          <v:rect style="width:0;height:1.5pt" o:hralign="center" o:hrstd="t" o:hr="t"/>
-        </w:pict>
-      </w:r>
-    </w:p>
-    <w:p>
-      <w:pPr>
-        <w:pStyle w:val="FirstParagraph"/>
-      </w:pPr>
-      <w:r>
-        <w:rPr>
-          <w:b/>
-          <w:bCs/>
-        </w:rPr>
         <w:t xml:space="preserve">Status (12/06/2026, 22:20):</w:t>
       </w:r>
       <w:r>
         <w:t xml:space="preserve"> </w:t>
-      </w:r>
-      <w:r>
-        <w:t xml:space="preserve">✅</w:t>
       </w:r>
       <w:r>
         <w:t xml:space="preserve"> </w:t>
@@ -1146,7 +904,7 @@
         <w:t xml:space="preserve"> </w:t>
       </w:r>
       <w:r>
-        <w:t xml:space="preserve">— conforme o próprio Rios pediu no WhatsApp:</w:t>
+        <w:t xml:space="preserve"> conforme o próprio Rios pediu no WhatsApp:</w:t>
       </w:r>
       <w:r>
         <w:t xml:space="preserve"> </w:t>
@@ -1200,7 +958,7 @@
         <w:t xml:space="preserve"> </w:t>
       </w:r>
       <w:r>
-        <w:t xml:space="preserve">Leia este arquivo na íntegra → vá para a</w:t>
+        <w:t xml:space="preserve">Leia este arquivo na íntegra  vá para a</w:t>
       </w:r>
       <w:r>
         <w:t xml:space="preserve"> </w:t>
@@ -1215,14 +973,7 @@
         <w:t xml:space="preserve"> </w:t>
       </w:r>
       <w:r>
-        <w:t xml:space="preserve">→ marque decisões no Painel → sugira alterações aqui se necessário.</w:t>
-      </w:r>
-    </w:p>
-    <w:p>
-      <w:r>
-        <w:pict>
-          <v:rect style="width:0;height:1.5pt" o:hralign="center" o:hrstd="t" o:hr="t"/>
-        </w:pict>
+        <w:t xml:space="preserve"> marque decisões no Painel  sugira alterações aqui se necessário.</w:t>
       </w:r>
     </w:p>
     <w:bookmarkEnd w:id="20"/>
@@ -1312,7 +1063,7 @@
         <w:t xml:space="preserve"> </w:t>
       </w:r>
       <w:r>
-        <w:t xml:space="preserve">que ocorre no dia da chegada à unidade (guichê → sala de espera → triagem → atendimento).</w:t>
+        <w:t xml:space="preserve">que ocorre no dia da chegada à unidade (guichê  sala de espera  triagem  atendimento).</w:t>
       </w:r>
     </w:p>
     <w:p>
@@ -1339,13 +1090,6 @@
         <w:t xml:space="preserve">evita confusão e deixa claro o escopo do problema que estamos atacando com o app.</w:t>
       </w:r>
     </w:p>
-    <w:p>
-      <w:r>
-        <w:pict>
-          <v:rect style="width:0;height:1.5pt" o:hralign="center" o:hrstd="t" o:hr="t"/>
-        </w:pict>
-      </w:r>
-    </w:p>
     <w:bookmarkEnd w:id="21"/>
     <w:bookmarkStart w:id="22" w:name="contribuição-técnica-adicional-byod"/>
     <w:p>
@@ -1366,15 +1110,7 @@
     </w:p>
     <w:p>
       <w:pPr>
-        <w:pStyle w:val="BlockText"/>
-      </w:pPr>
-      <w:r>
-        <w:t xml:space="preserve">“Se nossa solução for um aplicativo para dispositivo móvel, podemos sinalizar o BYOD, utilizando gerenciamento de dispositivos móveis para acompanhamento de senha em tempo real.”</w:t>
-      </w:r>
-    </w:p>
-    <w:p>
-      <w:pPr>
-        <w:pStyle w:val="FirstParagraph"/>
+        <w:pStyle w:val="BodyText"/>
       </w:pPr>
       <w:r>
         <w:rPr>
@@ -1468,13 +1204,6 @@
       </w:r>
       <w:r>
         <w:t xml:space="preserve">Sugestão registrada. Deve ser discutida quando o grupo definir o escopo técnico do protótipo (se o app será web responsivo, nativo, PWA, etc.).</w:t>
-      </w:r>
-    </w:p>
-    <w:p>
-      <w:r>
-        <w:pict>
-          <v:rect style="width:0;height:1.5pt" o:hralign="center" o:hrstd="t" o:hr="t"/>
-        </w:pict>
       </w:r>
     </w:p>
     <w:bookmarkEnd w:id="22"/>
@@ -1496,7 +1225,141 @@
         </w:numPr>
       </w:pPr>
       <w:r>
-        <w:t xml:space="preserve">Criar estrutura + colar texto completo de Rios (12/06).</w:t>
+        <w:t xml:space="preserve"> Criar estrutura + colar texto completo de Rios (12/06).</w:t>
+      </w:r>
+    </w:p>
+    <w:p>
+      <w:pPr>
+        <w:pStyle w:val="Compact"/>
+        <w:numPr>
+          <w:ilvl w:val="0"/>
+          <w:numId w:val="1003"/>
+        </w:numPr>
+      </w:pPr>
+      <w:r>
+        <w:t xml:space="preserve"> Integrar como base oficial na</w:t>
+      </w:r>
+      <w:r>
+        <w:t xml:space="preserve"> </w:t>
+      </w:r>
+      <w:r>
+        <w:rPr>
+          <w:rStyle w:val="VerbatimChar"/>
+        </w:rPr>
+        <w:t xml:space="preserve">proposta.md</w:t>
+      </w:r>
+      <w:r>
+        <w:t xml:space="preserve"> </w:t>
+      </w:r>
+      <w:r>
+        <w:t xml:space="preserve">(resumo executivo + pergunta central + diferencial).</w:t>
+      </w:r>
+    </w:p>
+    <w:p>
+      <w:pPr>
+        <w:pStyle w:val="Compact"/>
+        <w:numPr>
+          <w:ilvl w:val="0"/>
+          <w:numId w:val="1003"/>
+        </w:numPr>
+      </w:pPr>
+      <w:r>
+        <w:t xml:space="preserve"> Atualizar Index-Geral, decisoes.md, ata-decisoes.md e material-fonte/README.md.</w:t>
+      </w:r>
+    </w:p>
+    <w:p>
+      <w:pPr>
+        <w:pStyle w:val="Compact"/>
+        <w:numPr>
+          <w:ilvl w:val="0"/>
+          <w:numId w:val="1003"/>
+        </w:numPr>
+      </w:pPr>
+      <w:r>
+        <w:t xml:space="preserve"> </w:t>
+      </w:r>
+      <w:r>
+        <w:rPr>
+          <w:b/>
+          <w:bCs/>
+        </w:rPr>
+        <w:t xml:space="preserve">Grupo revisa e sugere alterações/adequações</w:t>
+      </w:r>
+      <w:r>
+        <w:t xml:space="preserve"> </w:t>
+      </w:r>
+      <w:r>
+        <w:t xml:space="preserve">(Rios autorizou explicitamente:</w:t>
+      </w:r>
+      <w:r>
+        <w:t xml:space="preserve"> </w:t>
+      </w:r>
+      <w:r>
+        <w:t xml:space="preserve">“fiquem à vontade para alterar ou sugerir adequações”</w:t>
+      </w:r>
+      <w:r>
+        <w:t xml:space="preserve">).</w:t>
+      </w:r>
+    </w:p>
+    <w:p>
+      <w:pPr>
+        <w:pStyle w:val="Compact"/>
+        <w:numPr>
+          <w:ilvl w:val="0"/>
+          <w:numId w:val="1003"/>
+        </w:numPr>
+      </w:pPr>
+      <w:r>
+        <w:t xml:space="preserve"> Após revisões do grupo, consolidar versão final para a apresentação de 29/06.</w:t>
+      </w:r>
+    </w:p>
+    <w:p>
+      <w:pPr>
+        <w:pStyle w:val="Compact"/>
+        <w:numPr>
+          <w:ilvl w:val="0"/>
+          <w:numId w:val="1003"/>
+        </w:numPr>
+      </w:pPr>
+      <w:r>
+        <w:t xml:space="preserve"> Manter este arquivo como a fonte única da problematização (qualquer mudança aqui deve refletir na proposta).</w:t>
+      </w:r>
+    </w:p>
+    <w:p>
+      <w:pPr>
+        <w:pStyle w:val="FirstParagraph"/>
+      </w:pPr>
+      <w:r>
+        <w:rPr>
+          <w:b/>
+          <w:bCs/>
+        </w:rPr>
+        <w:t xml:space="preserve">Lembrete do chat:</w:t>
+      </w:r>
+      <w:r>
+        <w:t xml:space="preserve"> </w:t>
+      </w:r>
+      <w:r>
+        <w:t xml:space="preserve">Depois que este arquivo foi feito, a próxima pessoa faz o dela, e o grupo revisa coletivamente</w:t>
+      </w:r>
+      <w:r>
+        <w:t xml:space="preserve"> </w:t>
+      </w:r>
+      <w:r>
+        <w:t xml:space="preserve">“o que ele passou nessa proposta e qual foi de fato a fala”</w:t>
+      </w:r>
+      <w:r>
+        <w:t xml:space="preserve">.</w:t>
+      </w:r>
+    </w:p>
+    <w:bookmarkEnd w:id="23"/>
+    <w:bookmarkStart w:id="30" w:name="links-relacionados"/>
+    <w:p>
+      <w:pPr>
+        <w:pStyle w:val="Heading2"/>
+      </w:pPr>
+      <w:r>
+        <w:t xml:space="preserve">5. Links Relacionados</w:t>
       </w:r>
     </w:p>
     <w:p>
@@ -1505,144 +1368,6 @@
         <w:numPr>
           <w:ilvl w:val="0"/>
           <w:numId w:val="1004"/>
-        </w:numPr>
-      </w:pPr>
-      <w:r>
-        <w:t xml:space="preserve">Integrar como base oficial na</w:t>
-      </w:r>
-      <w:r>
-        <w:t xml:space="preserve"> </w:t>
-      </w:r>
-      <w:r>
-        <w:rPr>
-          <w:rStyle w:val="VerbatimChar"/>
-        </w:rPr>
-        <w:t xml:space="preserve">proposta.md</w:t>
-      </w:r>
-      <w:r>
-        <w:t xml:space="preserve"> </w:t>
-      </w:r>
-      <w:r>
-        <w:t xml:space="preserve">(resumo executivo + pergunta central + diferencial).</w:t>
-      </w:r>
-    </w:p>
-    <w:p>
-      <w:pPr>
-        <w:pStyle w:val="Compact"/>
-        <w:numPr>
-          <w:ilvl w:val="0"/>
-          <w:numId w:val="1005"/>
-        </w:numPr>
-      </w:pPr>
-      <w:r>
-        <w:t xml:space="preserve">Atualizar Index-Geral, decisoes.md, ata-decisoes.md e material-fonte/README.md.</w:t>
-      </w:r>
-    </w:p>
-    <w:p>
-      <w:pPr>
-        <w:pStyle w:val="Compact"/>
-        <w:numPr>
-          <w:ilvl w:val="0"/>
-          <w:numId w:val="1006"/>
-        </w:numPr>
-      </w:pPr>
-      <w:r>
-        <w:rPr>
-          <w:b/>
-          <w:bCs/>
-        </w:rPr>
-        <w:t xml:space="preserve">Grupo revisa e sugere alterações/adequações</w:t>
-      </w:r>
-      <w:r>
-        <w:t xml:space="preserve"> </w:t>
-      </w:r>
-      <w:r>
-        <w:t xml:space="preserve">(Rios autorizou explicitamente:</w:t>
-      </w:r>
-      <w:r>
-        <w:t xml:space="preserve"> </w:t>
-      </w:r>
-      <w:r>
-        <w:t xml:space="preserve">“fiquem à vontade para alterar ou sugerir adequações”</w:t>
-      </w:r>
-      <w:r>
-        <w:t xml:space="preserve">).</w:t>
-      </w:r>
-    </w:p>
-    <w:p>
-      <w:pPr>
-        <w:pStyle w:val="Compact"/>
-        <w:numPr>
-          <w:ilvl w:val="0"/>
-          <w:numId w:val="1007"/>
-        </w:numPr>
-      </w:pPr>
-      <w:r>
-        <w:t xml:space="preserve">Após revisões do grupo, consolidar versão final para a apresentação de 29/06.</w:t>
-      </w:r>
-    </w:p>
-    <w:p>
-      <w:pPr>
-        <w:pStyle w:val="Compact"/>
-        <w:numPr>
-          <w:ilvl w:val="0"/>
-          <w:numId w:val="1008"/>
-        </w:numPr>
-      </w:pPr>
-      <w:r>
-        <w:t xml:space="preserve">Manter este arquivo como a fonte única da problematização (qualquer mudança aqui deve refletir na proposta).</w:t>
-      </w:r>
-    </w:p>
-    <w:p>
-      <w:pPr>
-        <w:pStyle w:val="FirstParagraph"/>
-      </w:pPr>
-      <w:r>
-        <w:rPr>
-          <w:b/>
-          <w:bCs/>
-        </w:rPr>
-        <w:t xml:space="preserve">Lembrete do chat:</w:t>
-      </w:r>
-      <w:r>
-        <w:t xml:space="preserve"> </w:t>
-      </w:r>
-      <w:r>
-        <w:t xml:space="preserve">Depois que este arquivo foi feito, a próxima pessoa faz o dela, e o grupo revisa coletivamente</w:t>
-      </w:r>
-      <w:r>
-        <w:t xml:space="preserve"> </w:t>
-      </w:r>
-      <w:r>
-        <w:t xml:space="preserve">“o que ele passou nessa proposta e qual foi de fato a fala”</w:t>
-      </w:r>
-      <w:r>
-        <w:t xml:space="preserve">.</w:t>
-      </w:r>
-    </w:p>
-    <w:p>
-      <w:r>
-        <w:pict>
-          <v:rect style="width:0;height:1.5pt" o:hralign="center" o:hrstd="t" o:hr="t"/>
-        </w:pict>
-      </w:r>
-    </w:p>
-    <w:bookmarkEnd w:id="23"/>
-    <w:bookmarkStart w:id="30" w:name="links-relacionados"/>
-    <w:p>
-      <w:pPr>
-        <w:pStyle w:val="Heading2"/>
-      </w:pPr>
-      <w:r>
-        <w:t xml:space="preserve">5. Links Relacionados</w:t>
-      </w:r>
-    </w:p>
-    <w:p>
-      <w:pPr>
-        <w:pStyle w:val="Compact"/>
-        <w:numPr>
-          <w:ilvl w:val="0"/>
-          <w:numId w:val="1009"/>
         </w:numPr>
       </w:pPr>
       <w:hyperlink r:id="rId24">
@@ -1659,7 +1384,7 @@
         <w:pStyle w:val="Compact"/>
         <w:numPr>
           <w:ilvl w:val="0"/>
-          <w:numId w:val="1009"/>
+          <w:numId w:val="1004"/>
         </w:numPr>
       </w:pPr>
       <w:hyperlink r:id="rId25">
@@ -1676,7 +1401,7 @@
         <w:pStyle w:val="Compact"/>
         <w:numPr>
           <w:ilvl w:val="0"/>
-          <w:numId w:val="1009"/>
+          <w:numId w:val="1004"/>
         </w:numPr>
       </w:pPr>
       <w:hyperlink r:id="rId26">
@@ -1693,7 +1418,7 @@
         <w:pStyle w:val="Compact"/>
         <w:numPr>
           <w:ilvl w:val="0"/>
-          <w:numId w:val="1009"/>
+          <w:numId w:val="1004"/>
         </w:numPr>
       </w:pPr>
       <w:hyperlink r:id="rId27">
@@ -1710,7 +1435,7 @@
         <w:pStyle w:val="Compact"/>
         <w:numPr>
           <w:ilvl w:val="0"/>
-          <w:numId w:val="1009"/>
+          <w:numId w:val="1004"/>
         </w:numPr>
       </w:pPr>
       <w:hyperlink r:id="rId28">
@@ -1727,7 +1452,7 @@
         <w:pStyle w:val="Compact"/>
         <w:numPr>
           <w:ilvl w:val="0"/>
-          <w:numId w:val="1009"/>
+          <w:numId w:val="1004"/>
         </w:numPr>
       </w:pPr>
       <w:hyperlink r:id="rId29">
@@ -1740,13 +1465,6 @@
       </w:hyperlink>
     </w:p>
     <w:p>
-      <w:r>
-        <w:pict>
-          <v:rect style="width:0;height:1.5pt" o:hralign="center" o:hrstd="t" o:hr="t"/>
-        </w:pict>
-      </w:r>
-    </w:p>
-    <w:p>
       <w:pPr>
         <w:pStyle w:val="FirstParagraph"/>
       </w:pPr>
@@ -1761,7 +1479,7 @@
         <w:br/>
       </w:r>
       <w:r>
-        <w:t xml:space="preserve">Atualizado automaticamente conforme novas contribuições do grupo (última sincronização: 12/06/2026 22:20 — texto completo de Rios integrado como fonte principal da proposta. Grupo convidado a sugerir alterações).</w:t>
+        <w:t xml:space="preserve">Atualizado automaticamente conforme novas contribuições do grupo (última sincronização: 12/06/2026 22:20  texto completo de Rios integrado como fonte principal da proposta. Grupo convidado a sugerir alterações).</w:t>
       </w:r>
     </w:p>
     <w:bookmarkEnd w:id="30"/>
@@ -1975,158 +1693,6 @@
       </w:rPr>
     </w:lvl>
   </w:abstractNum>
-  <w:abstractNum w:abstractNumId="993">
-    <w:nsid w:val="0000A993"/>
-    <w:multiLevelType w:val="multilevel"/>
-    <w:lvl w:ilvl="0">
-      <w:numFmt w:val="bullet"/>
-      <w:lvlText w:val="☒"/>
-      <w:lvlJc w:val="left"/>
-      <w:pPr>
-        <w:ind w:left="720" w:hanging="360"/>
-      </w:pPr>
-    </w:lvl>
-    <w:lvl w:ilvl="1">
-      <w:numFmt w:val="bullet"/>
-      <w:lvlText w:val="☒"/>
-      <w:lvlJc w:val="left"/>
-      <w:pPr>
-        <w:ind w:left="1440" w:hanging="360"/>
-      </w:pPr>
-    </w:lvl>
-    <w:lvl w:ilvl="2">
-      <w:numFmt w:val="bullet"/>
-      <w:lvlText w:val="☒"/>
-      <w:lvlJc w:val="left"/>
-      <w:pPr>
-        <w:ind w:left="2160" w:hanging="360"/>
-      </w:pPr>
-    </w:lvl>
-    <w:lvl w:ilvl="3">
-      <w:numFmt w:val="bullet"/>
-      <w:lvlText w:val="☒"/>
-      <w:lvlJc w:val="left"/>
-      <w:pPr>
-        <w:ind w:left="2880" w:hanging="360"/>
-      </w:pPr>
-    </w:lvl>
-    <w:lvl w:ilvl="4">
-      <w:numFmt w:val="bullet"/>
-      <w:lvlText w:val="☒"/>
-      <w:lvlJc w:val="left"/>
-      <w:pPr>
-        <w:ind w:left="3600" w:hanging="360"/>
-      </w:pPr>
-    </w:lvl>
-    <w:lvl w:ilvl="5">
-      <w:numFmt w:val="bullet"/>
-      <w:lvlText w:val="☒"/>
-      <w:lvlJc w:val="left"/>
-      <w:pPr>
-        <w:ind w:left="4320" w:hanging="360"/>
-      </w:pPr>
-    </w:lvl>
-    <w:lvl w:ilvl="6">
-      <w:numFmt w:val="bullet"/>
-      <w:lvlText w:val="☒"/>
-      <w:lvlJc w:val="left"/>
-      <w:pPr>
-        <w:ind w:left="5040" w:hanging="360"/>
-      </w:pPr>
-    </w:lvl>
-    <w:lvl w:ilvl="7">
-      <w:numFmt w:val="bullet"/>
-      <w:lvlText w:val="☒"/>
-      <w:lvlJc w:val="left"/>
-      <w:pPr>
-        <w:ind w:left="5760" w:hanging="360"/>
-      </w:pPr>
-    </w:lvl>
-    <w:lvl w:ilvl="8">
-      <w:numFmt w:val="bullet"/>
-      <w:lvlText w:val="☒"/>
-      <w:lvlJc w:val="left"/>
-      <w:pPr>
-        <w:ind w:left="6480" w:hanging="360"/>
-      </w:pPr>
-    </w:lvl>
-  </w:abstractNum>
-  <w:abstractNum w:abstractNumId="992">
-    <w:nsid w:val="0000A992"/>
-    <w:multiLevelType w:val="multilevel"/>
-    <w:lvl w:ilvl="0">
-      <w:numFmt w:val="bullet"/>
-      <w:lvlText w:val="☐"/>
-      <w:lvlJc w:val="left"/>
-      <w:pPr>
-        <w:ind w:left="720" w:hanging="360"/>
-      </w:pPr>
-    </w:lvl>
-    <w:lvl w:ilvl="1">
-      <w:numFmt w:val="bullet"/>
-      <w:lvlText w:val="☐"/>
-      <w:lvlJc w:val="left"/>
-      <w:pPr>
-        <w:ind w:left="1440" w:hanging="360"/>
-      </w:pPr>
-    </w:lvl>
-    <w:lvl w:ilvl="2">
-      <w:numFmt w:val="bullet"/>
-      <w:lvlText w:val="☐"/>
-      <w:lvlJc w:val="left"/>
-      <w:pPr>
-        <w:ind w:left="2160" w:hanging="360"/>
-      </w:pPr>
-    </w:lvl>
-    <w:lvl w:ilvl="3">
-      <w:numFmt w:val="bullet"/>
-      <w:lvlText w:val="☐"/>
-      <w:lvlJc w:val="left"/>
-      <w:pPr>
-        <w:ind w:left="2880" w:hanging="360"/>
-      </w:pPr>
-    </w:lvl>
-    <w:lvl w:ilvl="4">
-      <w:numFmt w:val="bullet"/>
-      <w:lvlText w:val="☐"/>
-      <w:lvlJc w:val="left"/>
-      <w:pPr>
-        <w:ind w:left="3600" w:hanging="360"/>
-      </w:pPr>
-    </w:lvl>
-    <w:lvl w:ilvl="5">
-      <w:numFmt w:val="bullet"/>
-      <w:lvlText w:val="☐"/>
-      <w:lvlJc w:val="left"/>
-      <w:pPr>
-        <w:ind w:left="4320" w:hanging="360"/>
-      </w:pPr>
-    </w:lvl>
-    <w:lvl w:ilvl="6">
-      <w:numFmt w:val="bullet"/>
-      <w:lvlText w:val="☐"/>
-      <w:lvlJc w:val="left"/>
-      <w:pPr>
-        <w:ind w:left="5040" w:hanging="360"/>
-      </w:pPr>
-    </w:lvl>
-    <w:lvl w:ilvl="7">
-      <w:numFmt w:val="bullet"/>
-      <w:lvlText w:val="☐"/>
-      <w:lvlJc w:val="left"/>
-      <w:pPr>
-        <w:ind w:left="5760" w:hanging="360"/>
-      </w:pPr>
-    </w:lvl>
-    <w:lvl w:ilvl="8">
-      <w:numFmt w:val="bullet"/>
-      <w:lvlText w:val="☐"/>
-      <w:lvlJc w:val="left"/>
-      <w:pPr>
-        <w:ind w:left="6480" w:hanging="360"/>
-      </w:pPr>
-    </w:lvl>
-  </w:abstractNum>
   <w:num w:numId="1000">
     <w:abstractNumId w:val="990"/>
   </w:num>
@@ -2137,24 +1703,9 @@
     <w:abstractNumId w:val="991"/>
   </w:num>
   <w:num w:numId="1003">
-    <w:abstractNumId w:val="993"/>
+    <w:abstractNumId w:val="991"/>
   </w:num>
   <w:num w:numId="1004">
-    <w:abstractNumId w:val="993"/>
-  </w:num>
-  <w:num w:numId="1005">
-    <w:abstractNumId w:val="993"/>
-  </w:num>
-  <w:num w:numId="1006">
-    <w:abstractNumId w:val="992"/>
-  </w:num>
-  <w:num w:numId="1007">
-    <w:abstractNumId w:val="992"/>
-  </w:num>
-  <w:num w:numId="1008">
-    <w:abstractNumId w:val="992"/>
-  </w:num>
-  <w:num w:numId="1009">
     <w:abstractNumId w:val="991"/>
   </w:num>
 </w:numbering>

--- a/disciplinas/gcetens843-projeto-algoritmo-i/atividades/trabalhos/projeto-algoritmos/problema-real.docx
+++ b/disciplinas/gcetens843-projeto-algoritmo-i/atividades/trabalhos/projeto-algoritmos/problema-real.docx
@@ -2,68 +2,31 @@
 <file path=word/document.xml><?xml version="1.0" encoding="utf-8"?>
 <w:document xmlns:w="http://schemas.openxmlformats.org/wordprocessingml/2006/main" xmlns:m="http://schemas.openxmlformats.org/officeDocument/2006/math" xmlns:r="http://schemas.openxmlformats.org/officeDocument/2006/relationships" xmlns:o="urn:schemas-microsoft-com:office:office" xmlns:v="urn:schemas-microsoft-com:vml" xmlns:w10="urn:schemas-microsoft-com:office:word" xmlns:a="http://schemas.openxmlformats.org/drawingml/2006/main" xmlns:pic="http://schemas.openxmlformats.org/drawingml/2006/picture" xmlns:wp="http://schemas.openxmlformats.org/drawingml/2006/wordprocessingDrawing">
   <w:body>
-    <w:p>
-      <w:pPr>
-        <w:pStyle w:val="Title"/>
-      </w:pPr>
-      <w:r>
-        <w:t xml:space="preserve">Problema Real - FilaClara</w:t>
-      </w:r>
-    </w:p>
-    <w:bookmarkStart w:id="31" w:name="X594befa4582489b94c1af9b93eff01529688682"/>
+    <w:bookmarkStart w:id="30" w:name="X23f9cde4ebd401748634ac159163d0747344c63"/>
     <w:p>
       <w:pPr>
         <w:pStyle w:val="Heading1"/>
       </w:pPr>
       <w:r>
-        <w:t xml:space="preserve">Contextualização do Problema  Filas Presenciais em Serviços de Saúde</w:t>
-      </w:r>
-    </w:p>
-    <w:bookmarkStart w:id="20" w:name="o-problema-real"/>
-    <w:p>
-      <w:pPr>
-        <w:pStyle w:val="Heading2"/>
-      </w:pPr>
-      <w:r>
-        <w:t xml:space="preserve">1. O Problema Real</w:t>
-      </w:r>
-    </w:p>
-    <w:p>
-      <w:pPr>
-        <w:pStyle w:val="FirstParagraph"/>
+        <w:t xml:space="preserve">Contextualização do Problema — Filas de Atendimento em Múltiplos Setores</w:t>
+      </w:r>
+    </w:p>
+    <w:p>
+      <w:pPr>
+        <w:pStyle w:val="BlockText"/>
       </w:pPr>
       <w:r>
         <w:rPr>
           <w:b/>
           <w:bCs/>
         </w:rPr>
-        <w:t xml:space="preserve">Fonte:</w:t>
-      </w:r>
-      <w:r>
-        <w:t xml:space="preserve"> </w:t>
-      </w:r>
-      <w:r>
-        <w:t xml:space="preserve">Documento completo enviado por Rios via WhatsApp em 12/06/2026 (arquivo</w:t>
-      </w:r>
-      <w:r>
-        <w:t xml:space="preserve"> </w:t>
-      </w:r>
-      <w:r>
-        <w:rPr>
-          <w:rStyle w:val="VerbatimChar"/>
-        </w:rPr>
-        <w:t xml:space="preserve">Projeto-Algorit-1-Rios-2026-06-12.docx</w:t>
-      </w:r>
-      <w:r>
-        <w:t xml:space="preserve">).</w:t>
-      </w:r>
-    </w:p>
-    <w:p>
-      <w:pPr>
-        <w:pStyle w:val="BodyText"/>
-      </w:pPr>
-      <w:r>
-        <w:t xml:space="preserve">O texto abaixo é a</w:t>
+        <w:t xml:space="preserve">Elaborado por:</w:t>
+      </w:r>
+      <w:r>
+        <w:t xml:space="preserve"> </w:t>
+      </w:r>
+      <w:r>
+        <w:t xml:space="preserve">Grupo MinhaFila (Deivison, Rios, Ausiane, Nubia, Wallace, Artur)</w:t>
       </w:r>
       <w:r>
         <w:t xml:space="preserve"> </w:t>
@@ -73,19 +36,53 @@
           <w:b/>
           <w:bCs/>
         </w:rPr>
-        <w:t xml:space="preserve">contextualização do problema</w:t>
-      </w:r>
-      <w:r>
-        <w:t xml:space="preserve"> </w:t>
-      </w:r>
-      <w:r>
-        <w:t xml:space="preserve">elaborada por Rios, fundamentada com referências presentes na literatura. O autor pediu explicitamente:</w:t>
-      </w:r>
-      <w:r>
-        <w:t xml:space="preserve"> </w:t>
-      </w:r>
-      <w:r>
-        <w:t xml:space="preserve">“Fiquem à vontade para alterar ou sugerir adequações.”</w:t>
+        <w:t xml:space="preserve">Data:</w:t>
+      </w:r>
+      <w:r>
+        <w:t xml:space="preserve"> </w:t>
+      </w:r>
+      <w:r>
+        <w:t xml:space="preserve">26/06/2026</w:t>
+      </w:r>
+      <w:r>
+        <w:t xml:space="preserve"> </w:t>
+      </w:r>
+      <w:r>
+        <w:rPr>
+          <w:b/>
+          <w:bCs/>
+        </w:rPr>
+        <w:t xml:space="preserve">Intenção:</w:t>
+      </w:r>
+      <w:r>
+        <w:t xml:space="preserve"> </w:t>
+      </w:r>
+      <w:r>
+        <w:t xml:space="preserve">Contextualização do problema real de filas de atendimento em múltiplos setores</w:t>
+      </w:r>
+    </w:p>
+    <w:p>
+      <w:r>
+        <w:pict>
+          <v:rect style="width:0;height:1.5pt" o:hralign="center" o:hrstd="t" o:hr="t"/>
+        </w:pict>
+      </w:r>
+    </w:p>
+    <w:bookmarkStart w:id="20" w:name="Xc1727c396b665c92b450ccde2ba253ceb28fc85"/>
+    <w:p>
+      <w:pPr>
+        <w:pStyle w:val="Heading2"/>
+      </w:pPr>
+      <w:r>
+        <w:t xml:space="preserve">1. O Problema das Filas na Sociedade Contemporânea</w:t>
+      </w:r>
+    </w:p>
+    <w:p>
+      <w:pPr>
+        <w:pStyle w:val="FirstParagraph"/>
+      </w:pPr>
+      <w:r>
+        <w:t xml:space="preserve">A espera em filas de atendimento é uma experiência universal e cotidiana. Seja para ser atendido em um banco, realizar uma matrícula em uma instituição de ensino, aguardar um procedimento em um serviço de saúde, ser chamado em uma repartição pública ou efetuar o pagamento em um estabelecimento comercial, a fila é um elemento estrutural da interação entre cidadãos e organizações prestadoras de serviços.</w:t>
       </w:r>
     </w:p>
     <w:p>
@@ -93,20 +90,17 @@
         <w:pStyle w:val="BodyText"/>
       </w:pPr>
       <w:r>
-        <w:t xml:space="preserve">A transformação digital tem promovido mudanças significativas em diversos setores da sociedade, incluindo o setor da saúde. O avanço das tecnologias digitais, dos sistemas de informação em saúde e das soluções móveis tem contribuído para a melhoria da gestão dos serviços, da comunicação entre profissionais e usuários e da qualidade da assistência prestada (Aggarwal</w:t>
-      </w:r>
-      <w:r>
-        <w:t xml:space="preserve"> </w:t>
+        <w:t xml:space="preserve">O estudo matemático das filas, formalizado por Agner Krarup Erlang no início do século XX a partir da análise do tráfego telefônico na Copenhagen Telephone Exchange, deu origem à teoria de filas (</w:t>
       </w:r>
       <w:r>
         <w:rPr>
           <w:i/>
           <w:iCs/>
         </w:rPr>
-        <w:t xml:space="preserve">et al.</w:t>
-      </w:r>
-      <w:r>
-        <w:t xml:space="preserve">, 2022; Kessel</w:t>
+        <w:t xml:space="preserve">queueing theory</w:t>
+      </w:r>
+      <w:r>
+        <w:t xml:space="preserve">), um ramo da pesquisa operacional que busca modelar, prever e otimizar o comportamento de sistemas de espera (Gross</w:t>
       </w:r>
       <w:r>
         <w:t xml:space="preserve"> </w:t>
@@ -119,7 +113,7 @@
         <w:t xml:space="preserve">et al.</w:t>
       </w:r>
       <w:r>
-        <w:t xml:space="preserve">, 2022).</w:t>
+        <w:t xml:space="preserve">, 2008). Desde então, a teoria de filas tem sido aplicada em setores tão diversos como telecomunicações, engenharia de tráfego, manufatura, call centers e serviços de atendimento ao público.</w:t>
       </w:r>
     </w:p>
     <w:p>
@@ -127,60 +121,62 @@
         <w:pStyle w:val="BodyText"/>
       </w:pPr>
       <w:r>
-        <w:t xml:space="preserve">Apesar dos avanços tecnológicos observados nos últimos anos, um problema continua presente em hospitais, clínicas, unidades básicas de saúde (UBSs), Unidades de Pronto Atendimento (UPAs) e laboratórios, tanto em serviços públicos quanto privados: a demora nas</w:t>
-      </w:r>
-      <w:r>
-        <w:t xml:space="preserve"> </w:t>
-      </w:r>
-      <w:r>
-        <w:rPr>
-          <w:b/>
-          <w:bCs/>
-        </w:rPr>
-        <w:t xml:space="preserve">filas presenciais</w:t>
-      </w:r>
-      <w:r>
-        <w:t xml:space="preserve"> </w:t>
-      </w:r>
-      <w:r>
-        <w:t xml:space="preserve">de atendimento e a falta de informações claras sobre a posição do usuário na fila ou sobre o tempo estimado para atendimento.</w:t>
-      </w:r>
-    </w:p>
-    <w:p>
-      <w:pPr>
-        <w:pStyle w:val="BodyText"/>
-      </w:pPr>
-      <w:r>
-        <w:t xml:space="preserve">O tempo de espera na fila presencial depende essencialmente do tipo de unidade e da classificação de risco (triagem). Nas UBSs, a demanda espontânea é uma parcela importante dos atendimentos e frequentemente geram filas presenciais de pessoas aguardando uma senha para agendar uma consulta. Em todos os serviços de saúde de porta aberta, estratégias de gestão da demanda, no sentido de adequar a oferta para garantir o atendimento ao menor tempo possível, são um grande desafio (Giannotti; Louvison; Chioro, 2025).</w:t>
-      </w:r>
-    </w:p>
-    <w:p>
-      <w:pPr>
-        <w:pStyle w:val="BodyText"/>
-      </w:pPr>
-      <w:r>
-        <w:t xml:space="preserve">A depender da natureza da unidade, o atendimento não funciona exatamente por ordem de chegada, pois pode depender da classificação de risco, sobretudo em serviços de urgência e emergência. Um estudo realizado em um hospital de urgência mostrou que os pacientes aguardaram por atendimento médico em tempo superior ao recomendado, evidenciando as dificuldades enfrentadas pelos usuários para acessar os serviços de saúde (Chianca</w:t>
-      </w:r>
-      <w:r>
-        <w:t xml:space="preserve"> </w:t>
+        <w:t xml:space="preserve">Apesar de mais de um século de avanços teóricos e tecnológicos, o gerenciamento inadequado de filas persiste como uma das principais fontes de insatisfação dos usuários e de ineficiência operacional. Pesquisas recentes indicam que 90% dos consumidores enfrentam filas ao menos algumas vezes por mês, e 64% lidam com filas múltiplas vezes por semana (Waitwhile, 2024). O impacto econômico é expressivo: estima-se que as filas mal gerenciadas custem cerca de US$ 71 bilhões por ano em vendas perdidas no varejo global (Qminder, 2023).</w:t>
+      </w:r>
+    </w:p>
+    <w:bookmarkEnd w:id="20"/>
+    <w:bookmarkStart w:id="26" w:name="o-problema-em-diferentes-setores"/>
+    <w:p>
+      <w:pPr>
+        <w:pStyle w:val="Heading2"/>
+      </w:pPr>
+      <w:r>
+        <w:t xml:space="preserve">2. O Problema em Diferentes Setores</w:t>
+      </w:r>
+    </w:p>
+    <w:bookmarkStart w:id="21" w:name="bancos-e-instituições-financeiras"/>
+    <w:p>
+      <w:pPr>
+        <w:pStyle w:val="Heading3"/>
+      </w:pPr>
+      <w:r>
+        <w:t xml:space="preserve">2.1. Bancos e Instituições Financeiras</w:t>
+      </w:r>
+    </w:p>
+    <w:p>
+      <w:pPr>
+        <w:pStyle w:val="FirstParagraph"/>
+      </w:pPr>
+      <w:r>
+        <w:t xml:space="preserve">O setor bancário é historicamente um dos mais afetados pelo problema das filas. Yusuf, Blessing e Kazeem (2015) demonstraram que a teoria de filas pode ser aplicada para avaliar o desempenho operacional em agências bancárias, influenciando diretamente a satisfação dos clientes. Estudos mais recentes, como o de Daramola, Yahaya e Abdullahi (2024), reforçam que modelos de fila multiservidor são fundamentais para reduzir o tempo de espera em instituições financeiras. O segmento BFSI (</w:t>
       </w:r>
       <w:r>
         <w:rPr>
           <w:i/>
           <w:iCs/>
         </w:rPr>
-        <w:t xml:space="preserve">et al.</w:t>
-      </w:r>
-      <w:r>
-        <w:t xml:space="preserve">, 2017).</w:t>
-      </w:r>
-    </w:p>
-    <w:p>
-      <w:pPr>
-        <w:pStyle w:val="BodyText"/>
-      </w:pPr>
-      <w:r>
-        <w:t xml:space="preserve">A literatura demonstra que tempos prolongados de espera estão associados à redução da satisfação dos usuários e à percepção negativa da qualidade dos serviços de saúde (Aggarwal</w:t>
+        <w:t xml:space="preserve">Banking, Financial Services and Insurance</w:t>
+      </w:r>
+      <w:r>
+        <w:t xml:space="preserve">) representa aproximadamente 23,85% do mercado global de sistemas de gerenciamento de filas (Mordor Intelligence, 2026).</w:t>
+      </w:r>
+    </w:p>
+    <w:bookmarkEnd w:id="21"/>
+    <w:bookmarkStart w:id="22" w:name="serviços-de-saúde"/>
+    <w:p>
+      <w:pPr>
+        <w:pStyle w:val="Heading3"/>
+      </w:pPr>
+      <w:r>
+        <w:t xml:space="preserve">2.2. Serviços de Saúde</w:t>
+      </w:r>
+    </w:p>
+    <w:p>
+      <w:pPr>
+        <w:pStyle w:val="FirstParagraph"/>
+      </w:pPr>
+      <w:r>
+        <w:t xml:space="preserve">Embora o foco deste projeto seja multipropósito, o setor de saúde merece destaque. Hospitais, clínicas, unidades básicas de saúde e laboratórios enfrentam desafios singulares na gestão de filas, agravados pela classificação de risco (triagem) e pela necessidade de atendimento prioritário a idosos, gestantes e pessoas com deficiência. Aggarwal</w:t>
       </w:r>
       <w:r>
         <w:t xml:space="preserve"> </w:t>
@@ -193,7 +189,10 @@
         <w:t xml:space="preserve">et al.</w:t>
       </w:r>
       <w:r>
-        <w:t xml:space="preserve">, 2022). Também há prejuízos à experiência do usuário e necessidade de permanência física na unidade por tempo demasiado. A espera prolongada está associada à aglomeração de pacientes, falhas na comunicação com os usuários, aumento do estresse, absenteísmo em consultas e redução da eficiência operacional dos serviços de saúde, constituindo importante barreira ao acesso oportuno à assistência (Thompson</w:t>
+        <w:t xml:space="preserve"> </w:t>
+      </w:r>
+      <w:r>
+        <w:t xml:space="preserve">(2022) identificaram que o tempo prolongado de espera está associado à redução da satisfação dos usuários e à percepção negativa da qualidade dos serviços. Thompson</w:t>
       </w:r>
       <w:r>
         <w:t xml:space="preserve"> </w:t>
@@ -206,15 +205,28 @@
         <w:t xml:space="preserve">et al.</w:t>
       </w:r>
       <w:r>
-        <w:t xml:space="preserve">, 2023).</w:t>
-      </w:r>
-    </w:p>
-    <w:p>
-      <w:pPr>
-        <w:pStyle w:val="BodyText"/>
-      </w:pPr>
-      <w:r>
-        <w:t xml:space="preserve">O problema é ainda mais grave para idosos, gestantes, pessoas com deficiência e pacientes com doenças crônicas. Embora existam dispositivos legais que assegurem atendimento prioritário, pessoas com deficiência frequentemente enfrentam barreiras adicionais relacionadas à acessibilidade física e digital dos serviços de saúde (Farias</w:t>
+        <w:t xml:space="preserve"> </w:t>
+      </w:r>
+      <w:r>
+        <w:t xml:space="preserve">(2023) corroboram que a espera prolongada contribui para aglomeração, falhas de comunicação e absenteísmo.</w:t>
+      </w:r>
+    </w:p>
+    <w:bookmarkEnd w:id="22"/>
+    <w:bookmarkStart w:id="23" w:name="educação"/>
+    <w:p>
+      <w:pPr>
+        <w:pStyle w:val="Heading3"/>
+      </w:pPr>
+      <w:r>
+        <w:t xml:space="preserve">2.3. Educação</w:t>
+      </w:r>
+    </w:p>
+    <w:p>
+      <w:pPr>
+        <w:pStyle w:val="FirstParagraph"/>
+      </w:pPr>
+      <w:r>
+        <w:t xml:space="preserve">Instituições de ensino, especialmente no nível superior, lidam com picos de demanda durante períodos de matrícula, renovação, pagamento de taxas e solicitação de documentos acadêmicos. A American Educational Research Association (AERA) estima que 56% dos estudantes universitários gastam mais de 30 minutos em filas durante períodos de pico (VizitorApp, 2025). Sistemas de gerenciamento de filas têm sido adotados por universidades para organizar filas de matrícula, serviços de biblioteca e atendimento ao estudante (Pantonial</w:t>
       </w:r>
       <w:r>
         <w:t xml:space="preserve"> </w:t>
@@ -227,536 +239,72 @@
         <w:t xml:space="preserve">et al.</w:t>
       </w:r>
       <w:r>
-        <w:t xml:space="preserve">, 2023; Ha</w:t>
-      </w:r>
-      <w:r>
-        <w:t xml:space="preserve"> </w:t>
+        <w:t xml:space="preserve">, 2025).</w:t>
+      </w:r>
+    </w:p>
+    <w:bookmarkEnd w:id="23"/>
+    <w:bookmarkStart w:id="24" w:name="comércio-e-varejo"/>
+    <w:p>
+      <w:pPr>
+        <w:pStyle w:val="Heading3"/>
+      </w:pPr>
+      <w:r>
+        <w:t xml:space="preserve">2.4. Comércio e Varejo</w:t>
+      </w:r>
+    </w:p>
+    <w:p>
+      <w:pPr>
+        <w:pStyle w:val="FirstParagraph"/>
+      </w:pPr>
+      <w:r>
+        <w:t xml:space="preserve">O varejo é o setor onde os consumidores mais enfrentam filas, superando restaurantes, farmácias e bancos combinados (Waitwhile, 2024). A pesquisa mostra que 61% dos consumidores já abandonaram uma fila antes de serem atendidos, e 43% relatam menor satisfação com estabelecimentos que exigem espera em filas físicas. Zhao e Gilbert (2025), ao integrar a teoria de filas com o paradigma da expectativa-confirmação (</w:t>
       </w:r>
       <w:r>
         <w:rPr>
           <w:i/>
           <w:iCs/>
         </w:rPr>
-        <w:t xml:space="preserve">et al.</w:t>
-      </w:r>
-      <w:r>
-        <w:t xml:space="preserve">, 2023; Clemente</w:t>
-      </w:r>
-      <w:r>
-        <w:t xml:space="preserve"> </w:t>
-      </w:r>
-      <w:r>
-        <w:rPr>
-          <w:i/>
-          <w:iCs/>
-        </w:rPr>
-        <w:t xml:space="preserve">et al.</w:t>
-      </w:r>
-      <w:r>
-        <w:t xml:space="preserve">, 2022).</w:t>
-      </w:r>
-    </w:p>
-    <w:p>
-      <w:pPr>
-        <w:pStyle w:val="BodyText"/>
-      </w:pPr>
-      <w:r>
-        <w:t xml:space="preserve">Além disso, indivíduos com deficiência visual, auditiva, limitações motoras ou idosos podem apresentar dificuldades para acompanhar chamadas de atendimento realizadas exclusivamente por painéis visuais ou anúncios sonoros. Revisões recentes sobre acessibilidade em serviços digitais de saúde destacam a necessidade de considerar princípios de acessibilidade e inclusão durante o desenvolvimento de soluções digitais (Jonsson</w:t>
-      </w:r>
-      <w:r>
-        <w:t xml:space="preserve"> </w:t>
-      </w:r>
-      <w:r>
-        <w:rPr>
-          <w:i/>
-          <w:iCs/>
-        </w:rPr>
-        <w:t xml:space="preserve">et al.</w:t>
-      </w:r>
-      <w:r>
-        <w:t xml:space="preserve">, 2023; Ha</w:t>
-      </w:r>
-      <w:r>
-        <w:t xml:space="preserve"> </w:t>
-      </w:r>
-      <w:r>
-        <w:rPr>
-          <w:i/>
-          <w:iCs/>
-        </w:rPr>
-        <w:t xml:space="preserve">et al.</w:t>
-      </w:r>
-      <w:r>
-        <w:t xml:space="preserve">, 2023; Farias</w:t>
-      </w:r>
-      <w:r>
-        <w:t xml:space="preserve"> </w:t>
-      </w:r>
-      <w:r>
-        <w:rPr>
-          <w:i/>
-          <w:iCs/>
-        </w:rPr>
-        <w:t xml:space="preserve">et al.</w:t>
-      </w:r>
-      <w:r>
-        <w:t xml:space="preserve">, 2023).</w:t>
-      </w:r>
-    </w:p>
-    <w:p>
-      <w:pPr>
-        <w:pStyle w:val="BodyText"/>
-      </w:pPr>
-      <w:r>
-        <w:t xml:space="preserve">O contexto sobre o qual estamos nos referindo aqui não é recente e já foi alvo de projetos cujos objetivos não foram satisfatoriamente alcançados (Melo</w:t>
-      </w:r>
-      <w:r>
-        <w:t xml:space="preserve"> </w:t>
-      </w:r>
-      <w:r>
-        <w:rPr>
-          <w:i/>
-          <w:iCs/>
-        </w:rPr>
-        <w:t xml:space="preserve">et al.</w:t>
-      </w:r>
-      <w:r>
-        <w:t xml:space="preserve">, 2021).</w:t>
-      </w:r>
-    </w:p>
-    <w:p>
-      <w:pPr>
-        <w:pStyle w:val="BodyText"/>
-      </w:pPr>
-      <w:r>
-        <w:t xml:space="preserve">Diante desse cenário, surge a necessidade de desenvolver soluções tecnológicas capazes de promover maior eficiência na gestão das filas, reduzir o tempo de permanência dos usuários nas unidades de saúde e garantir acessibilidade para todos os pacientes. Tecnologias móveis e sistemas inteligentes de monitoramento têm demonstrado potencial para otimizar fluxos assistenciais, melhorar a comunicação entre usuários e serviços e aumentar a eficiência operacional das instituições de saúde (Aggarwal</w:t>
-      </w:r>
-      <w:r>
-        <w:t xml:space="preserve"> </w:t>
-      </w:r>
-      <w:r>
-        <w:rPr>
-          <w:i/>
-          <w:iCs/>
-        </w:rPr>
-        <w:t xml:space="preserve">et al.</w:t>
-      </w:r>
-      <w:r>
-        <w:t xml:space="preserve">, 2022).</w:t>
-      </w:r>
-    </w:p>
-    <w:p>
-      <w:pPr>
-        <w:pStyle w:val="BodyText"/>
-      </w:pPr>
-      <w:r>
-        <w:t xml:space="preserve">Nesse contexto, o problema que buscamos resolver é o seguinte:</w:t>
-      </w:r>
-    </w:p>
-    <w:p>
-      <w:pPr>
-        <w:pStyle w:val="BodyText"/>
-      </w:pPr>
-      <w:r>
-        <w:rPr>
-          <w:b/>
-          <w:bCs/>
-        </w:rPr>
-        <w:t xml:space="preserve">Observação importante do autor (transcrita do WhatsApp 12/06 ~18:17):</w:t>
-      </w:r>
-      <w:r>
-        <w:br/>
-      </w:r>
-      <w:r>
-        <w:t xml:space="preserve">“Estudando eu vi que quando nos referimos a filas no serviço de saúde, a literatura também se remete a filas esperando meses por um atendimento. Pelo que entendi, aqui nos referimos a filas presenciais, por isso, no texto eu tentei referir sempre como fila presencial para não confundir com o outro tipo.”</w:t>
-      </w:r>
-    </w:p>
-    <w:p>
-      <w:pPr>
-        <w:pStyle w:val="BodyText"/>
-      </w:pPr>
-      <w:r>
-        <w:t xml:space="preserve">Isso justifica o uso consistente do termo</w:t>
-      </w:r>
-      <w:r>
-        <w:t xml:space="preserve"> </w:t>
-      </w:r>
-      <w:r>
-        <w:rPr>
-          <w:b/>
-          <w:bCs/>
-        </w:rPr>
-        <w:t xml:space="preserve">“fila presencial”</w:t>
-      </w:r>
-      <w:r>
-        <w:t xml:space="preserve"> </w:t>
-      </w:r>
-      <w:r>
-        <w:t xml:space="preserve">ao longo de todo o texto.</w:t>
-      </w:r>
-    </w:p>
-    <w:p>
-      <w:pPr>
-        <w:pStyle w:val="BodyText"/>
-      </w:pPr>
-      <w:r>
-        <w:rPr>
-          <w:b/>
-          <w:bCs/>
-        </w:rPr>
-        <w:t xml:space="preserve">Referências (conforme enviadas por Rios no documento):</w:t>
-      </w:r>
-    </w:p>
-    <w:p>
-      <w:pPr>
-        <w:pStyle w:val="BodyText"/>
-      </w:pPr>
-      <w:r>
-        <w:t xml:space="preserve">AGGARWAL, Ravi</w:t>
-      </w:r>
-      <w:r>
-        <w:t xml:space="preserve"> </w:t>
-      </w:r>
-      <w:r>
-        <w:rPr>
-          <w:i/>
-          <w:iCs/>
-        </w:rPr>
-        <w:t xml:space="preserve">et al</w:t>
-      </w:r>
-      <w:r>
-        <w:t xml:space="preserve">. Defining the enablers and barriers to the implementation of large-scale, health care-related mobile technology: qualitative case study in a tertiary hospital setting.</w:t>
-      </w:r>
-      <w:r>
-        <w:t xml:space="preserve"> </w:t>
-      </w:r>
-      <w:r>
-        <w:rPr>
-          <w:b/>
-          <w:bCs/>
-        </w:rPr>
-        <w:t xml:space="preserve">JMIR mHealth and uHealth</w:t>
-      </w:r>
-      <w:r>
-        <w:t xml:space="preserve">, Toronto, v. 10, n. 2, 2022.</w:t>
-      </w:r>
-    </w:p>
-    <w:p>
-      <w:pPr>
-        <w:pStyle w:val="BodyText"/>
-      </w:pPr>
-      <w:r>
-        <w:t xml:space="preserve">CHIANCA, Tânia Couto Machado</w:t>
-      </w:r>
-      <w:r>
-        <w:t xml:space="preserve"> </w:t>
-      </w:r>
-      <w:r>
-        <w:rPr>
-          <w:i/>
-          <w:iCs/>
-        </w:rPr>
-        <w:t xml:space="preserve">et al</w:t>
-      </w:r>
-      <w:r>
-        <w:t xml:space="preserve">. Tempos de espera para atendimento usando sistema de triagem de Manchester em um hospital de urgência.</w:t>
-      </w:r>
-      <w:r>
-        <w:t xml:space="preserve"> </w:t>
-      </w:r>
-      <w:r>
-        <w:rPr>
-          <w:b/>
-          <w:bCs/>
-        </w:rPr>
-        <w:t xml:space="preserve">Reme: Revista Mineira de Enfermagem</w:t>
-      </w:r>
-      <w:r>
-        <w:t xml:space="preserve">, v. 20, 2016.</w:t>
-      </w:r>
-    </w:p>
-    <w:p>
-      <w:pPr>
-        <w:pStyle w:val="BodyText"/>
-      </w:pPr>
-      <w:r>
-        <w:t xml:space="preserve">CLEMENTE, Karina Aparecida Padilha</w:t>
-      </w:r>
-      <w:r>
-        <w:t xml:space="preserve"> </w:t>
-      </w:r>
-      <w:r>
-        <w:rPr>
-          <w:i/>
-          <w:iCs/>
-        </w:rPr>
-        <w:t xml:space="preserve">et al</w:t>
-      </w:r>
-      <w:r>
-        <w:t xml:space="preserve">. Barreiras ao acesso das pessoas com deficiência aos serviços de saúde: uma revisão de escopo.</w:t>
-      </w:r>
-      <w:r>
-        <w:t xml:space="preserve"> </w:t>
-      </w:r>
-      <w:r>
-        <w:rPr>
-          <w:b/>
-          <w:bCs/>
-        </w:rPr>
-        <w:t xml:space="preserve">Revista de Saúde Pública</w:t>
-      </w:r>
-      <w:r>
-        <w:t xml:space="preserve">, v. 56, n. 64, 2022.</w:t>
-      </w:r>
-    </w:p>
-    <w:p>
-      <w:pPr>
-        <w:pStyle w:val="BodyText"/>
-      </w:pPr>
-      <w:r>
-        <w:t xml:space="preserve">FARIAS, Tássia Mayra Oliveira</w:t>
-      </w:r>
-      <w:r>
-        <w:t xml:space="preserve"> </w:t>
-      </w:r>
-      <w:r>
-        <w:rPr>
-          <w:i/>
-          <w:iCs/>
-        </w:rPr>
-        <w:t xml:space="preserve">et al</w:t>
-      </w:r>
-      <w:r>
-        <w:t xml:space="preserve">. O estreito acesso das Pessoas com Deficiência aos serviços de saúde em uma capital nordestina.</w:t>
-      </w:r>
-      <w:r>
-        <w:t xml:space="preserve"> </w:t>
-      </w:r>
-      <w:r>
-        <w:rPr>
-          <w:b/>
-          <w:bCs/>
-        </w:rPr>
-        <w:t xml:space="preserve">Ciênc. saúde coletiva</w:t>
-      </w:r>
-      <w:r>
-        <w:t xml:space="preserve">, v. 28, n. 5, 2023.</w:t>
-      </w:r>
-    </w:p>
-    <w:p>
-      <w:pPr>
-        <w:pStyle w:val="BodyText"/>
-      </w:pPr>
-      <w:r>
-        <w:t xml:space="preserve">GIANNOTTI, Elaine Maria; LOUVISON, Marília; CHIORO, Arthur. Listas de espera na atenção ambulatorial especializada: reflexões sobre um conceito crítico para o Sistema Único de Saúde.</w:t>
-      </w:r>
-      <w:r>
-        <w:t xml:space="preserve"> </w:t>
-      </w:r>
-      <w:r>
-        <w:rPr>
-          <w:b/>
-          <w:bCs/>
-        </w:rPr>
-        <w:t xml:space="preserve">Cad. Saúde Pública</w:t>
-      </w:r>
-      <w:r>
-        <w:t xml:space="preserve">, v. 41, n. 6, 2025.</w:t>
-      </w:r>
-    </w:p>
-    <w:p>
-      <w:pPr>
-        <w:pStyle w:val="BodyText"/>
-      </w:pPr>
-      <w:r>
-        <w:t xml:space="preserve">HA, Sandeul</w:t>
-      </w:r>
-      <w:r>
-        <w:t xml:space="preserve"> </w:t>
-      </w:r>
-      <w:r>
-        <w:rPr>
-          <w:i/>
-          <w:iCs/>
-        </w:rPr>
-        <w:t xml:space="preserve">et al</w:t>
-      </w:r>
-      <w:r>
-        <w:t xml:space="preserve">. Digital health equity and tailored health care service for people with disability: user-centered design and usability study.</w:t>
-      </w:r>
-      <w:r>
-        <w:t xml:space="preserve"> </w:t>
-      </w:r>
-      <w:r>
-        <w:rPr>
-          <w:b/>
-          <w:bCs/>
-        </w:rPr>
-        <w:t xml:space="preserve">Journal of Medical Internet Research</w:t>
-      </w:r>
-      <w:r>
-        <w:t xml:space="preserve">, v. 25, 2023.</w:t>
-      </w:r>
-    </w:p>
-    <w:p>
-      <w:pPr>
-        <w:pStyle w:val="BodyText"/>
-      </w:pPr>
-      <w:r>
-        <w:t xml:space="preserve">JONSSON, Marika</w:t>
-      </w:r>
-      <w:r>
-        <w:t xml:space="preserve"> </w:t>
-      </w:r>
-      <w:r>
-        <w:rPr>
-          <w:i/>
-          <w:iCs/>
-        </w:rPr>
-        <w:t xml:space="preserve">et al</w:t>
-      </w:r>
-      <w:r>
-        <w:t xml:space="preserve">. Development and evaluation of eHealth services regarding accessibility: scoping literature review.</w:t>
-      </w:r>
-      <w:r>
-        <w:t xml:space="preserve"> </w:t>
-      </w:r>
-      <w:r>
-        <w:rPr>
-          <w:b/>
-          <w:bCs/>
-        </w:rPr>
-        <w:t xml:space="preserve">Journal of Medical Internet Research</w:t>
-      </w:r>
-      <w:r>
-        <w:t xml:space="preserve">, v. 25, 2023.</w:t>
-      </w:r>
-    </w:p>
-    <w:p>
-      <w:pPr>
-        <w:pStyle w:val="BodyText"/>
-      </w:pPr>
-      <w:r>
-        <w:t xml:space="preserve">KESSEL, Robin Van</w:t>
-      </w:r>
-      <w:r>
-        <w:t xml:space="preserve"> </w:t>
-      </w:r>
-      <w:r>
-        <w:rPr>
-          <w:i/>
-          <w:iCs/>
-        </w:rPr>
-        <w:t xml:space="preserve">et al</w:t>
-      </w:r>
-      <w:r>
-        <w:t xml:space="preserve">. Digital health paradox: international policy perspectives to address increased health inequalities for people living with disabilities.</w:t>
-      </w:r>
-      <w:r>
-        <w:t xml:space="preserve"> </w:t>
-      </w:r>
-      <w:r>
-        <w:rPr>
-          <w:b/>
-          <w:bCs/>
-        </w:rPr>
-        <w:t xml:space="preserve">Journal of Medical Internet Research</w:t>
-      </w:r>
-      <w:r>
-        <w:t xml:space="preserve">, Toronto, v. 24, n. 2, 2022.</w:t>
-      </w:r>
-    </w:p>
-    <w:p>
-      <w:pPr>
-        <w:pStyle w:val="BodyText"/>
-      </w:pPr>
-      <w:r>
-        <w:t xml:space="preserve">MELO, Daiane Celestino</w:t>
-      </w:r>
-      <w:r>
-        <w:t xml:space="preserve"> </w:t>
-      </w:r>
-      <w:r>
-        <w:rPr>
-          <w:i/>
-          <w:iCs/>
-        </w:rPr>
-        <w:t xml:space="preserve">et al</w:t>
-      </w:r>
-      <w:r>
-        <w:t xml:space="preserve">. Acessibilidade aos serviços de saúde e posição dos usuários no espaço social em Salvador, Bahia, 2006: um estudo transversal.</w:t>
-      </w:r>
-      <w:r>
-        <w:t xml:space="preserve"> </w:t>
-      </w:r>
-      <w:r>
-        <w:rPr>
-          <w:b/>
-          <w:bCs/>
-        </w:rPr>
-        <w:t xml:space="preserve">Epidemiol. Serv. Saúde</w:t>
-      </w:r>
-      <w:r>
-        <w:t xml:space="preserve">, v. 30, n. 2, 2021.</w:t>
-      </w:r>
-    </w:p>
-    <w:p>
-      <w:pPr>
-        <w:pStyle w:val="BodyText"/>
-      </w:pPr>
-      <w:r>
-        <w:t xml:space="preserve">THOMPSON, Yee Lam Elim</w:t>
-      </w:r>
-      <w:r>
-        <w:t xml:space="preserve"> </w:t>
-      </w:r>
-      <w:r>
-        <w:rPr>
-          <w:i/>
-          <w:iCs/>
-        </w:rPr>
-        <w:t xml:space="preserve">et al</w:t>
-      </w:r>
-      <w:r>
-        <w:t xml:space="preserve">. Evaluation of wait time saving effectiveness of triage algorithms.</w:t>
-      </w:r>
-      <w:r>
-        <w:t xml:space="preserve"> </w:t>
-      </w:r>
-      <w:r>
-        <w:rPr>
-          <w:b/>
-          <w:bCs/>
-        </w:rPr>
-        <w:t xml:space="preserve">arXiv:2303.07050</w:t>
-      </w:r>
-      <w:r>
-        <w:t xml:space="preserve">, v. 1, 2023.</w:t>
-      </w:r>
-    </w:p>
-    <w:p>
-      <w:pPr>
-        <w:pStyle w:val="BodyText"/>
-      </w:pPr>
-      <w:r>
-        <w:rPr>
-          <w:b/>
-          <w:bCs/>
-        </w:rPr>
-        <w:t xml:space="preserve">Status (12/06/2026, 22:20):</w:t>
-      </w:r>
-      <w:r>
-        <w:t xml:space="preserve"> </w:t>
-      </w:r>
-      <w:r>
-        <w:t xml:space="preserve"> </w:t>
-      </w:r>
-      <w:r>
-        <w:rPr>
-          <w:b/>
-          <w:bCs/>
-        </w:rPr>
-        <w:t xml:space="preserve">Texto completo colado e integrado como base oficial do projeto.</w:t>
+        <w:t xml:space="preserve">expectancy-disconfirmation</w:t>
+      </w:r>
+      <w:r>
+        <w:t xml:space="preserve">), estabeleceram que o tempo de espera percebido é um dos principais preditores da qualidade do serviço na percepção do cliente.</w:t>
+      </w:r>
+    </w:p>
+    <w:bookmarkEnd w:id="24"/>
+    <w:bookmarkStart w:id="25" w:name="governo-e-serviços-públicos"/>
+    <w:p>
+      <w:pPr>
+        <w:pStyle w:val="Heading3"/>
+      </w:pPr>
+      <w:r>
+        <w:t xml:space="preserve">2.5. Governo e Serviços Públicos</w:t>
+      </w:r>
+    </w:p>
+    <w:p>
+      <w:pPr>
+        <w:pStyle w:val="FirstParagraph"/>
+      </w:pPr>
+      <w:r>
+        <w:t xml:space="preserve">Repartições públicas, órgãos de atendimento ao cidadão, postos do Poupatempo e unidades de serviços públicos enfrentam desafios adicionais: alta demanda, horários restritos e diversidade de serviços oferecidos em um mesmo local. O gerenciamento inadequado de filas nesses ambientes não apenas gera insatisfação, mas também compromete a eficiência administrativa e a percepção da qualidade do serviço público. O mercado de QMS para o setor público tem crescido impulsionado pela digitalização de serviços e pela adoção de soluções de fila virtual (MarketsandMarkets, 2021).</w:t>
+      </w:r>
+    </w:p>
+    <w:bookmarkEnd w:id="25"/>
+    <w:bookmarkEnd w:id="26"/>
+    <w:bookmarkStart w:id="27" w:name="consequências-da-má-gestão-de-filas"/>
+    <w:p>
+      <w:pPr>
+        <w:pStyle w:val="Heading2"/>
+      </w:pPr>
+      <w:r>
+        <w:t xml:space="preserve">3. Consequências da Má Gestão de Filas</w:t>
+      </w:r>
+    </w:p>
+    <w:p>
+      <w:pPr>
+        <w:pStyle w:val="FirstParagraph"/>
+      </w:pPr>
+      <w:r>
+        <w:t xml:space="preserve">As consequências da gestão ineficiente de filas são múltiplas e interdependentes. Do ponto de vista do usuário, a espera prolongada gera frustração, estresse e percepção negativa do serviço. Do ponto de vista da organização, as perdas incluem:</w:t>
       </w:r>
     </w:p>
     <w:p>
@@ -768,34 +316,14 @@
         </w:numPr>
       </w:pPr>
       <w:r>
-        <w:t xml:space="preserve">O documento</w:t>
-      </w:r>
-      <w:r>
-        <w:t xml:space="preserve"> </w:t>
-      </w:r>
-      <w:r>
-        <w:rPr>
-          <w:rStyle w:val="VerbatimChar"/>
-        </w:rPr>
-        <w:t xml:space="preserve">Projeto-Algorit-1-Rios-2026-06-12.docx</w:t>
-      </w:r>
-      <w:r>
-        <w:t xml:space="preserve"> </w:t>
-      </w:r>
-      <w:r>
-        <w:t xml:space="preserve">(enviado via WhatsApp) foi salvo em</w:t>
-      </w:r>
-      <w:r>
-        <w:t xml:space="preserve"> </w:t>
-      </w:r>
-      <w:r>
-        <w:rPr>
-          <w:rStyle w:val="VerbatimChar"/>
-        </w:rPr>
-        <w:t xml:space="preserve">material-fonte/</w:t>
-      </w:r>
-      <w:r>
-        <w:t xml:space="preserve">.</w:t>
+        <w:rPr>
+          <w:b/>
+          <w:bCs/>
+        </w:rPr>
+        <w:t xml:space="preserve">Desistência e abandono</w:t>
+      </w:r>
+      <w:r>
+        <w:t xml:space="preserve">: 61% dos consumidores já abandonaram filas antes do atendimento, resultando em perda direta de receita e de oportunidade (Waitwhile, 2024).</w:t>
       </w:r>
     </w:p>
     <w:p>
@@ -807,19 +335,14 @@
         </w:numPr>
       </w:pPr>
       <w:r>
-        <w:t xml:space="preserve">O texto integral (com todas as referências da literatura) foi colado aqui em</w:t>
-      </w:r>
-      <w:r>
-        <w:t xml:space="preserve"> </w:t>
-      </w:r>
-      <w:r>
-        <w:rPr>
-          <w:rStyle w:val="VerbatimChar"/>
-        </w:rPr>
-        <w:t xml:space="preserve">problema-real.md</w:t>
-      </w:r>
-      <w:r>
-        <w:t xml:space="preserve">.</w:t>
+        <w:rPr>
+          <w:b/>
+          <w:bCs/>
+        </w:rPr>
+        <w:t xml:space="preserve">Redução da fidelização</w:t>
+      </w:r>
+      <w:r>
+        <w:t xml:space="preserve">: 77% dos consumidores declararam-se menos propensos a retornar a um estabelecimento após enfrentar filas longas (Wavetec, 2023).</w:t>
       </w:r>
     </w:p>
     <w:p>
@@ -831,38 +354,14 @@
         </w:numPr>
       </w:pPr>
       <w:r>
-        <w:t xml:space="preserve">A</w:t>
-      </w:r>
-      <w:r>
-        <w:t xml:space="preserve"> </w:t>
-      </w:r>
-      <w:r>
-        <w:rPr>
-          <w:rStyle w:val="VerbatimChar"/>
-        </w:rPr>
-        <w:t xml:space="preserve">proposta.md</w:t>
-      </w:r>
-      <w:r>
-        <w:t xml:space="preserve"> </w:t>
-      </w:r>
-      <w:r>
-        <w:t xml:space="preserve">agora usa este texto como</w:t>
-      </w:r>
-      <w:r>
-        <w:t xml:space="preserve"> </w:t>
-      </w:r>
-      <w:r>
         <w:rPr>
           <w:b/>
           <w:bCs/>
         </w:rPr>
-        <w:t xml:space="preserve">fonte principal da problematização</w:t>
-      </w:r>
-      <w:r>
-        <w:t xml:space="preserve"> </w:t>
-      </w:r>
-      <w:r>
-        <w:t xml:space="preserve">(com resumo executivo, pergunta central e diferencial derivados diretamente dele).</w:t>
+        <w:t xml:space="preserve">Danos à reputação</w:t>
+      </w:r>
+      <w:r>
+        <w:t xml:space="preserve">: a insatisfação com filas é um dos principais motivadores de avaliações negativas em canais digitais e redes sociais.</w:t>
       </w:r>
     </w:p>
     <w:p>
@@ -874,152 +373,133 @@
         </w:numPr>
       </w:pPr>
       <w:r>
-        <w:t xml:space="preserve">Index-Geral, decisoes.md e ata-decisoes.md foram atualizados para refletir que o</w:t>
-      </w:r>
-      <w:r>
-        <w:t xml:space="preserve"> </w:t>
-      </w:r>
-      <w:r>
-        <w:t xml:space="preserve">“Problema real definido”</w:t>
-      </w:r>
-      <w:r>
-        <w:t xml:space="preserve"> </w:t>
-      </w:r>
-      <w:r>
-        <w:t xml:space="preserve">está escrito e ancorado.</w:t>
-      </w:r>
-    </w:p>
-    <w:p>
-      <w:pPr>
-        <w:pStyle w:val="FirstParagraph"/>
-      </w:pPr>
-      <w:r>
         <w:rPr>
           <w:b/>
           <w:bCs/>
         </w:rPr>
-        <w:t xml:space="preserve">O grupo pode (e deve) alterar ou sugerir adequações</w:t>
-      </w:r>
-      <w:r>
-        <w:t xml:space="preserve"> </w:t>
-      </w:r>
-      <w:r>
-        <w:t xml:space="preserve"> conforme o próprio Rios pediu no WhatsApp:</w:t>
-      </w:r>
-      <w:r>
-        <w:t xml:space="preserve"> </w:t>
-      </w:r>
-      <w:r>
-        <w:t xml:space="preserve">“Fiquem à vontade para alterar ou sugerir adequações.”</w:t>
-      </w:r>
-    </w:p>
-    <w:p>
-      <w:pPr>
-        <w:pStyle w:val="BodyText"/>
-      </w:pPr>
+        <w:t xml:space="preserve">Perda de eficiência operacional</w:t>
+      </w:r>
+      <w:r>
+        <w:t xml:space="preserve">: a alocação inadequada de recursos humanos e a falta de dados sobre fluxo de atendimento impedem a tomada de decisão baseada em evidências.</w:t>
+      </w:r>
+    </w:p>
+    <w:bookmarkEnd w:id="27"/>
+    <w:bookmarkStart w:id="28" w:name="pergunta-central"/>
+    <w:p>
+      <w:pPr>
+        <w:pStyle w:val="Heading2"/>
+      </w:pPr>
+      <w:r>
+        <w:t xml:space="preserve">4. Pergunta Central</w:t>
+      </w:r>
+    </w:p>
+    <w:p>
+      <w:pPr>
+        <w:pStyle w:val="FirstParagraph"/>
+      </w:pPr>
+      <w:r>
+        <w:t xml:space="preserve">Diante do panorama exposto — que atravessa setores bancário, saúde, educacional, varejista e governamental —, surge a seguinte questão:</w:t>
+      </w:r>
+    </w:p>
+    <w:p>
+      <w:pPr>
+        <w:pStyle w:val="BlockText"/>
+      </w:pPr>
+      <w:r>
+        <w:t xml:space="preserve">Como otimizar o gerenciamento de filas de atendimento em múltiplos setores por meio de uma solução digital acessível, multiplataforma e capaz de reduzir o tempo de espera percebido, aumentar a previsibilidade do atendimento e melhorar a experiência do usuário?</w:t>
+      </w:r>
+    </w:p>
+    <w:p>
+      <w:r>
+        <w:pict>
+          <v:rect style="width:0;height:1.5pt" o:hralign="center" o:hrstd="t" o:hr="t"/>
+        </w:pict>
+      </w:r>
+    </w:p>
+    <w:bookmarkEnd w:id="28"/>
+    <w:bookmarkStart w:id="29" w:name="referências"/>
+    <w:p>
+      <w:pPr>
+        <w:pStyle w:val="Heading2"/>
+      </w:pPr>
+      <w:r>
+        <w:t xml:space="preserve">Referências</w:t>
+      </w:r>
+    </w:p>
+    <w:p>
+      <w:pPr>
+        <w:pStyle w:val="FirstParagraph"/>
+      </w:pPr>
+      <w:r>
+        <w:t xml:space="preserve">AGGARWAL, Ravi</w:t>
+      </w:r>
+      <w:r>
+        <w:t xml:space="preserve"> </w:t>
+      </w:r>
+      <w:r>
+        <w:rPr>
+          <w:i/>
+          <w:iCs/>
+        </w:rPr>
+        <w:t xml:space="preserve">et al.</w:t>
+      </w:r>
+      <w:r>
+        <w:t xml:space="preserve"> </w:t>
+      </w:r>
+      <w:r>
+        <w:t xml:space="preserve">Defining the enablers and barriers to the implementation of large-scale, health care-related mobile technology: qualitative case study in a tertiary hospital setting.</w:t>
+      </w:r>
+      <w:r>
+        <w:t xml:space="preserve"> </w:t>
+      </w:r>
       <w:r>
         <w:rPr>
           <w:b/>
           <w:bCs/>
         </w:rPr>
-        <w:t xml:space="preserve">Instrução do grupo (transcrita do chat 12/06):</w:t>
-      </w:r>
-      <w:r>
-        <w:br/>
-      </w:r>
-      <w:r>
-        <w:t xml:space="preserve">“depois de fazer o seu arquivo [este</w:t>
-      </w:r>
-      <w:r>
-        <w:t xml:space="preserve"> </w:t>
-      </w:r>
-      <w:r>
-        <w:rPr>
-          <w:rStyle w:val="VerbatimChar"/>
-        </w:rPr>
-        <w:t xml:space="preserve">problema-real.md</w:t>
-      </w:r>
-      <w:r>
-        <w:t xml:space="preserve">], ele vai fazer o seu arquivo. a instalação dele. Após isso, a gente vai entender o que ele passou nessa proposta e qual foi de fato a fala.”</w:t>
+        <w:t xml:space="preserve">JMIR mHealth and uHealth</w:t>
+      </w:r>
+      <w:r>
+        <w:t xml:space="preserve">, Toronto, v. 10, n. 2, 2022.</w:t>
       </w:r>
     </w:p>
     <w:p>
       <w:pPr>
         <w:pStyle w:val="BodyText"/>
       </w:pPr>
+      <w:r>
+        <w:t xml:space="preserve">DARAMOLA, K.; YAHAYA, A.; ABDULLAHI, U. Evaluating single and multi-server exponential queuing models: a case study of Access Bank PLC in Anyigba, Kogi State, Nigeria.</w:t>
+      </w:r>
+      <w:r>
+        <w:t xml:space="preserve"> </w:t>
+      </w:r>
       <w:r>
         <w:rPr>
           <w:b/>
           <w:bCs/>
         </w:rPr>
-        <w:t xml:space="preserve">Ação atual do grupo:</w:t>
-      </w:r>
-      <w:r>
-        <w:t xml:space="preserve"> </w:t>
-      </w:r>
-      <w:r>
-        <w:t xml:space="preserve">Leia este arquivo na íntegra  vá para a</w:t>
-      </w:r>
-      <w:r>
-        <w:t xml:space="preserve"> </w:t>
-      </w:r>
-      <w:r>
-        <w:rPr>
-          <w:rStyle w:val="VerbatimChar"/>
-        </w:rPr>
-        <w:t xml:space="preserve">proposta.md</w:t>
-      </w:r>
-      <w:r>
-        <w:t xml:space="preserve"> </w:t>
-      </w:r>
-      <w:r>
-        <w:t xml:space="preserve"> marque decisões no Painel  sugira alterações aqui se necessário.</w:t>
-      </w:r>
-    </w:p>
-    <w:bookmarkEnd w:id="20"/>
-    <w:bookmarkStart w:id="21" w:name="X554de780ff8e44ac45959ea1f546afe0c7370c1"/>
-    <w:p>
-      <w:pPr>
-        <w:pStyle w:val="Heading2"/>
-      </w:pPr>
-      <w:r>
-        <w:t xml:space="preserve">2. Por Que a Distinção</w:t>
-      </w:r>
-      <w:r>
-        <w:t xml:space="preserve"> </w:t>
-      </w:r>
-      <w:r>
-        <w:t xml:space="preserve">“Fila Presencial”</w:t>
-      </w:r>
-      <w:r>
-        <w:t xml:space="preserve"> </w:t>
-      </w:r>
-      <w:r>
-        <w:t xml:space="preserve">é Importante</w:t>
-      </w:r>
-    </w:p>
-    <w:p>
-      <w:pPr>
-        <w:pStyle w:val="Compact"/>
-        <w:numPr>
-          <w:ilvl w:val="0"/>
-          <w:numId w:val="1002"/>
-        </w:numPr>
-      </w:pPr>
-      <w:r>
-        <w:t xml:space="preserve">Na literatura acadêmica e governamental,</w:t>
-      </w:r>
-      <w:r>
-        <w:t xml:space="preserve"> </w:t>
-      </w:r>
-      <w:r>
-        <w:t xml:space="preserve">“filas na saúde”</w:t>
-      </w:r>
-      <w:r>
-        <w:t xml:space="preserve"> </w:t>
-      </w:r>
-      <w:r>
-        <w:t xml:space="preserve">frequentemente se refere a</w:t>
+        <w:t xml:space="preserve">Malaysian Journal of Science and Advanced Technology</w:t>
+      </w:r>
+      <w:r>
+        <w:t xml:space="preserve">, v. 4, n. 3, 2024.</w:t>
+      </w:r>
+    </w:p>
+    <w:p>
+      <w:pPr>
+        <w:pStyle w:val="BodyText"/>
+      </w:pPr>
+      <w:r>
+        <w:t xml:space="preserve">GROSS, Donald</w:t>
+      </w:r>
+      <w:r>
+        <w:t xml:space="preserve"> </w:t>
+      </w:r>
+      <w:r>
+        <w:rPr>
+          <w:i/>
+          <w:iCs/>
+        </w:rPr>
+        <w:t xml:space="preserve">et al.</w:t>
       </w:r>
       <w:r>
         <w:t xml:space="preserve"> </w:t>
@@ -1029,25 +509,34 @@
           <w:b/>
           <w:bCs/>
         </w:rPr>
-        <w:t xml:space="preserve">listas de espera</w:t>
-      </w:r>
-      <w:r>
-        <w:t xml:space="preserve"> </w:t>
-      </w:r>
-      <w:r>
-        <w:t xml:space="preserve">para consultas, exames ou cirurgias (às vezes de meses).</w:t>
-      </w:r>
-    </w:p>
-    <w:p>
-      <w:pPr>
-        <w:pStyle w:val="Compact"/>
-        <w:numPr>
-          <w:ilvl w:val="0"/>
-          <w:numId w:val="1002"/>
-        </w:numPr>
-      </w:pPr>
-      <w:r>
-        <w:t xml:space="preserve">Neste projeto, o foco é outro: a</w:t>
+        <w:t xml:space="preserve">Fundamentals of Queueing Theory</w:t>
+      </w:r>
+      <w:r>
+        <w:t xml:space="preserve">. 4. ed. Hoboken: Wiley, 2008.</w:t>
+      </w:r>
+    </w:p>
+    <w:p>
+      <w:pPr>
+        <w:pStyle w:val="BodyText"/>
+      </w:pPr>
+      <w:r>
+        <w:t xml:space="preserve">KARMAKAR, Tapodhir</w:t>
+      </w:r>
+      <w:r>
+        <w:t xml:space="preserve"> </w:t>
+      </w:r>
+      <w:r>
+        <w:rPr>
+          <w:i/>
+          <w:iCs/>
+        </w:rPr>
+        <w:t xml:space="preserve">et al.</w:t>
+      </w:r>
+      <w:r>
+        <w:t xml:space="preserve"> </w:t>
+      </w:r>
+      <w:r>
+        <w:t xml:space="preserve">A comprehensive approach to queue waiting time prediction using tree-based ensembles with data balancing and explainable AI.</w:t>
       </w:r>
       <w:r>
         <w:t xml:space="preserve"> </w:t>
@@ -1057,73 +546,39 @@
           <w:b/>
           <w:bCs/>
         </w:rPr>
-        <w:t xml:space="preserve">fila presencial</w:t>
-      </w:r>
-      <w:r>
-        <w:t xml:space="preserve"> </w:t>
-      </w:r>
-      <w:r>
-        <w:t xml:space="preserve">que ocorre no dia da chegada à unidade (guichê  sala de espera  triagem  atendimento).</w:t>
-      </w:r>
-    </w:p>
-    <w:p>
-      <w:pPr>
-        <w:pStyle w:val="Compact"/>
-        <w:numPr>
-          <w:ilvl w:val="0"/>
-          <w:numId w:val="1002"/>
-        </w:numPr>
-      </w:pPr>
-      <w:r>
-        <w:t xml:space="preserve">Usar sempre o termo</w:t>
-      </w:r>
-      <w:r>
-        <w:t xml:space="preserve"> </w:t>
-      </w:r>
-      <w:r>
-        <w:t xml:space="preserve">“fila presencial”</w:t>
-      </w:r>
-      <w:r>
-        <w:t xml:space="preserve"> </w:t>
-      </w:r>
-      <w:r>
-        <w:t xml:space="preserve">evita confusão e deixa claro o escopo do problema que estamos atacando com o app.</w:t>
-      </w:r>
-    </w:p>
-    <w:bookmarkEnd w:id="21"/>
-    <w:bookmarkStart w:id="22" w:name="contribuição-técnica-adicional-byod"/>
-    <w:p>
-      <w:pPr>
-        <w:pStyle w:val="Heading2"/>
-      </w:pPr>
-      <w:r>
-        <w:t xml:space="preserve">3. Contribuição Técnica Adicional (BYOD)</w:t>
-      </w:r>
-    </w:p>
-    <w:p>
-      <w:pPr>
-        <w:pStyle w:val="FirstParagraph"/>
-      </w:pPr>
-      <w:r>
-        <w:t xml:space="preserve">Mensagem do mesmo autor (18:15):</w:t>
+        <w:t xml:space="preserve">Discover Analytics</w:t>
+      </w:r>
+      <w:r>
+        <w:t xml:space="preserve">, v. 3, n. 9, 2025.</w:t>
       </w:r>
     </w:p>
     <w:p>
       <w:pPr>
         <w:pStyle w:val="BodyText"/>
       </w:pPr>
+      <w:r>
+        <w:t xml:space="preserve">MARKETSANDMARKETS.</w:t>
+      </w:r>
+      <w:r>
+        <w:t xml:space="preserve"> </w:t>
+      </w:r>
       <w:r>
         <w:rPr>
           <w:b/>
           <w:bCs/>
         </w:rPr>
-        <w:t xml:space="preserve">O que isso significa:</w:t>
-      </w:r>
-      <w:r>
-        <w:t xml:space="preserve"> </w:t>
-      </w:r>
-      <w:r>
-        <w:t xml:space="preserve">-</w:t>
+        <w:t xml:space="preserve">Queue Management System Market — Global Forecast to 2026</w:t>
+      </w:r>
+      <w:r>
+        <w:t xml:space="preserve">. Chicago: MarketsandMarkets, 2021.</w:t>
+      </w:r>
+    </w:p>
+    <w:p>
+      <w:pPr>
+        <w:pStyle w:val="BodyText"/>
+      </w:pPr>
+      <w:r>
+        <w:t xml:space="preserve">MORDOR INTELLIGENCE.</w:t>
       </w:r>
       <w:r>
         <w:t xml:space="preserve"> </w:t>
@@ -1133,25 +588,34 @@
           <w:b/>
           <w:bCs/>
         </w:rPr>
-        <w:t xml:space="preserve">BYOD</w:t>
-      </w:r>
-      <w:r>
-        <w:t xml:space="preserve"> </w:t>
-      </w:r>
-      <w:r>
-        <w:t xml:space="preserve">= Bring Your Own Device (Traga Seu Próprio Dispositivo).</w:t>
-      </w:r>
-      <w:r>
-        <w:t xml:space="preserve"> </w:t>
-      </w:r>
-      <w:r>
-        <w:t xml:space="preserve">- Em vez de depender apenas de totens ou senhas físicas, o paciente usa seu próprio celular.</w:t>
-      </w:r>
-      <w:r>
-        <w:t xml:space="preserve"> </w:t>
-      </w:r>
-      <w:r>
-        <w:t xml:space="preserve">-</w:t>
+        <w:t xml:space="preserve">Queue Management System Market Size, Share, Trends &amp; Growth Analysis (2026–2031)</w:t>
+      </w:r>
+      <w:r>
+        <w:t xml:space="preserve">. Hyderabad: Mordor Intelligence, 2026.</w:t>
+      </w:r>
+    </w:p>
+    <w:p>
+      <w:pPr>
+        <w:pStyle w:val="BodyText"/>
+      </w:pPr>
+      <w:r>
+        <w:t xml:space="preserve">PANTONIAL, Lourdes</w:t>
+      </w:r>
+      <w:r>
+        <w:t xml:space="preserve"> </w:t>
+      </w:r>
+      <w:r>
+        <w:rPr>
+          <w:i/>
+          <w:iCs/>
+        </w:rPr>
+        <w:t xml:space="preserve">et al.</w:t>
+      </w:r>
+      <w:r>
+        <w:t xml:space="preserve"> </w:t>
+      </w:r>
+      <w:r>
+        <w:t xml:space="preserve">Student payment behaviors, queue management, and cashier efficiency in a private higher education institution.</w:t>
       </w:r>
       <w:r>
         <w:t xml:space="preserve"> </w:t>
@@ -1161,120 +625,56 @@
           <w:b/>
           <w:bCs/>
         </w:rPr>
-        <w:t xml:space="preserve">Gerenciamento de Dispositivos Móveis (MDM)</w:t>
-      </w:r>
-      <w:r>
-        <w:t xml:space="preserve"> </w:t>
-      </w:r>
-      <w:r>
-        <w:t xml:space="preserve">pode ser usado para:</w:t>
-      </w:r>
-      <w:r>
-        <w:t xml:space="preserve"> </w:t>
-      </w:r>
-      <w:r>
-        <w:t xml:space="preserve">- Acompanhar a senha/situação em tempo real de forma segura.</w:t>
-      </w:r>
-      <w:r>
-        <w:t xml:space="preserve"> </w:t>
-      </w:r>
-      <w:r>
-        <w:t xml:space="preserve">- Garantir que o app funcione mesmo em dispositivos pessoais (políticas de segurança, atualização, etc.).</w:t>
-      </w:r>
-      <w:r>
-        <w:t xml:space="preserve"> </w:t>
-      </w:r>
-      <w:r>
-        <w:t xml:space="preserve">- Isso é uma consideração importante para a viabilidade técnica da solução móvel, especialmente em contextos públicos onde nem todos têm smartphones recentes ou dados móveis.</w:t>
+        <w:t xml:space="preserve">Psychology and Education: A Multidisciplinary Journal</w:t>
+      </w:r>
+      <w:r>
+        <w:t xml:space="preserve">, v. 36, n. 9, p. 1005–1010, 2025.</w:t>
       </w:r>
     </w:p>
     <w:p>
       <w:pPr>
         <w:pStyle w:val="BodyText"/>
       </w:pPr>
+      <w:r>
+        <w:t xml:space="preserve">QMINDER.</w:t>
+      </w:r>
+      <w:r>
+        <w:t xml:space="preserve"> </w:t>
+      </w:r>
       <w:r>
         <w:rPr>
           <w:b/>
           <w:bCs/>
         </w:rPr>
-        <w:t xml:space="preserve">Status:</w:t>
-      </w:r>
-      <w:r>
-        <w:t xml:space="preserve"> </w:t>
-      </w:r>
-      <w:r>
-        <w:t xml:space="preserve">Sugestão registrada. Deve ser discutida quando o grupo definir o escopo técnico do protótipo (se o app será web responsivo, nativo, PWA, etc.).</w:t>
-      </w:r>
-    </w:p>
-    <w:bookmarkEnd w:id="22"/>
-    <w:bookmarkStart w:id="23" w:name="Xadf283ee5c51e31b1c1649f872754f68e8209cb"/>
-    <w:p>
-      <w:pPr>
-        <w:pStyle w:val="Heading2"/>
-      </w:pPr>
-      <w:r>
-        <w:t xml:space="preserve">4. Status e Próximos Passos para Este Documento (vivo)</w:t>
-      </w:r>
-    </w:p>
-    <w:p>
-      <w:pPr>
-        <w:pStyle w:val="Compact"/>
-        <w:numPr>
-          <w:ilvl w:val="0"/>
-          <w:numId w:val="1003"/>
-        </w:numPr>
-      </w:pPr>
-      <w:r>
-        <w:t xml:space="preserve"> Criar estrutura + colar texto completo de Rios (12/06).</w:t>
-      </w:r>
-    </w:p>
-    <w:p>
-      <w:pPr>
-        <w:pStyle w:val="Compact"/>
-        <w:numPr>
-          <w:ilvl w:val="0"/>
-          <w:numId w:val="1003"/>
-        </w:numPr>
-      </w:pPr>
-      <w:r>
-        <w:t xml:space="preserve"> Integrar como base oficial na</w:t>
-      </w:r>
-      <w:r>
-        <w:t xml:space="preserve"> </w:t>
-      </w:r>
-      <w:r>
-        <w:rPr>
-          <w:rStyle w:val="VerbatimChar"/>
-        </w:rPr>
-        <w:t xml:space="preserve">proposta.md</w:t>
-      </w:r>
-      <w:r>
-        <w:t xml:space="preserve"> </w:t>
-      </w:r>
-      <w:r>
-        <w:t xml:space="preserve">(resumo executivo + pergunta central + diferencial).</w:t>
-      </w:r>
-    </w:p>
-    <w:p>
-      <w:pPr>
-        <w:pStyle w:val="Compact"/>
-        <w:numPr>
-          <w:ilvl w:val="0"/>
-          <w:numId w:val="1003"/>
-        </w:numPr>
-      </w:pPr>
-      <w:r>
-        <w:t xml:space="preserve"> Atualizar Index-Geral, decisoes.md, ata-decisoes.md e material-fonte/README.md.</w:t>
-      </w:r>
-    </w:p>
-    <w:p>
-      <w:pPr>
-        <w:pStyle w:val="Compact"/>
-        <w:numPr>
-          <w:ilvl w:val="0"/>
-          <w:numId w:val="1003"/>
-        </w:numPr>
-      </w:pPr>
+        <w:t xml:space="preserve">The Cost of Customer Service Wait Times</w:t>
+      </w:r>
+      <w:r>
+        <w:t xml:space="preserve">. San Francisco: Qminder, 2023. Disponível em: https://www.qminder.com/blog/queue-management/cost-customer-service-wait-times/. Acesso em: 26 jun. 2026.</w:t>
+      </w:r>
+    </w:p>
+    <w:p>
+      <w:pPr>
+        <w:pStyle w:val="BodyText"/>
+      </w:pPr>
+      <w:r>
+        <w:t xml:space="preserve">THOMPSON, Yee Lam Elim</w:t>
+      </w:r>
+      <w:r>
+        <w:t xml:space="preserve"> </w:t>
+      </w:r>
+      <w:r>
+        <w:rPr>
+          <w:i/>
+          <w:iCs/>
+        </w:rPr>
+        <w:t xml:space="preserve">et al.</w:t>
+      </w:r>
+      <w:r>
+        <w:t xml:space="preserve"> </w:t>
+      </w:r>
+      <w:r>
+        <w:t xml:space="preserve">Evaluation of wait time saving effectiveness of triage algorithms.</w:t>
+      </w:r>
       <w:r>
         <w:t xml:space="preserve"> </w:t>
       </w:r>
@@ -1283,207 +683,98 @@
           <w:b/>
           <w:bCs/>
         </w:rPr>
-        <w:t xml:space="preserve">Grupo revisa e sugere alterações/adequações</w:t>
-      </w:r>
-      <w:r>
-        <w:t xml:space="preserve"> </w:t>
-      </w:r>
-      <w:r>
-        <w:t xml:space="preserve">(Rios autorizou explicitamente:</w:t>
-      </w:r>
-      <w:r>
-        <w:t xml:space="preserve"> </w:t>
-      </w:r>
-      <w:r>
-        <w:t xml:space="preserve">“fiquem à vontade para alterar ou sugerir adequações”</w:t>
-      </w:r>
-      <w:r>
-        <w:t xml:space="preserve">).</w:t>
-      </w:r>
-    </w:p>
-    <w:p>
-      <w:pPr>
-        <w:pStyle w:val="Compact"/>
-        <w:numPr>
-          <w:ilvl w:val="0"/>
-          <w:numId w:val="1003"/>
-        </w:numPr>
-      </w:pPr>
-      <w:r>
-        <w:t xml:space="preserve"> Após revisões do grupo, consolidar versão final para a apresentação de 29/06.</w:t>
-      </w:r>
-    </w:p>
-    <w:p>
-      <w:pPr>
-        <w:pStyle w:val="Compact"/>
-        <w:numPr>
-          <w:ilvl w:val="0"/>
-          <w:numId w:val="1003"/>
-        </w:numPr>
-      </w:pPr>
-      <w:r>
-        <w:t xml:space="preserve"> Manter este arquivo como a fonte única da problematização (qualquer mudança aqui deve refletir na proposta).</w:t>
-      </w:r>
-    </w:p>
-    <w:p>
-      <w:pPr>
-        <w:pStyle w:val="FirstParagraph"/>
-      </w:pPr>
+        <w:t xml:space="preserve">arXiv:2303.07050</w:t>
+      </w:r>
+      <w:r>
+        <w:t xml:space="preserve">, v. 1, 2023.</w:t>
+      </w:r>
+    </w:p>
+    <w:p>
+      <w:pPr>
+        <w:pStyle w:val="BodyText"/>
+      </w:pPr>
+      <w:r>
+        <w:t xml:space="preserve">WAITWHILE.</w:t>
+      </w:r>
+      <w:r>
+        <w:t xml:space="preserve"> </w:t>
+      </w:r>
       <w:r>
         <w:rPr>
           <w:b/>
           <w:bCs/>
         </w:rPr>
-        <w:t xml:space="preserve">Lembrete do chat:</w:t>
-      </w:r>
-      <w:r>
-        <w:t xml:space="preserve"> </w:t>
-      </w:r>
-      <w:r>
-        <w:t xml:space="preserve">Depois que este arquivo foi feito, a próxima pessoa faz o dela, e o grupo revisa coletivamente</w:t>
-      </w:r>
-      <w:r>
-        <w:t xml:space="preserve"> </w:t>
-      </w:r>
-      <w:r>
-        <w:t xml:space="preserve">“o que ele passou nessa proposta e qual foi de fato a fala”</w:t>
-      </w:r>
-      <w:r>
-        <w:t xml:space="preserve">.</w:t>
-      </w:r>
-    </w:p>
-    <w:bookmarkEnd w:id="23"/>
-    <w:bookmarkStart w:id="30" w:name="links-relacionados"/>
-    <w:p>
-      <w:pPr>
-        <w:pStyle w:val="Heading2"/>
-      </w:pPr>
-      <w:r>
-        <w:t xml:space="preserve">5. Links Relacionados</w:t>
-      </w:r>
-    </w:p>
-    <w:p>
-      <w:pPr>
-        <w:pStyle w:val="Compact"/>
-        <w:numPr>
-          <w:ilvl w:val="0"/>
-          <w:numId w:val="1004"/>
-        </w:numPr>
-      </w:pPr>
-      <w:hyperlink r:id="rId24">
-        <w:r>
-          <w:rPr>
-            <w:rStyle w:val="Hyperlink"/>
-          </w:rPr>
-          <w:t xml:space="preserve">Proposta de Solução (documento vivo)</w:t>
-        </w:r>
-      </w:hyperlink>
-    </w:p>
-    <w:p>
-      <w:pPr>
-        <w:pStyle w:val="Compact"/>
-        <w:numPr>
-          <w:ilvl w:val="0"/>
-          <w:numId w:val="1004"/>
-        </w:numPr>
-      </w:pPr>
-      <w:hyperlink r:id="rId25">
-        <w:r>
-          <w:rPr>
-            <w:rStyle w:val="Hyperlink"/>
-          </w:rPr>
-          <w:t xml:space="preserve">Index Geral do Projeto</w:t>
-        </w:r>
-      </w:hyperlink>
-    </w:p>
-    <w:p>
-      <w:pPr>
-        <w:pStyle w:val="Compact"/>
-        <w:numPr>
-          <w:ilvl w:val="0"/>
-          <w:numId w:val="1004"/>
-        </w:numPr>
-      </w:pPr>
-      <w:hyperlink r:id="rId26">
-        <w:r>
-          <w:rPr>
-            <w:rStyle w:val="Hyperlink"/>
-          </w:rPr>
-          <w:t xml:space="preserve">Decisões do Projeto</w:t>
-        </w:r>
-      </w:hyperlink>
-    </w:p>
-    <w:p>
-      <w:pPr>
-        <w:pStyle w:val="Compact"/>
-        <w:numPr>
-          <w:ilvl w:val="0"/>
-          <w:numId w:val="1004"/>
-        </w:numPr>
-      </w:pPr>
-      <w:hyperlink r:id="rId27">
-        <w:r>
-          <w:rPr>
-            <w:rStyle w:val="Hyperlink"/>
-          </w:rPr>
-          <w:t xml:space="preserve">Ata de Decisões</w:t>
-        </w:r>
-      </w:hyperlink>
-    </w:p>
-    <w:p>
-      <w:pPr>
-        <w:pStyle w:val="Compact"/>
-        <w:numPr>
-          <w:ilvl w:val="0"/>
-          <w:numId w:val="1004"/>
-        </w:numPr>
-      </w:pPr>
-      <w:hyperlink r:id="rId28">
-        <w:r>
-          <w:rPr>
-            <w:rStyle w:val="Hyperlink"/>
-          </w:rPr>
-          <w:t xml:space="preserve">Casos Existentes (Google Doc)</w:t>
-        </w:r>
-      </w:hyperlink>
-    </w:p>
-    <w:p>
-      <w:pPr>
-        <w:pStyle w:val="Compact"/>
-        <w:numPr>
-          <w:ilvl w:val="0"/>
-          <w:numId w:val="1004"/>
-        </w:numPr>
-      </w:pPr>
-      <w:hyperlink r:id="rId29">
-        <w:r>
-          <w:rPr>
-            <w:rStyle w:val="Hyperlink"/>
-          </w:rPr>
-          <w:t xml:space="preserve">Pesquisa Problema Real (Google Doc)</w:t>
-        </w:r>
-      </w:hyperlink>
-    </w:p>
-    <w:p>
-      <w:pPr>
-        <w:pStyle w:val="FirstParagraph"/>
-      </w:pPr>
-      <w:r>
-        <w:rPr>
-          <w:i/>
-          <w:iCs/>
-        </w:rPr>
-        <w:t xml:space="preserve">Documento vivo (base oficial da problematização).</w:t>
-      </w:r>
-      <w:r>
-        <w:br/>
-      </w:r>
-      <w:r>
-        <w:t xml:space="preserve">Atualizado automaticamente conforme novas contribuições do grupo (última sincronização: 12/06/2026 22:20  texto completo de Rios integrado como fonte principal da proposta. Grupo convidado a sugerir alterações).</w:t>
-      </w:r>
-    </w:p>
+        <w:t xml:space="preserve">Consumer Survey: The State of Waiting in Line (2024)</w:t>
+      </w:r>
+      <w:r>
+        <w:t xml:space="preserve">. San Francisco: Waitwhile, 2024. Disponível em: https://waitwhile.com/blog/consumer-survey-waiting-in-line-2024/. Acesso em: 26 jun. 2026.</w:t>
+      </w:r>
+    </w:p>
+    <w:p>
+      <w:pPr>
+        <w:pStyle w:val="BodyText"/>
+      </w:pPr>
+      <w:r>
+        <w:t xml:space="preserve">WAVETEC.</w:t>
+      </w:r>
+      <w:r>
+        <w:t xml:space="preserve"> </w:t>
+      </w:r>
+      <w:r>
+        <w:rPr>
+          <w:b/>
+          <w:bCs/>
+        </w:rPr>
+        <w:t xml:space="preserve">How Improper Queue Management Affects Financial Results</w:t>
+      </w:r>
+      <w:r>
+        <w:t xml:space="preserve">. Lahore: Wavetec, 2023. Disponível em: https://www.wavetec.com/blog/queue-management/how-improper-queue-management-affects-financial-results/. Acesso em: 26 jun. 2026.</w:t>
+      </w:r>
+    </w:p>
+    <w:p>
+      <w:pPr>
+        <w:pStyle w:val="BodyText"/>
+      </w:pPr>
+      <w:r>
+        <w:t xml:space="preserve">YUSUF, Munirat Olafemi; BLESSING, Nwaiwu N.; KAZEEM, Aina Olalekan. Queuing theory and customer satisfaction: a review of performance, trends and application in banking practice.</w:t>
+      </w:r>
+      <w:r>
+        <w:t xml:space="preserve"> </w:t>
+      </w:r>
+      <w:r>
+        <w:rPr>
+          <w:b/>
+          <w:bCs/>
+        </w:rPr>
+        <w:t xml:space="preserve">European Journal of Business and Management</w:t>
+      </w:r>
+      <w:r>
+        <w:t xml:space="preserve">, v. 7, n. 35, p. 90–96, 2015.</w:t>
+      </w:r>
+    </w:p>
+    <w:p>
+      <w:pPr>
+        <w:pStyle w:val="BodyText"/>
+      </w:pPr>
+      <w:r>
+        <w:t xml:space="preserve">ZHAO, X.; GILBERT, K. A queuing theory-based approach to evaluate service delivery quality.</w:t>
+      </w:r>
+      <w:r>
+        <w:t xml:space="preserve"> </w:t>
+      </w:r>
+      <w:r>
+        <w:rPr>
+          <w:b/>
+          <w:bCs/>
+        </w:rPr>
+        <w:t xml:space="preserve">International Journal of Quality and Service Sciences</w:t>
+      </w:r>
+      <w:r>
+        <w:t xml:space="preserve">, v. 17, n. 2, p. 155–167, 2025.</w:t>
+      </w:r>
+    </w:p>
+    <w:bookmarkEnd w:id="29"/>
     <w:bookmarkEnd w:id="30"/>
-    <w:bookmarkEnd w:id="31"/>
     <w:sectPr/>
   </w:body>
 </w:document>
@@ -1697,15 +988,6 @@
     <w:abstractNumId w:val="990"/>
   </w:num>
   <w:num w:numId="1001">
-    <w:abstractNumId w:val="991"/>
-  </w:num>
-  <w:num w:numId="1002">
-    <w:abstractNumId w:val="991"/>
-  </w:num>
-  <w:num w:numId="1003">
-    <w:abstractNumId w:val="991"/>
-  </w:num>
-  <w:num w:numId="1004">
     <w:abstractNumId w:val="991"/>
   </w:num>
 </w:numbering>

--- a/disciplinas/gcetens843-projeto-algoritmo-i/atividades/trabalhos/projeto-algoritmos/problema-real.docx
+++ b/disciplinas/gcetens843-projeto-algoritmo-i/atividades/trabalhos/projeto-algoritmos/problema-real.docx
@@ -26,7 +26,7 @@
         <w:t xml:space="preserve"> </w:t>
       </w:r>
       <w:r>
-        <w:t xml:space="preserve">Grupo MinhaFila (Deivison, Rios, Ausiane, Nubia, Wallace, Artur)</w:t>
+        <w:t xml:space="preserve">Grupo MinhaFila (Deivison, Rios, Ausiane, Núbia, Wallace, Artur)</w:t>
       </w:r>
       <w:r>
         <w:t xml:space="preserve"> </w:t>
@@ -775,7 +775,11 @@
     </w:p>
     <w:bookmarkEnd w:id="29"/>
     <w:bookmarkEnd w:id="30"/>
-    <w:sectPr/>
+    <w:sectPr>
+      <w:footnotePr>
+        <w:numRestart w:val="eachSect"/>
+      </w:footnotePr>
+    </w:sectPr>
   </w:body>
 </w:document>
 </file>

--- a/disciplinas/gcetens843-projeto-algoritmo-i/atividades/trabalhos/projeto-algoritmos/problema-real.docx
+++ b/disciplinas/gcetens843-projeto-algoritmo-i/atividades/trabalhos/projeto-algoritmos/problema-real.docx
@@ -776,9 +776,12 @@
     <w:bookmarkEnd w:id="29"/>
     <w:bookmarkEnd w:id="30"/>
     <w:sectPr>
+      <w:headerReference w:type="default" r:id="rId9"/>
+      <w:footerReference w:type="default" r:id="rId10"/>
       <w:footnotePr>
         <w:numRestart w:val="eachSect"/>
       </w:footnotePr>
+      <w:pgMar w:top="1728" w:bottom="1440" w:left="1440" w:right="1440"/>
     </w:sectPr>
   </w:body>
 </w:document>
@@ -788,6 +791,35 @@
 <w:comments xmlns:w="http://schemas.openxmlformats.org/wordprocessingml/2006/main" xmlns:m="http://schemas.openxmlformats.org/officeDocument/2006/math" xmlns:r="http://schemas.openxmlformats.org/officeDocument/2006/relationships" xmlns:o="urn:schemas-microsoft-com:office:office" xmlns:v="urn:schemas-microsoft-com:vml" xmlns:w10="urn:schemas-microsoft-com:office:word" xmlns:a="http://schemas.openxmlformats.org/drawingml/2006/main" xmlns:pic="http://schemas.openxmlformats.org/drawingml/2006/picture" xmlns:wp="http://schemas.openxmlformats.org/drawingml/2006/wordprocessingDrawing"/>
 </file>
 
+<file path=word/footer1.xml><?xml version="1.0" encoding="utf-8"?>
+<w:ftr xmlns:m="http://schemas.openxmlformats.org/officeDocument/2006/math" xmlns:mc="http://schemas.openxmlformats.org/markup-compatibility/2006" xmlns:mo="http://schemas.microsoft.com/office/mac/office/2008/main" xmlns:mv="urn:schemas-microsoft-com:mac:vml" xmlns:o="urn:schemas-microsoft-com:office:office" xmlns:r="http://schemas.openxmlformats.org/officeDocument/2006/relationships" xmlns:v="urn:schemas-microsoft-com:vml" xmlns:w10="urn:schemas-microsoft-com:office:word" xmlns:w14="http://schemas.microsoft.com/office/word/2010/wordml" xmlns:w="http://schemas.openxmlformats.org/wordprocessingml/2006/main" xmlns:wne="http://schemas.microsoft.com/office/word/2006/wordml" xmlns:wp14="http://schemas.microsoft.com/office/word/2010/wordprocessingDrawing" xmlns:wp="http://schemas.openxmlformats.org/drawingml/2006/wordprocessingDrawing" xmlns:wpc="http://schemas.microsoft.com/office/word/2010/wordprocessingCanvas" xmlns:wpg="http://schemas.microsoft.com/office/word/2010/wordprocessingGroup" xmlns:wpi="http://schemas.microsoft.com/office/word/2010/wordprocessingInk" xmlns:wps="http://schemas.microsoft.com/office/word/2010/wordprocessingShape" mc:Ignorable="w14 wp14">
+  <w:p>
+    <w:pPr>
+      <w:pStyle w:val="Footer"/>
+      <w:jc w:val="center"/>
+    </w:pPr>
+    <w:r>
+      <w:rPr>
+        <w:rFonts w:ascii="Times New Roman" w:hAnsi="Times New Roman"/>
+        <w:i/>
+        <w:color w:val="505050"/>
+        <w:sz w:val="14"/>
+      </w:rPr>
+      <w:t>MinhaFila — GCETENS843 — 2026.1</w:t>
+    </w:r>
+    <w:r>
+      <w:rPr>
+        <w:rFonts w:ascii="Times New Roman" w:hAnsi="Times New Roman"/>
+        <w:i/>
+        <w:color w:val="505050"/>
+        <w:sz w:val="14"/>
+      </w:rPr>
+      <w:t>MinhaFila — GCETENS843 — 2026.1</w:t>
+    </w:r>
+  </w:p>
+</w:ftr>
+</file>
+
 <file path=word/footnotes.xml><?xml version="1.0" encoding="utf-8"?>
 <w:footnotes xmlns:w="http://schemas.openxmlformats.org/wordprocessingml/2006/main" xmlns:m="http://schemas.openxmlformats.org/officeDocument/2006/math" xmlns:r="http://schemas.openxmlformats.org/officeDocument/2006/relationships" xmlns:o="urn:schemas-microsoft-com:office:office" xmlns:v="urn:schemas-microsoft-com:vml" xmlns:w10="urn:schemas-microsoft-com:office:word" xmlns:a="http://schemas.openxmlformats.org/drawingml/2006/main" xmlns:pic="http://schemas.openxmlformats.org/drawingml/2006/picture" xmlns:wp="http://schemas.openxmlformats.org/drawingml/2006/wordprocessingDrawing">
   <w:footnote w:type="continuationSeparator" w:id="0">
@@ -805,6 +837,268 @@
     </w:p>
   </w:footnote>
 </w:footnotes>
+</file>
+
+<file path=word/header1.xml><?xml version="1.0" encoding="utf-8"?>
+<w:hdr xmlns:m="http://schemas.openxmlformats.org/officeDocument/2006/math" xmlns:mc="http://schemas.openxmlformats.org/markup-compatibility/2006" xmlns:mo="http://schemas.microsoft.com/office/mac/office/2008/main" xmlns:mv="urn:schemas-microsoft-com:mac:vml" xmlns:o="urn:schemas-microsoft-com:office:office" xmlns:r="http://schemas.openxmlformats.org/officeDocument/2006/relationships" xmlns:v="urn:schemas-microsoft-com:vml" xmlns:w10="urn:schemas-microsoft-com:office:word" xmlns:w14="http://schemas.microsoft.com/office/word/2010/wordml" xmlns:w="http://schemas.openxmlformats.org/wordprocessingml/2006/main" xmlns:wne="http://schemas.microsoft.com/office/word/2006/wordml" xmlns:wp14="http://schemas.microsoft.com/office/word/2010/wordprocessingDrawing" xmlns:wp="http://schemas.openxmlformats.org/drawingml/2006/wordprocessingDrawing" xmlns:wpc="http://schemas.microsoft.com/office/word/2010/wordprocessingCanvas" xmlns:wpg="http://schemas.microsoft.com/office/word/2010/wordprocessingGroup" xmlns:wpi="http://schemas.microsoft.com/office/word/2010/wordprocessingInk" xmlns:wps="http://schemas.microsoft.com/office/word/2010/wordprocessingShape" mc:Ignorable="w14 wp14">
+  <w:p>
+    <w:pPr>
+      <w:pStyle w:val="Header"/>
+    </w:pPr>
+  </w:p>
+  <w:tbl>
+    <w:tblPr>
+      <w:tblW w:type="auto" w:w="0"/>
+      <w:tblLook w:firstColumn="1" w:firstRow="1" w:lastColumn="0" w:lastRow="0" w:noHBand="0" w:noVBand="1" w:val="04A0"/>
+    </w:tblPr>
+    <w:tblGrid>
+      <w:gridCol w:w="4680"/>
+      <w:gridCol w:w="4680"/>
+    </w:tblGrid>
+    <w:tr>
+      <w:tc>
+        <w:tcPr>
+          <w:tcW w:type="dxa" w:w="2016"/>
+          <w:tcBorders>
+            <w:top w:val="none" w:sz="0" w:space="0" w:color="auto"/>
+            <w:left w:val="none" w:sz="0" w:space="0" w:color="auto"/>
+            <w:bottom w:val="none" w:sz="0" w:space="0" w:color="auto"/>
+            <w:right w:val="none" w:sz="0" w:space="0" w:color="auto"/>
+          </w:tcBorders>
+        </w:tcPr>
+        <w:p>
+          <w:pPr>
+            <w:jc w:val="left"/>
+          </w:pPr>
+          <w:r>
+            <w:drawing>
+              <wp:inline xmlns:a="http://schemas.openxmlformats.org/drawingml/2006/main" xmlns:pic="http://schemas.openxmlformats.org/drawingml/2006/picture">
+                <wp:extent cx="1188720" cy="468220"/>
+                <wp:docPr id="1" name="Picture 1"/>
+                <wp:cNvGraphicFramePr>
+                  <a:graphicFrameLocks noChangeAspect="1"/>
+                </wp:cNvGraphicFramePr>
+                <a:graphic>
+                  <a:graphicData uri="http://schemas.openxmlformats.org/drawingml/2006/picture">
+                    <pic:pic>
+                      <pic:nvPicPr>
+                        <pic:cNvPr id="0" name="logo-ufrb-20-anos.png"/>
+                        <pic:cNvPicPr/>
+                      </pic:nvPicPr>
+                      <pic:blipFill>
+                        <a:blip r:embed="rId1"/>
+                        <a:stretch>
+                          <a:fillRect/>
+                        </a:stretch>
+                      </pic:blipFill>
+                      <pic:spPr>
+                        <a:xfrm>
+                          <a:off x="0" y="0"/>
+                          <a:ext cx="1188720" cy="468220"/>
+                        </a:xfrm>
+                        <a:prstGeom prst="rect"/>
+                      </pic:spPr>
+                    </pic:pic>
+                  </a:graphicData>
+                </a:graphic>
+              </wp:inline>
+            </w:drawing>
+          </w:r>
+        </w:p>
+      </w:tc>
+      <w:tc>
+        <w:tcPr>
+          <w:tcW w:type="dxa" w:w="7200"/>
+          <w:tcBorders>
+            <w:top w:val="none" w:sz="0" w:space="0" w:color="auto"/>
+            <w:left w:val="none" w:sz="0" w:space="0" w:color="auto"/>
+            <w:bottom w:val="none" w:sz="0" w:space="0" w:color="auto"/>
+            <w:right w:val="none" w:sz="0" w:space="0" w:color="auto"/>
+          </w:tcBorders>
+        </w:tcPr>
+        <w:p>
+          <w:pPr>
+            <w:jc w:val="left"/>
+          </w:pPr>
+          <w:r>
+            <w:rPr>
+              <w:rFonts w:ascii="Times New Roman" w:hAnsi="Times New Roman"/>
+              <w:b/>
+              <w:color w:val="003D6B"/>
+              <w:sz w:val="16"/>
+            </w:rPr>
+            <w:t>UNIVERSIDADE FEDERAL DO RECÔNCAVO DA BAHIA — UFRB</w:t>
+          </w:r>
+        </w:p>
+        <w:p>
+          <w:pPr>
+            <w:jc w:val="left"/>
+          </w:pPr>
+          <w:r>
+            <w:rPr>
+              <w:rFonts w:ascii="Times New Roman" w:hAnsi="Times New Roman"/>
+              <w:b/>
+              <w:color w:val="006DAA"/>
+              <w:sz w:val="15"/>
+            </w:rPr>
+            <w:t>CENTRO DE CIÊNCIA E TECNOLOGIA — CETENS</w:t>
+          </w:r>
+        </w:p>
+        <w:p>
+          <w:pPr>
+            <w:jc w:val="left"/>
+          </w:pPr>
+          <w:r>
+            <w:rPr>
+              <w:rFonts w:ascii="Times New Roman" w:hAnsi="Times New Roman"/>
+              <w:color w:val="505050"/>
+              <w:sz w:val="14"/>
+            </w:rPr>
+            <w:t>BACHARELADO EM SISTEMAS DE INFORMAÇÃO (EAD)</w:t>
+          </w:r>
+        </w:p>
+        <w:p>
+          <w:pPr>
+            <w:jc w:val="left"/>
+          </w:pPr>
+          <w:r>
+            <w:rPr>
+              <w:color w:val="C89B3C"/>
+              <w:sz w:val="8"/>
+            </w:rPr>
+            <w:t>────────────────────────────────────────────────────────────────────────────────</w:t>
+          </w:r>
+        </w:p>
+      </w:tc>
+    </w:tr>
+  </w:tbl>
+  <w:tbl>
+    <w:tblPr>
+      <w:tblW w:type="auto" w:w="0"/>
+      <w:tblLook w:firstColumn="1" w:firstRow="1" w:lastColumn="0" w:lastRow="0" w:noHBand="0" w:noVBand="1" w:val="04A0"/>
+    </w:tblPr>
+    <w:tblGrid>
+      <w:gridCol w:w="4680"/>
+      <w:gridCol w:w="4680"/>
+    </w:tblGrid>
+    <w:tr>
+      <w:tc>
+        <w:tcPr>
+          <w:tcW w:type="dxa" w:w="2016"/>
+          <w:tcBorders>
+            <w:top w:val="none" w:sz="0" w:space="0" w:color="auto"/>
+            <w:left w:val="none" w:sz="0" w:space="0" w:color="auto"/>
+            <w:bottom w:val="none" w:sz="0" w:space="0" w:color="auto"/>
+            <w:right w:val="none" w:sz="0" w:space="0" w:color="auto"/>
+          </w:tcBorders>
+        </w:tcPr>
+        <w:p>
+          <w:pPr>
+            <w:jc w:val="left"/>
+          </w:pPr>
+          <w:r>
+            <w:drawing>
+              <wp:inline xmlns:a="http://schemas.openxmlformats.org/drawingml/2006/main" xmlns:pic="http://schemas.openxmlformats.org/drawingml/2006/picture">
+                <wp:extent cx="1188720" cy="468220"/>
+                <wp:docPr id="2" name="Picture 2"/>
+                <wp:cNvGraphicFramePr>
+                  <a:graphicFrameLocks noChangeAspect="1"/>
+                </wp:cNvGraphicFramePr>
+                <a:graphic>
+                  <a:graphicData uri="http://schemas.openxmlformats.org/drawingml/2006/picture">
+                    <pic:pic>
+                      <pic:nvPicPr>
+                        <pic:cNvPr id="0" name="image.png"/>
+                        <pic:cNvPicPr/>
+                      </pic:nvPicPr>
+                      <pic:blipFill>
+                        <a:blip r:embed="rId1"/>
+                        <a:stretch>
+                          <a:fillRect/>
+                        </a:stretch>
+                      </pic:blipFill>
+                      <pic:spPr>
+                        <a:xfrm>
+                          <a:off x="0" y="0"/>
+                          <a:ext cx="1188720" cy="468220"/>
+                        </a:xfrm>
+                        <a:prstGeom prst="rect"/>
+                      </pic:spPr>
+                    </pic:pic>
+                  </a:graphicData>
+                </a:graphic>
+              </wp:inline>
+            </w:drawing>
+          </w:r>
+        </w:p>
+      </w:tc>
+      <w:tc>
+        <w:tcPr>
+          <w:tcW w:type="dxa" w:w="7200"/>
+          <w:tcBorders>
+            <w:top w:val="none" w:sz="0" w:space="0" w:color="auto"/>
+            <w:left w:val="none" w:sz="0" w:space="0" w:color="auto"/>
+            <w:bottom w:val="none" w:sz="0" w:space="0" w:color="auto"/>
+            <w:right w:val="none" w:sz="0" w:space="0" w:color="auto"/>
+          </w:tcBorders>
+        </w:tcPr>
+        <w:p>
+          <w:pPr>
+            <w:jc w:val="left"/>
+          </w:pPr>
+          <w:r>
+            <w:rPr>
+              <w:rFonts w:ascii="Times New Roman" w:hAnsi="Times New Roman"/>
+              <w:b/>
+              <w:color w:val="003D6B"/>
+              <w:sz w:val="16"/>
+            </w:rPr>
+            <w:t>UNIVERSIDADE FEDERAL DO RECÔNCAVO DA BAHIA — UFRB</w:t>
+          </w:r>
+        </w:p>
+        <w:p>
+          <w:pPr>
+            <w:jc w:val="left"/>
+          </w:pPr>
+          <w:r>
+            <w:rPr>
+              <w:rFonts w:ascii="Times New Roman" w:hAnsi="Times New Roman"/>
+              <w:b/>
+              <w:color w:val="006DAA"/>
+              <w:sz w:val="15"/>
+            </w:rPr>
+            <w:t>CENTRO DE CIÊNCIA E TECNOLOGIA — CETENS</w:t>
+          </w:r>
+        </w:p>
+        <w:p>
+          <w:pPr>
+            <w:jc w:val="left"/>
+          </w:pPr>
+          <w:r>
+            <w:rPr>
+              <w:rFonts w:ascii="Times New Roman" w:hAnsi="Times New Roman"/>
+              <w:color w:val="505050"/>
+              <w:sz w:val="14"/>
+            </w:rPr>
+            <w:t>BACHARELADO EM SISTEMAS DE INFORMAÇÃO (EAD)</w:t>
+          </w:r>
+        </w:p>
+        <w:p>
+          <w:pPr>
+            <w:jc w:val="left"/>
+          </w:pPr>
+          <w:r>
+            <w:rPr>
+              <w:color w:val="C89B3C"/>
+              <w:sz w:val="8"/>
+            </w:rPr>
+            <w:t>────────────────────────────────────────────────────────────────────────────────</w:t>
+          </w:r>
+        </w:p>
+      </w:tc>
+    </w:tr>
+  </w:tbl>
+</w:hdr>
 </file>
 
 <file path=word/numbering.xml><?xml version="1.0" encoding="utf-8"?>
@@ -1018,6 +1312,14 @@
   <w:style w:default="1" w:styleId="Normal" w:type="paragraph">
     <w:name w:val="Normal"/>
     <w:qFormat/>
+    <w:pPr>
+      <w:spacing w:line="360" w:lineRule="auto" w:after="120"/>
+    </w:pPr>
+    <w:rPr>
+      <w:rFonts w:ascii="Times New Roman" w:hAnsi="Times New Roman"/>
+      <w:color w:val="000000"/>
+      <w:sz w:val="24"/>
+    </w:rPr>
   </w:style>
   <w:style w:styleId="BodyText" w:type="paragraph">
     <w:name w:val="Body Text"/>
@@ -1182,13 +1484,14 @@
     <w:pPr>
       <w:keepNext/>
       <w:keepLines/>
-      <w:spacing w:after="80" w:before="360"/>
+      <w:spacing w:after="80" w:before="360" w:line="360" w:lineRule="auto"/>
       <w:outlineLvl w:val="0"/>
     </w:pPr>
     <w:rPr>
-      <w:rFonts w:asciiTheme="majorHAnsi" w:cstheme="majorBidi" w:eastAsiaTheme="majorEastAsia" w:hAnsiTheme="majorHAnsi"/>
-      <w:color w:themeColor="accent1" w:themeShade="BF" w:val="0F4761"/>
-      <w:sz w:val="40"/>
+      <w:rFonts w:asciiTheme="majorHAnsi" w:cstheme="majorBidi" w:eastAsiaTheme="majorEastAsia" w:hAnsiTheme="majorHAnsi" w:ascii="Times New Roman" w:hAnsi="Times New Roman"/>
+      <w:b/>
+      <w:color w:val="003D6B"/>
+      <w:sz w:val="28"/>
       <w:szCs w:val="40"/>
     </w:rPr>
   </w:style>
@@ -1205,13 +1508,14 @@
     <w:pPr>
       <w:keepNext/>
       <w:keepLines/>
-      <w:spacing w:after="80" w:before="160"/>
+      <w:spacing w:after="80" w:before="160" w:line="360" w:lineRule="auto"/>
       <w:outlineLvl w:val="1"/>
     </w:pPr>
     <w:rPr>
-      <w:rFonts w:asciiTheme="majorHAnsi" w:cstheme="majorBidi" w:eastAsiaTheme="majorEastAsia" w:hAnsiTheme="majorHAnsi"/>
-      <w:color w:themeColor="accent1" w:themeShade="BF" w:val="0F4761"/>
-      <w:sz w:val="32"/>
+      <w:rFonts w:asciiTheme="majorHAnsi" w:cstheme="majorBidi" w:eastAsiaTheme="majorEastAsia" w:hAnsiTheme="majorHAnsi" w:ascii="Times New Roman" w:hAnsi="Times New Roman"/>
+      <w:b/>
+      <w:color w:val="006DAA"/>
+      <w:sz w:val="26"/>
       <w:szCs w:val="32"/>
     </w:rPr>
   </w:style>
@@ -1228,13 +1532,14 @@
     <w:pPr>
       <w:keepNext/>
       <w:keepLines/>
-      <w:spacing w:after="80" w:before="160"/>
+      <w:spacing w:after="80" w:before="160" w:line="360" w:lineRule="auto"/>
       <w:outlineLvl w:val="2"/>
     </w:pPr>
     <w:rPr>
-      <w:rFonts w:cstheme="majorBidi" w:eastAsiaTheme="majorEastAsia"/>
-      <w:color w:themeColor="accent1" w:themeShade="BF" w:val="0F4761"/>
-      <w:sz w:val="28"/>
+      <w:rFonts w:cstheme="majorBidi" w:eastAsiaTheme="majorEastAsia" w:ascii="Times New Roman" w:hAnsi="Times New Roman"/>
+      <w:b/>
+      <w:color w:val="003D6B"/>
+      <w:sz w:val="24"/>
       <w:szCs w:val="28"/>
     </w:rPr>
   </w:style>

--- a/disciplinas/gcetens843-projeto-algoritmo-i/atividades/trabalhos/projeto-algoritmos/problema-real.docx
+++ b/disciplinas/gcetens843-projeto-algoritmo-i/atividades/trabalhos/projeto-algoritmos/problema-real.docx
@@ -781,7 +781,6 @@
       <w:footnotePr>
         <w:numRestart w:val="eachSect"/>
       </w:footnotePr>
-      <w:pgMar w:top="1728" w:bottom="1440" w:left="1440" w:right="1440"/>
     </w:sectPr>
   </w:body>
 </w:document>
@@ -798,15 +797,6 @@
       <w:pStyle w:val="Footer"/>
       <w:jc w:val="center"/>
     </w:pPr>
-    <w:r>
-      <w:rPr>
-        <w:rFonts w:ascii="Times New Roman" w:hAnsi="Times New Roman"/>
-        <w:i/>
-        <w:color w:val="505050"/>
-        <w:sz w:val="14"/>
-      </w:rPr>
-      <w:t>MinhaFila — GCETENS843 — 2026.1</w:t>
-    </w:r>
     <w:r>
       <w:rPr>
         <w:rFonts w:ascii="Times New Roman" w:hAnsi="Times New Roman"/>
@@ -849,7 +839,14 @@
   <w:tbl>
     <w:tblPr>
       <w:tblW w:type="auto" w:w="0"/>
+      <w:tblLayout w:type="autofit"/>
       <w:tblLook w:firstColumn="1" w:firstRow="1" w:lastColumn="0" w:lastRow="0" w:noHBand="0" w:noVBand="1" w:val="04A0"/>
+      <w:tblBorders>
+        <w:top w:val="none" w:sz="0" w:space="0" w:color="auto"/>
+        <w:left w:val="none" w:sz="0" w:space="0" w:color="auto"/>
+        <w:bottom w:val="none" w:sz="0" w:space="0" w:color="auto"/>
+        <w:right w:val="none" w:sz="0" w:space="0" w:color="auto"/>
+      </w:tblBorders>
     </w:tblPr>
     <w:tblGrid>
       <w:gridCol w:w="4680"/>
@@ -859,12 +856,6 @@
       <w:tc>
         <w:tcPr>
           <w:tcW w:type="dxa" w:w="2016"/>
-          <w:tcBorders>
-            <w:top w:val="none" w:sz="0" w:space="0" w:color="auto"/>
-            <w:left w:val="none" w:sz="0" w:space="0" w:color="auto"/>
-            <w:bottom w:val="none" w:sz="0" w:space="0" w:color="auto"/>
-            <w:right w:val="none" w:sz="0" w:space="0" w:color="auto"/>
-          </w:tcBorders>
         </w:tcPr>
         <w:p>
           <w:pPr>
@@ -873,7 +864,7 @@
           <w:r>
             <w:drawing>
               <wp:inline xmlns:a="http://schemas.openxmlformats.org/drawingml/2006/main" xmlns:pic="http://schemas.openxmlformats.org/drawingml/2006/picture">
-                <wp:extent cx="1188720" cy="468220"/>
+                <wp:extent cx="1143000" cy="450211"/>
                 <wp:docPr id="1" name="Picture 1"/>
                 <wp:cNvGraphicFramePr>
                   <a:graphicFrameLocks noChangeAspect="1"/>
@@ -894,7 +885,7 @@
                       <pic:spPr>
                         <a:xfrm>
                           <a:off x="0" y="0"/>
-                          <a:ext cx="1188720" cy="468220"/>
+                          <a:ext cx="1143000" cy="450211"/>
                         </a:xfrm>
                         <a:prstGeom prst="rect"/>
                       </pic:spPr>
@@ -909,12 +900,6 @@
       <w:tc>
         <w:tcPr>
           <w:tcW w:type="dxa" w:w="7200"/>
-          <w:tcBorders>
-            <w:top w:val="none" w:sz="0" w:space="0" w:color="auto"/>
-            <w:left w:val="none" w:sz="0" w:space="0" w:color="auto"/>
-            <w:bottom w:val="none" w:sz="0" w:space="0" w:color="auto"/>
-            <w:right w:val="none" w:sz="0" w:space="0" w:color="auto"/>
-          </w:tcBorders>
         </w:tcPr>
         <w:p>
           <w:pPr>
@@ -951,6 +936,7 @@
           <w:r>
             <w:rPr>
               <w:rFonts w:ascii="Times New Roman" w:hAnsi="Times New Roman"/>
+              <w:b w:val="0"/>
               <w:color w:val="505050"/>
               <w:sz w:val="14"/>
             </w:rPr>
@@ -963,132 +949,8 @@
           </w:pPr>
           <w:r>
             <w:rPr>
-              <w:color w:val="C89B3C"/>
-              <w:sz w:val="8"/>
-            </w:rPr>
-            <w:t>────────────────────────────────────────────────────────────────────────────────</w:t>
-          </w:r>
-        </w:p>
-      </w:tc>
-    </w:tr>
-  </w:tbl>
-  <w:tbl>
-    <w:tblPr>
-      <w:tblW w:type="auto" w:w="0"/>
-      <w:tblLook w:firstColumn="1" w:firstRow="1" w:lastColumn="0" w:lastRow="0" w:noHBand="0" w:noVBand="1" w:val="04A0"/>
-    </w:tblPr>
-    <w:tblGrid>
-      <w:gridCol w:w="4680"/>
-      <w:gridCol w:w="4680"/>
-    </w:tblGrid>
-    <w:tr>
-      <w:tc>
-        <w:tcPr>
-          <w:tcW w:type="dxa" w:w="2016"/>
-          <w:tcBorders>
-            <w:top w:val="none" w:sz="0" w:space="0" w:color="auto"/>
-            <w:left w:val="none" w:sz="0" w:space="0" w:color="auto"/>
-            <w:bottom w:val="none" w:sz="0" w:space="0" w:color="auto"/>
-            <w:right w:val="none" w:sz="0" w:space="0" w:color="auto"/>
-          </w:tcBorders>
-        </w:tcPr>
-        <w:p>
-          <w:pPr>
-            <w:jc w:val="left"/>
-          </w:pPr>
-          <w:r>
-            <w:drawing>
-              <wp:inline xmlns:a="http://schemas.openxmlformats.org/drawingml/2006/main" xmlns:pic="http://schemas.openxmlformats.org/drawingml/2006/picture">
-                <wp:extent cx="1188720" cy="468220"/>
-                <wp:docPr id="2" name="Picture 2"/>
-                <wp:cNvGraphicFramePr>
-                  <a:graphicFrameLocks noChangeAspect="1"/>
-                </wp:cNvGraphicFramePr>
-                <a:graphic>
-                  <a:graphicData uri="http://schemas.openxmlformats.org/drawingml/2006/picture">
-                    <pic:pic>
-                      <pic:nvPicPr>
-                        <pic:cNvPr id="0" name="image.png"/>
-                        <pic:cNvPicPr/>
-                      </pic:nvPicPr>
-                      <pic:blipFill>
-                        <a:blip r:embed="rId1"/>
-                        <a:stretch>
-                          <a:fillRect/>
-                        </a:stretch>
-                      </pic:blipFill>
-                      <pic:spPr>
-                        <a:xfrm>
-                          <a:off x="0" y="0"/>
-                          <a:ext cx="1188720" cy="468220"/>
-                        </a:xfrm>
-                        <a:prstGeom prst="rect"/>
-                      </pic:spPr>
-                    </pic:pic>
-                  </a:graphicData>
-                </a:graphic>
-              </wp:inline>
-            </w:drawing>
-          </w:r>
-        </w:p>
-      </w:tc>
-      <w:tc>
-        <w:tcPr>
-          <w:tcW w:type="dxa" w:w="7200"/>
-          <w:tcBorders>
-            <w:top w:val="none" w:sz="0" w:space="0" w:color="auto"/>
-            <w:left w:val="none" w:sz="0" w:space="0" w:color="auto"/>
-            <w:bottom w:val="none" w:sz="0" w:space="0" w:color="auto"/>
-            <w:right w:val="none" w:sz="0" w:space="0" w:color="auto"/>
-          </w:tcBorders>
-        </w:tcPr>
-        <w:p>
-          <w:pPr>
-            <w:jc w:val="left"/>
-          </w:pPr>
-          <w:r>
-            <w:rPr>
               <w:rFonts w:ascii="Times New Roman" w:hAnsi="Times New Roman"/>
-              <w:b/>
-              <w:color w:val="003D6B"/>
-              <w:sz w:val="16"/>
-            </w:rPr>
-            <w:t>UNIVERSIDADE FEDERAL DO RECÔNCAVO DA BAHIA — UFRB</w:t>
-          </w:r>
-        </w:p>
-        <w:p>
-          <w:pPr>
-            <w:jc w:val="left"/>
-          </w:pPr>
-          <w:r>
-            <w:rPr>
-              <w:rFonts w:ascii="Times New Roman" w:hAnsi="Times New Roman"/>
-              <w:b/>
-              <w:color w:val="006DAA"/>
-              <w:sz w:val="15"/>
-            </w:rPr>
-            <w:t>CENTRO DE CIÊNCIA E TECNOLOGIA — CETENS</w:t>
-          </w:r>
-        </w:p>
-        <w:p>
-          <w:pPr>
-            <w:jc w:val="left"/>
-          </w:pPr>
-          <w:r>
-            <w:rPr>
-              <w:rFonts w:ascii="Times New Roman" w:hAnsi="Times New Roman"/>
-              <w:color w:val="505050"/>
-              <w:sz w:val="14"/>
-            </w:rPr>
-            <w:t>BACHARELADO EM SISTEMAS DE INFORMAÇÃO (EAD)</w:t>
-          </w:r>
-        </w:p>
-        <w:p>
-          <w:pPr>
-            <w:jc w:val="left"/>
-          </w:pPr>
-          <w:r>
-            <w:rPr>
+              <w:b w:val="0"/>
               <w:color w:val="C89B3C"/>
               <w:sz w:val="8"/>
             </w:rPr>

--- a/disciplinas/gcetens843-projeto-algoritmo-i/atividades/trabalhos/projeto-algoritmos/problema-real.docx
+++ b/disciplinas/gcetens843-projeto-algoritmo-i/atividades/trabalhos/projeto-algoritmos/problema-real.docx
@@ -2,13 +2,13 @@
 <file path=word/document.xml><?xml version="1.0" encoding="utf-8"?>
 <w:document xmlns:w="http://schemas.openxmlformats.org/wordprocessingml/2006/main" xmlns:m="http://schemas.openxmlformats.org/officeDocument/2006/math" xmlns:r="http://schemas.openxmlformats.org/officeDocument/2006/relationships" xmlns:o="urn:schemas-microsoft-com:office:office" xmlns:v="urn:schemas-microsoft-com:vml" xmlns:w10="urn:schemas-microsoft-com:office:word" xmlns:a="http://schemas.openxmlformats.org/drawingml/2006/main" xmlns:pic="http://schemas.openxmlformats.org/drawingml/2006/picture" xmlns:wp="http://schemas.openxmlformats.org/drawingml/2006/wordprocessingDrawing">
   <w:body>
-    <w:bookmarkStart w:id="30" w:name="X23f9cde4ebd401748634ac159163d0747344c63"/>
+    <w:bookmarkStart w:id="42" w:name="problema-real-minhafila"/>
     <w:p>
       <w:pPr>
         <w:pStyle w:val="Heading1"/>
       </w:pPr>
       <w:r>
-        <w:t xml:space="preserve">Contextualização do Problema — Filas de Atendimento em Múltiplos Setores</w:t>
+        <w:t xml:space="preserve">Problema Real — MinhaFila</w:t>
       </w:r>
     </w:p>
     <w:p>
@@ -20,45 +20,29 @@
           <w:b/>
           <w:bCs/>
         </w:rPr>
-        <w:t xml:space="preserve">Elaborado por:</w:t>
-      </w:r>
-      <w:r>
-        <w:t xml:space="preserve"> </w:t>
-      </w:r>
-      <w:r>
-        <w:t xml:space="preserve">Grupo MinhaFila (Deivison, Rios, Ausiane, Núbia, Wallace, Artur)</w:t>
-      </w:r>
-      <w:r>
-        <w:t xml:space="preserve"> </w:t>
+        <w:t xml:space="preserve">Responsáveis:</w:t>
+      </w:r>
+      <w:r>
+        <w:t xml:space="preserve"> </w:t>
+      </w:r>
+      <w:r>
+        <w:t xml:space="preserve">Raimon Rios da Silva, Deivison de Lima Santana</w:t>
+      </w:r>
+      <w:r>
+        <w:br/>
       </w:r>
       <w:r>
         <w:rPr>
           <w:b/>
           <w:bCs/>
         </w:rPr>
-        <w:t xml:space="preserve">Data:</w:t>
-      </w:r>
-      <w:r>
-        <w:t xml:space="preserve"> </w:t>
-      </w:r>
-      <w:r>
-        <w:t xml:space="preserve">26/06/2026</w:t>
-      </w:r>
-      <w:r>
-        <w:t xml:space="preserve"> </w:t>
-      </w:r>
-      <w:r>
-        <w:rPr>
-          <w:b/>
-          <w:bCs/>
-        </w:rPr>
-        <w:t xml:space="preserve">Intenção:</w:t>
-      </w:r>
-      <w:r>
-        <w:t xml:space="preserve"> </w:t>
-      </w:r>
-      <w:r>
-        <w:t xml:space="preserve">Contextualização do problema real de filas de atendimento em múltiplos setores</w:t>
+        <w:t xml:space="preserve">Última atualização:</w:t>
+      </w:r>
+      <w:r>
+        <w:t xml:space="preserve"> </w:t>
+      </w:r>
+      <w:r>
+        <w:t xml:space="preserve">28/06/2026</w:t>
       </w:r>
     </w:p>
     <w:p>
@@ -68,13 +52,13 @@
         </w:pict>
       </w:r>
     </w:p>
-    <w:bookmarkStart w:id="20" w:name="Xc1727c396b665c92b450ccde2ba253ceb28fc85"/>
+    <w:bookmarkStart w:id="20" w:name="contextualização"/>
     <w:p>
       <w:pPr>
         <w:pStyle w:val="Heading2"/>
       </w:pPr>
       <w:r>
-        <w:t xml:space="preserve">1. O Problema das Filas na Sociedade Contemporânea</w:t>
+        <w:t xml:space="preserve">1. Contextualização</w:t>
       </w:r>
     </w:p>
     <w:p>
@@ -82,15 +66,15 @@
         <w:pStyle w:val="FirstParagraph"/>
       </w:pPr>
       <w:r>
-        <w:t xml:space="preserve">A espera em filas de atendimento é uma experiência universal e cotidiana. Seja para ser atendido em um banco, realizar uma matrícula em uma instituição de ensino, aguardar um procedimento em um serviço de saúde, ser chamado em uma repartição pública ou efetuar o pagamento em um estabelecimento comercial, a fila é um elemento estrutural da interação entre cidadãos e organizações prestadoras de serviços.</w:t>
-      </w:r>
-    </w:p>
-    <w:p>
-      <w:pPr>
-        <w:pStyle w:val="BodyText"/>
-      </w:pPr>
-      <w:r>
-        <w:t xml:space="preserve">O estudo matemático das filas, formalizado por Agner Krarup Erlang no início do século XX a partir da análise do tráfego telefônico na Copenhagen Telephone Exchange, deu origem à teoria de filas (</w:t>
+        <w:t xml:space="preserve">A transformação digital tem promovido mudanças significativas em diversos setores da sociedade. Apesar dos avanços tecnológicos, a espera em filas de atendimento é uma experiência universal e cotidiana.</w:t>
+      </w:r>
+    </w:p>
+    <w:p>
+      <w:pPr>
+        <w:pStyle w:val="BodyText"/>
+      </w:pPr>
+      <w:r>
+        <w:t xml:space="preserve">O estudo matemático das filas foi formalizado por Agner Krarup Erlang no início do século XX, a partir da análise do tráfego telefônico na Copenhagen Telephone Exchange, dando origem à teoria das filas (</w:t>
       </w:r>
       <w:r>
         <w:rPr>
@@ -100,7 +84,7 @@
         <w:t xml:space="preserve">queueing theory</w:t>
       </w:r>
       <w:r>
-        <w:t xml:space="preserve">), um ramo da pesquisa operacional que busca modelar, prever e otimizar o comportamento de sistemas de espera (Gross</w:t>
+        <w:t xml:space="preserve">), um ramo da pesquisa operacional que busca modelar, prever e otimizar o comportamento de sistemas de espera (Gross et al., 2008). Desde então, a teoria das filas tem sido aplicada em setores tão diversos como telecomunicações, engenharia de tráfego, manufatura,</w:t>
       </w:r>
       <w:r>
         <w:t xml:space="preserve"> </w:t>
@@ -110,28 +94,90 @@
           <w:i/>
           <w:iCs/>
         </w:rPr>
-        <w:t xml:space="preserve">et al.</w:t>
-      </w:r>
-      <w:r>
-        <w:t xml:space="preserve">, 2008). Desde então, a teoria de filas tem sido aplicada em setores tão diversos como telecomunicações, engenharia de tráfego, manufatura, call centers e serviços de atendimento ao público.</w:t>
-      </w:r>
-    </w:p>
-    <w:p>
-      <w:pPr>
-        <w:pStyle w:val="BodyText"/>
-      </w:pPr>
-      <w:r>
-        <w:t xml:space="preserve">Apesar de mais de um século de avanços teóricos e tecnológicos, o gerenciamento inadequado de filas persiste como uma das principais fontes de insatisfação dos usuários e de ineficiência operacional. Pesquisas recentes indicam que 90% dos consumidores enfrentam filas ao menos algumas vezes por mês, e 64% lidam com filas múltiplas vezes por semana (Waitwhile, 2024). O impacto econômico é expressivo: estima-se que as filas mal gerenciadas custem cerca de US$ 71 bilhões por ano em vendas perdidas no varejo global (Qminder, 2023).</w:t>
+        <w:t xml:space="preserve">call centers</w:t>
+      </w:r>
+      <w:r>
+        <w:t xml:space="preserve"> </w:t>
+      </w:r>
+      <w:r>
+        <w:t xml:space="preserve">e serviços de atendimento ao público.</w:t>
+      </w:r>
+    </w:p>
+    <w:p>
+      <w:pPr>
+        <w:pStyle w:val="BodyText"/>
+      </w:pPr>
+      <w:r>
+        <w:t xml:space="preserve">Pesquisas recentes indicam que 90% dos consumidores enfrentam filas ao menos algumas vezes por mês, e 64% lidam com filas múltiplas vezes por semana (Waitwhile, 2024). Seja para ser atendido em um banco, realizar uma matrícula em uma instituição de ensino, aguardar um procedimento em um serviço de saúde, ser chamado em uma repartição pública ou privada ou efetuar o pagamento em um estabelecimento comercial, a fila é um elemento estrutural da interação entre cidadãos e organizações prestadoras de serviços.</w:t>
+      </w:r>
+    </w:p>
+    <w:p>
+      <w:pPr>
+        <w:pStyle w:val="BodyText"/>
+      </w:pPr>
+      <w:r>
+        <w:t xml:space="preserve">Entretanto, frequentemente, a fila envolve falta de informações claras sobre a posição real do usuário ou o tempo estimado para atendimento, afetando a rotina de trabalho ou a capacidade de otimização do tempo.</w:t>
+      </w:r>
+    </w:p>
+    <w:p>
+      <w:pPr>
+        <w:pStyle w:val="BodyText"/>
+      </w:pPr>
+      <w:r>
+        <w:t xml:space="preserve">O problema é ainda mais grave para idosos, gestantes, pessoas com deficiência e pacientes com doenças crônicas. Embora existam dispositivos legais que assegurem atendimento prioritário, pessoas com deficiência frequentemente enfrentam barreiras adicionais relacionadas à acessibilidade física e digital (Farias et al., 2023; Ha et al., 2023; Clemente et al., 2022).</w:t>
+      </w:r>
+    </w:p>
+    <w:p>
+      <w:pPr>
+        <w:pStyle w:val="BodyText"/>
+      </w:pPr>
+      <w:r>
+        <w:t xml:space="preserve">Além disso, indivíduos com deficiência visual, auditiva, limitações motoras ou idosos podem apresentar dificuldades para acompanhar chamadas de atendimento realizadas exclusivamente por painéis visuais ou anúncios sonoros. Revisões recentes sobre acessibilidade em serviços digitais destacam a necessidade de considerar princípios de acessibilidade e inclusão durante o desenvolvimento de soluções digitais (Jonsson et al., 2023; Ha et al., 2023; Farias et al., 2023).</w:t>
+      </w:r>
+    </w:p>
+    <w:p>
+      <w:pPr>
+        <w:pStyle w:val="BodyText"/>
+      </w:pPr>
+      <w:r>
+        <w:t xml:space="preserve">Impulsionado por esse contexto e associado à digitalização de serviços, o mercado de Sistemas de Gerenciamento de Filas deverá crescer de US$ 38,97 bilhões em 2025 para US$ 43,67 bilhões em 2026, com previsão de atingir US$ 77,13 bilhões em 2031, a uma taxa composta de crescimento anual (CAGR) de 12,05% entre 2026 e 2031 (Mordor Intelligence, 2026).</w:t>
+      </w:r>
+    </w:p>
+    <w:p>
+      <w:pPr>
+        <w:pStyle w:val="BodyText"/>
+      </w:pPr>
+      <w:r>
+        <w:t xml:space="preserve">Diante desse cenário, surge a necessidade de desenvolver soluções tecnológicas capazes de promover maior eficiência na gestão das filas, garantindo acessibilidade. Nesse contexto, o problema que buscamos resolver é o seguinte:</w:t>
+      </w:r>
+    </w:p>
+    <w:p>
+      <w:pPr>
+        <w:pStyle w:val="BodyText"/>
+      </w:pPr>
+      <w:r>
+        <w:rPr>
+          <w:b/>
+          <w:bCs/>
+        </w:rPr>
+        <w:t xml:space="preserve">Como melhorar a gestão de filas físicas, aumentando a previsibilidade do atendimento, por meio de uma solução digital acessível e inclusiva?</w:t>
+      </w:r>
+    </w:p>
+    <w:p>
+      <w:r>
+        <w:pict>
+          <v:rect style="width:0;height:1.5pt" o:hralign="center" o:hrstd="t" o:hr="t"/>
+        </w:pict>
       </w:r>
     </w:p>
     <w:bookmarkEnd w:id="20"/>
-    <w:bookmarkStart w:id="26" w:name="o-problema-em-diferentes-setores"/>
+    <w:bookmarkStart w:id="25" w:name="o-problema-em-diferentes-setores"/>
     <w:p>
       <w:pPr>
         <w:pStyle w:val="Heading2"/>
       </w:pPr>
       <w:r>
-        <w:t xml:space="preserve">2. O Problema em Diferentes Setores</w:t>
+        <w:t xml:space="preserve">2. O problema em diferentes setores</w:t>
       </w:r>
     </w:p>
     <w:bookmarkStart w:id="21" w:name="bancos-e-instituições-financeiras"/>
@@ -140,7 +186,7 @@
         <w:pStyle w:val="Heading3"/>
       </w:pPr>
       <w:r>
-        <w:t xml:space="preserve">2.1. Bancos e Instituições Financeiras</w:t>
+        <w:t xml:space="preserve">2.1 Bancos e instituições financeiras</w:t>
       </w:r>
     </w:p>
     <w:p>
@@ -148,17 +194,7 @@
         <w:pStyle w:val="FirstParagraph"/>
       </w:pPr>
       <w:r>
-        <w:t xml:space="preserve">O setor bancário é historicamente um dos mais afetados pelo problema das filas. Yusuf, Blessing e Kazeem (2015) demonstraram que a teoria de filas pode ser aplicada para avaliar o desempenho operacional em agências bancárias, influenciando diretamente a satisfação dos clientes. Estudos mais recentes, como o de Daramola, Yahaya e Abdullahi (2024), reforçam que modelos de fila multiservidor são fundamentais para reduzir o tempo de espera em instituições financeiras. O segmento BFSI (</w:t>
-      </w:r>
-      <w:r>
-        <w:rPr>
-          <w:i/>
-          <w:iCs/>
-        </w:rPr>
-        <w:t xml:space="preserve">Banking, Financial Services and Insurance</w:t>
-      </w:r>
-      <w:r>
-        <w:t xml:space="preserve">) representa aproximadamente 23,85% do mercado global de sistemas de gerenciamento de filas (Mordor Intelligence, 2026).</w:t>
+        <w:t xml:space="preserve">O setor bancário é historicamente um dos mais afetados pelo problema das filas. Yusuf, Blessing e Kazeem (2015) demonstraram que a teoria de filas pode ser aplicada para avaliar o desempenho operacional em agências bancárias, influenciando diretamente a satisfação dos clientes. Mais recentemente, Daramola, Yahaya e Abdullahi (2024) reforçaram que modelos de fila multiservidor são fundamentais para reduzir o tempo de espera em instituições financeiras. O segmento BFSI (Banking, Financial Services and Insurance) representa aproximadamente 23,85% do mercado global de sistemas de gerenciamento de filas (Mordor Intelligence, 2026).</w:t>
       </w:r>
     </w:p>
     <w:bookmarkEnd w:id="21"/>
@@ -168,7 +204,7 @@
         <w:pStyle w:val="Heading3"/>
       </w:pPr>
       <w:r>
-        <w:t xml:space="preserve">2.2. Serviços de Saúde</w:t>
+        <w:t xml:space="preserve">2.2 Serviços de saúde</w:t>
       </w:r>
     </w:p>
     <w:p>
@@ -176,49 +212,33 @@
         <w:pStyle w:val="FirstParagraph"/>
       </w:pPr>
       <w:r>
-        <w:t xml:space="preserve">Embora o foco deste projeto seja multipropósito, o setor de saúde merece destaque. Hospitais, clínicas, unidades básicas de saúde e laboratórios enfrentam desafios singulares na gestão de filas, agravados pela classificação de risco (triagem) e pela necessidade de atendimento prioritário a idosos, gestantes e pessoas com deficiência. Aggarwal</w:t>
-      </w:r>
-      <w:r>
-        <w:t xml:space="preserve"> </w:t>
-      </w:r>
-      <w:r>
-        <w:rPr>
-          <w:i/>
-          <w:iCs/>
-        </w:rPr>
-        <w:t xml:space="preserve">et al.</w:t>
-      </w:r>
-      <w:r>
-        <w:t xml:space="preserve"> </w:t>
-      </w:r>
-      <w:r>
-        <w:t xml:space="preserve">(2022) identificaram que o tempo prolongado de espera está associado à redução da satisfação dos usuários e à percepção negativa da qualidade dos serviços. Thompson</w:t>
-      </w:r>
-      <w:r>
-        <w:t xml:space="preserve"> </w:t>
-      </w:r>
-      <w:r>
-        <w:rPr>
-          <w:i/>
-          <w:iCs/>
-        </w:rPr>
-        <w:t xml:space="preserve">et al.</w:t>
-      </w:r>
-      <w:r>
-        <w:t xml:space="preserve"> </w:t>
-      </w:r>
-      <w:r>
-        <w:t xml:space="preserve">(2023) corroboram que a espera prolongada contribui para aglomeração, falhas de comunicação e absenteísmo.</w:t>
+        <w:t xml:space="preserve">Embora o foco deste projeto seja multipropósito, o setor de saúde merece destaque. Hospitais, clínicas, unidades básicas de saúde e laboratórios enfrentam desafios singulares na gestão de filas, agravados pela classificação de risco (triagem).</w:t>
+      </w:r>
+    </w:p>
+    <w:p>
+      <w:pPr>
+        <w:pStyle w:val="BodyText"/>
+      </w:pPr>
+      <w:r>
+        <w:t xml:space="preserve">Serviços que envolvem demanda espontânea, como UBSs e clínicas, são uma parcela importante dos atendimentos e, frequentemente, geram filas de pessoas aguardando uma senha para agendar uma consulta. Em todos os serviços de saúde de porta aberta, estratégias de gestão da demanda, no sentido de adequar a oferta para garantir o atendimento ao menor tempo possível, são um grande desafio (Giannotti; Louvison; Chioro, 2025).</w:t>
+      </w:r>
+    </w:p>
+    <w:p>
+      <w:pPr>
+        <w:pStyle w:val="BodyText"/>
+      </w:pPr>
+      <w:r>
+        <w:t xml:space="preserve">A espera prolongada está associada à aglomeração de pacientes, falhas na comunicação com os usuários, aumento do estresse, absenteísmo em consultas e redução da eficiência operacional dos serviços de saúde, constituindo importante barreira ao acesso oportuno à assistência (Thompson et al., 2023).</w:t>
       </w:r>
     </w:p>
     <w:bookmarkEnd w:id="22"/>
-    <w:bookmarkStart w:id="23" w:name="educação"/>
+    <w:bookmarkStart w:id="23" w:name="comércio-e-varejo"/>
     <w:p>
       <w:pPr>
         <w:pStyle w:val="Heading3"/>
       </w:pPr>
       <w:r>
-        <w:t xml:space="preserve">2.3. Educação</w:t>
+        <w:t xml:space="preserve">2.3 Comércio e varejo</w:t>
       </w:r>
     </w:p>
     <w:p>
@@ -226,38 +246,15 @@
         <w:pStyle w:val="FirstParagraph"/>
       </w:pPr>
       <w:r>
-        <w:t xml:space="preserve">Instituições de ensino, especialmente no nível superior, lidam com picos de demanda durante períodos de matrícula, renovação, pagamento de taxas e solicitação de documentos acadêmicos. A American Educational Research Association (AERA) estima que 56% dos estudantes universitários gastam mais de 30 minutos em filas durante períodos de pico (VizitorApp, 2025). Sistemas de gerenciamento de filas têm sido adotados por universidades para organizar filas de matrícula, serviços de biblioteca e atendimento ao estudante (Pantonial</w:t>
-      </w:r>
-      <w:r>
-        <w:t xml:space="preserve"> </w:t>
-      </w:r>
-      <w:r>
-        <w:rPr>
-          <w:i/>
-          <w:iCs/>
-        </w:rPr>
-        <w:t xml:space="preserve">et al.</w:t>
-      </w:r>
-      <w:r>
-        <w:t xml:space="preserve">, 2025).</w:t>
-      </w:r>
-    </w:p>
-    <w:bookmarkEnd w:id="23"/>
-    <w:bookmarkStart w:id="24" w:name="comércio-e-varejo"/>
-    <w:p>
-      <w:pPr>
-        <w:pStyle w:val="Heading3"/>
-      </w:pPr>
-      <w:r>
-        <w:t xml:space="preserve">2.4. Comércio e Varejo</w:t>
-      </w:r>
-    </w:p>
-    <w:p>
-      <w:pPr>
-        <w:pStyle w:val="FirstParagraph"/>
-      </w:pPr>
-      <w:r>
-        <w:t xml:space="preserve">O varejo é o setor onde os consumidores mais enfrentam filas, superando restaurantes, farmácias e bancos combinados (Waitwhile, 2024). A pesquisa mostra que 61% dos consumidores já abandonaram uma fila antes de serem atendidos, e 43% relatam menor satisfação com estabelecimentos que exigem espera em filas físicas. Zhao e Gilbert (2025), ao integrar a teoria de filas com o paradigma da expectativa-confirmação (</w:t>
+        <w:t xml:space="preserve">O varejo é o setor onde os consumidores mais enfrentam filas, superando restaurantes, farmácias e bancos combinados. 61% dos consumidores já abandonaram uma fila antes de serem atendidos e 43% relatam menor satisfação com estabelecimentos que exigem espera em filas físicas (Waitwhile, 2024).</w:t>
+      </w:r>
+    </w:p>
+    <w:p>
+      <w:pPr>
+        <w:pStyle w:val="BodyText"/>
+      </w:pPr>
+      <w:r>
+        <w:t xml:space="preserve">Zhao e Gilbert (2025), ao integrar a teoria de filas com o paradigma da expectativa-confirmação (</w:t>
       </w:r>
       <w:r>
         <w:rPr>
@@ -267,17 +264,59 @@
         <w:t xml:space="preserve">expectancy-disconfirmation</w:t>
       </w:r>
       <w:r>
-        <w:t xml:space="preserve">), estabeleceram que o tempo de espera percebido é um dos principais preditores da qualidade do serviço na percepção do cliente.</w:t>
+        <w:t xml:space="preserve">), estabeleceram que o tempo de espera percebido é um dos principais preditores da qualidade do serviço na percepção do cliente. Quando os clientes não têm informações sobre o tempo de espera, a duração percebida parece 36% maior do que o tempo real (Queberry, 2026).</w:t>
+      </w:r>
+    </w:p>
+    <w:p>
+      <w:pPr>
+        <w:pStyle w:val="BodyText"/>
+      </w:pPr>
+      <w:r>
+        <w:t xml:space="preserve">As pesquisas mostram também que 22% dos consumidores abandonam suas compras durante processos de finalização demorados. Para uma loja típica que atende 500 clientes por dia, isso se traduz em 110 transações abandonadas diariamente. Considerando um valor médio de transação de US$ 50, isso representa uma perda de receita de US$ 5.500 por dia — ou US$ 2 milhões por ano — apenas devido ao abandono de carrinho. Durante as festas de fim de ano ou eventos promocionais, o abandono de carrinho pode chegar a 34% das transações.</w:t>
+      </w:r>
+    </w:p>
+    <w:p>
+      <w:pPr>
+        <w:pStyle w:val="BodyText"/>
+      </w:pPr>
+      <w:r>
+        <w:t xml:space="preserve">Os danos causados por uma má gestão de filas afetam também a fidelização. Dados recentes mostram que 68,5% dos funcionários do varejo lidam regularmente com clientes frustrados devido aos longos tempos de espera. Essa frustração se acumula e após várias experiências ruins, os clientes migram definitivamente para a concorrência (Queberry, 2026). O impacto econômico é expressivo: estima-se que para uma única loja, uma má gestão de filas pode custar mais de 4 milhões de dólares por ano. Para uma rede com 50 lojas, esse valor sobe para 206 milhões de dólares (Queberry, 2026).</w:t>
+      </w:r>
+    </w:p>
+    <w:bookmarkEnd w:id="23"/>
+    <w:bookmarkStart w:id="24" w:name="serviços-públicos"/>
+    <w:p>
+      <w:pPr>
+        <w:pStyle w:val="Heading3"/>
+      </w:pPr>
+      <w:r>
+        <w:t xml:space="preserve">2.4 Serviços públicos</w:t>
+      </w:r>
+    </w:p>
+    <w:p>
+      <w:pPr>
+        <w:pStyle w:val="FirstParagraph"/>
+      </w:pPr>
+      <w:r>
+        <w:t xml:space="preserve">Repartições públicas, órgãos de atendimento ao cidadão, postos do Poupatempo e unidades de serviços públicos enfrentam desafios adicionais: alta demanda, horários restritos e diversidade de serviços oferecidos em um mesmo local. O gerenciamento inadequado de filas nesses ambientes não apenas gera insatisfação, mas também compromete a eficiência administrativa e a percepção da qualidade do serviço público. Nesse contexto, vale ressaltar que o mercado global de Sistemas de Gerenciamento de Filas para o setor público tem crescido impulsionado pela digitalização de serviços e pela adoção de soluções de fila virtual (Markets and Markets, 2021).</w:t>
+      </w:r>
+    </w:p>
+    <w:p>
+      <w:r>
+        <w:pict>
+          <v:rect style="width:0;height:1.5pt" o:hralign="center" o:hrstd="t" o:hr="t"/>
+        </w:pict>
       </w:r>
     </w:p>
     <w:bookmarkEnd w:id="24"/>
-    <w:bookmarkStart w:id="25" w:name="governo-e-serviços-públicos"/>
-    <w:p>
-      <w:pPr>
-        <w:pStyle w:val="Heading3"/>
-      </w:pPr>
-      <w:r>
-        <w:t xml:space="preserve">2.5. Governo e Serviços Públicos</w:t>
+    <w:bookmarkEnd w:id="25"/>
+    <w:bookmarkStart w:id="41" w:name="referências"/>
+    <w:p>
+      <w:pPr>
+        <w:pStyle w:val="Heading2"/>
+      </w:pPr>
+      <w:r>
+        <w:t xml:space="preserve">3. Referências</w:t>
       </w:r>
     </w:p>
     <w:p>
@@ -285,182 +324,34 @@
         <w:pStyle w:val="FirstParagraph"/>
       </w:pPr>
       <w:r>
-        <w:t xml:space="preserve">Repartições públicas, órgãos de atendimento ao cidadão, postos do Poupatempo e unidades de serviços públicos enfrentam desafios adicionais: alta demanda, horários restritos e diversidade de serviços oferecidos em um mesmo local. O gerenciamento inadequado de filas nesses ambientes não apenas gera insatisfação, mas também compromete a eficiência administrativa e a percepção da qualidade do serviço público. O mercado de QMS para o setor público tem crescido impulsionado pela digitalização de serviços e pela adoção de soluções de fila virtual (MarketsandMarkets, 2021).</w:t>
-      </w:r>
-    </w:p>
-    <w:bookmarkEnd w:id="25"/>
-    <w:bookmarkEnd w:id="26"/>
-    <w:bookmarkStart w:id="27" w:name="consequências-da-má-gestão-de-filas"/>
-    <w:p>
-      <w:pPr>
-        <w:pStyle w:val="Heading2"/>
-      </w:pPr>
-      <w:r>
-        <w:t xml:space="preserve">3. Consequências da Má Gestão de Filas</w:t>
-      </w:r>
-    </w:p>
-    <w:p>
-      <w:pPr>
-        <w:pStyle w:val="FirstParagraph"/>
-      </w:pPr>
-      <w:r>
-        <w:t xml:space="preserve">As consequências da gestão ineficiente de filas são múltiplas e interdependentes. Do ponto de vista do usuário, a espera prolongada gera frustração, estresse e percepção negativa do serviço. Do ponto de vista da organização, as perdas incluem:</w:t>
-      </w:r>
-    </w:p>
-    <w:p>
-      <w:pPr>
-        <w:pStyle w:val="Compact"/>
-        <w:numPr>
-          <w:ilvl w:val="0"/>
-          <w:numId w:val="1001"/>
-        </w:numPr>
-      </w:pPr>
+        <w:t xml:space="preserve">CLEMENTE, Karina Aparecida Padilha et al. Barreiras ao acesso das pessoas com deficiência aos serviços de saúde: uma revisão de escopo.</w:t>
+      </w:r>
+      <w:r>
+        <w:t xml:space="preserve"> </w:t>
+      </w:r>
       <w:r>
         <w:rPr>
           <w:b/>
           <w:bCs/>
         </w:rPr>
-        <w:t xml:space="preserve">Desistência e abandono</w:t>
-      </w:r>
-      <w:r>
-        <w:t xml:space="preserve">: 61% dos consumidores já abandonaram filas antes do atendimento, resultando em perda direta de receita e de oportunidade (Waitwhile, 2024).</w:t>
-      </w:r>
-    </w:p>
-    <w:p>
-      <w:pPr>
-        <w:pStyle w:val="Compact"/>
-        <w:numPr>
-          <w:ilvl w:val="0"/>
-          <w:numId w:val="1001"/>
-        </w:numPr>
-      </w:pPr>
-      <w:r>
-        <w:rPr>
-          <w:b/>
-          <w:bCs/>
-        </w:rPr>
-        <w:t xml:space="preserve">Redução da fidelização</w:t>
-      </w:r>
-      <w:r>
-        <w:t xml:space="preserve">: 77% dos consumidores declararam-se menos propensos a retornar a um estabelecimento após enfrentar filas longas (Wavetec, 2023).</w:t>
-      </w:r>
-    </w:p>
-    <w:p>
-      <w:pPr>
-        <w:pStyle w:val="Compact"/>
-        <w:numPr>
-          <w:ilvl w:val="0"/>
-          <w:numId w:val="1001"/>
-        </w:numPr>
-      </w:pPr>
-      <w:r>
-        <w:rPr>
-          <w:b/>
-          <w:bCs/>
-        </w:rPr>
-        <w:t xml:space="preserve">Danos à reputação</w:t>
-      </w:r>
-      <w:r>
-        <w:t xml:space="preserve">: a insatisfação com filas é um dos principais motivadores de avaliações negativas em canais digitais e redes sociais.</w:t>
-      </w:r>
-    </w:p>
-    <w:p>
-      <w:pPr>
-        <w:pStyle w:val="Compact"/>
-        <w:numPr>
-          <w:ilvl w:val="0"/>
-          <w:numId w:val="1001"/>
-        </w:numPr>
-      </w:pPr>
-      <w:r>
-        <w:rPr>
-          <w:b/>
-          <w:bCs/>
-        </w:rPr>
-        <w:t xml:space="preserve">Perda de eficiência operacional</w:t>
-      </w:r>
-      <w:r>
-        <w:t xml:space="preserve">: a alocação inadequada de recursos humanos e a falta de dados sobre fluxo de atendimento impedem a tomada de decisão baseada em evidências.</w:t>
-      </w:r>
-    </w:p>
-    <w:bookmarkEnd w:id="27"/>
-    <w:bookmarkStart w:id="28" w:name="pergunta-central"/>
-    <w:p>
-      <w:pPr>
-        <w:pStyle w:val="Heading2"/>
-      </w:pPr>
-      <w:r>
-        <w:t xml:space="preserve">4. Pergunta Central</w:t>
-      </w:r>
-    </w:p>
-    <w:p>
-      <w:pPr>
-        <w:pStyle w:val="FirstParagraph"/>
-      </w:pPr>
-      <w:r>
-        <w:t xml:space="preserve">Diante do panorama exposto — que atravessa setores bancário, saúde, educacional, varejista e governamental —, surge a seguinte questão:</w:t>
-      </w:r>
-    </w:p>
-    <w:p>
-      <w:pPr>
-        <w:pStyle w:val="BlockText"/>
-      </w:pPr>
-      <w:r>
-        <w:t xml:space="preserve">Como otimizar o gerenciamento de filas de atendimento em múltiplos setores por meio de uma solução digital acessível, multiplataforma e capaz de reduzir o tempo de espera percebido, aumentar a previsibilidade do atendimento e melhorar a experiência do usuário?</w:t>
-      </w:r>
-    </w:p>
-    <w:p>
-      <w:r>
-        <w:pict>
-          <v:rect style="width:0;height:1.5pt" o:hralign="center" o:hrstd="t" o:hr="t"/>
-        </w:pict>
-      </w:r>
-    </w:p>
-    <w:bookmarkEnd w:id="28"/>
-    <w:bookmarkStart w:id="29" w:name="referências"/>
-    <w:p>
-      <w:pPr>
-        <w:pStyle w:val="Heading2"/>
-      </w:pPr>
-      <w:r>
-        <w:t xml:space="preserve">Referências</w:t>
-      </w:r>
-    </w:p>
-    <w:p>
-      <w:pPr>
-        <w:pStyle w:val="FirstParagraph"/>
-      </w:pPr>
-      <w:r>
-        <w:t xml:space="preserve">AGGARWAL, Ravi</w:t>
-      </w:r>
-      <w:r>
-        <w:t xml:space="preserve"> </w:t>
-      </w:r>
-      <w:r>
-        <w:rPr>
-          <w:i/>
-          <w:iCs/>
-        </w:rPr>
-        <w:t xml:space="preserve">et al.</w:t>
-      </w:r>
-      <w:r>
-        <w:t xml:space="preserve"> </w:t>
-      </w:r>
-      <w:r>
-        <w:t xml:space="preserve">Defining the enablers and barriers to the implementation of large-scale, health care-related mobile technology: qualitative case study in a tertiary hospital setting.</w:t>
-      </w:r>
-      <w:r>
-        <w:t xml:space="preserve"> </w:t>
-      </w:r>
-      <w:r>
-        <w:rPr>
-          <w:b/>
-          <w:bCs/>
-        </w:rPr>
-        <w:t xml:space="preserve">JMIR mHealth and uHealth</w:t>
-      </w:r>
-      <w:r>
-        <w:t xml:space="preserve">, Toronto, v. 10, n. 2, 2022.</w:t>
+        <w:t xml:space="preserve">Revista de Saúde Pública</w:t>
+      </w:r>
+      <w:r>
+        <w:t xml:space="preserve">, v. 56, n. 64, 2022. Disponível em:</w:t>
+      </w:r>
+      <w:r>
+        <w:t xml:space="preserve"> </w:t>
+      </w:r>
+      <w:hyperlink r:id="rId26">
+        <w:r>
+          <w:rPr>
+            <w:rStyle w:val="Hyperlink"/>
+          </w:rPr>
+          <w:t xml:space="preserve">https://www.scielosp.org/pdf/rsp/2022.v56/64/pt</w:t>
+        </w:r>
+      </w:hyperlink>
+      <w:r>
+        <w:t xml:space="preserve">. Acesso em: 28 jun. 2026.</w:t>
       </w:r>
     </w:p>
     <w:p>
@@ -481,28 +372,99 @@
         <w:t xml:space="preserve">Malaysian Journal of Science and Advanced Technology</w:t>
       </w:r>
       <w:r>
-        <w:t xml:space="preserve">, v. 4, n. 3, 2024.</w:t>
-      </w:r>
-    </w:p>
-    <w:p>
-      <w:pPr>
-        <w:pStyle w:val="BodyText"/>
-      </w:pPr>
-      <w:r>
-        <w:t xml:space="preserve">GROSS, Donald</w:t>
+        <w:t xml:space="preserve">, v. 4, n. 3, 2024. Disponível em:</w:t>
+      </w:r>
+      <w:r>
+        <w:t xml:space="preserve"> </w:t>
+      </w:r>
+      <w:hyperlink r:id="rId27">
+        <w:r>
+          <w:rPr>
+            <w:rStyle w:val="Hyperlink"/>
+          </w:rPr>
+          <w:t xml:space="preserve">https://mjsat.com.my/index.php/mjsat/article/view/360</w:t>
+        </w:r>
+      </w:hyperlink>
+      <w:r>
+        <w:t xml:space="preserve">. Acesso em: 28 jun. 2026.</w:t>
+      </w:r>
+    </w:p>
+    <w:p>
+      <w:pPr>
+        <w:pStyle w:val="BodyText"/>
+      </w:pPr>
+      <w:r>
+        <w:t xml:space="preserve">FARIAS, Tássia Mayra Oliveira et al. O estreito acesso das Pessoas com Deficiência aos serviços de saúde em uma capital nordestina.</w:t>
       </w:r>
       <w:r>
         <w:t xml:space="preserve"> </w:t>
       </w:r>
       <w:r>
         <w:rPr>
-          <w:i/>
-          <w:iCs/>
+          <w:b/>
+          <w:bCs/>
         </w:rPr>
-        <w:t xml:space="preserve">et al.</w:t>
-      </w:r>
-      <w:r>
-        <w:t xml:space="preserve"> </w:t>
+        <w:t xml:space="preserve">Ciênc. saúde coletiva</w:t>
+      </w:r>
+      <w:r>
+        <w:t xml:space="preserve">, v. 28, n. 5, 2023. Disponível em:</w:t>
+      </w:r>
+      <w:r>
+        <w:t xml:space="preserve"> </w:t>
+      </w:r>
+      <w:hyperlink r:id="rId28">
+        <w:r>
+          <w:rPr>
+            <w:rStyle w:val="Hyperlink"/>
+          </w:rPr>
+          <w:t xml:space="preserve">https://www.scielo.br/j/csc/a/TYkCcwGVLJBTsJ7tTY7hJNg/?lang=pt</w:t>
+        </w:r>
+      </w:hyperlink>
+      <w:r>
+        <w:t xml:space="preserve">. Acesso em: 28 jun. 2026.</w:t>
+      </w:r>
+    </w:p>
+    <w:p>
+      <w:pPr>
+        <w:pStyle w:val="BodyText"/>
+      </w:pPr>
+      <w:r>
+        <w:t xml:space="preserve">GIANNOTTI, Elaine Maria; LOUVISON, Marília; CHIORO, Arthur. Listas de espera na atenção ambulatorial especializada: reflexões sobre um conceito crítico para o Sistema Único de Saúde.</w:t>
+      </w:r>
+      <w:r>
+        <w:t xml:space="preserve"> </w:t>
+      </w:r>
+      <w:r>
+        <w:rPr>
+          <w:b/>
+          <w:bCs/>
+        </w:rPr>
+        <w:t xml:space="preserve">Cad. Saúde Pública</w:t>
+      </w:r>
+      <w:r>
+        <w:t xml:space="preserve">, v. 41, n. 6, 2025. Disponível em:</w:t>
+      </w:r>
+      <w:r>
+        <w:t xml:space="preserve"> </w:t>
+      </w:r>
+      <w:hyperlink r:id="rId29">
+        <w:r>
+          <w:rPr>
+            <w:rStyle w:val="Hyperlink"/>
+          </w:rPr>
+          <w:t xml:space="preserve">https://www.scielosp.org/article/csp/2025.v41n6/e00220724/</w:t>
+        </w:r>
+      </w:hyperlink>
+      <w:r>
+        <w:t xml:space="preserve">. Acesso em: 28 jun. 2026.</w:t>
+      </w:r>
+    </w:p>
+    <w:p>
+      <w:pPr>
+        <w:pStyle w:val="BodyText"/>
+      </w:pPr>
+      <w:r>
+        <w:t xml:space="preserve">GROSS, Donald et al. </w:t>
       </w:r>
       <w:r>
         <w:rPr>
@@ -520,23 +482,7 @@
         <w:pStyle w:val="BodyText"/>
       </w:pPr>
       <w:r>
-        <w:t xml:space="preserve">KARMAKAR, Tapodhir</w:t>
-      </w:r>
-      <w:r>
-        <w:t xml:space="preserve"> </w:t>
-      </w:r>
-      <w:r>
-        <w:rPr>
-          <w:i/>
-          <w:iCs/>
-        </w:rPr>
-        <w:t xml:space="preserve">et al.</w:t>
-      </w:r>
-      <w:r>
-        <w:t xml:space="preserve"> </w:t>
-      </w:r>
-      <w:r>
-        <w:t xml:space="preserve">A comprehensive approach to queue waiting time prediction using tree-based ensembles with data balancing and explainable AI.</w:t>
+        <w:t xml:space="preserve">HA, Sandeul et al. Digital health equity and tailored health care service for people with disability: user-centered design and usability study.</w:t>
       </w:r>
       <w:r>
         <w:t xml:space="preserve"> </w:t>
@@ -546,18 +492,54 @@
           <w:b/>
           <w:bCs/>
         </w:rPr>
-        <w:t xml:space="preserve">Discover Analytics</w:t>
-      </w:r>
-      <w:r>
-        <w:t xml:space="preserve">, v. 3, n. 9, 2025.</w:t>
-      </w:r>
-    </w:p>
-    <w:p>
-      <w:pPr>
-        <w:pStyle w:val="BodyText"/>
-      </w:pPr>
-      <w:r>
-        <w:t xml:space="preserve">MARKETSANDMARKETS.</w:t>
+        <w:t xml:space="preserve">Journal of Medical Internet Research</w:t>
+      </w:r>
+      <w:r>
+        <w:t xml:space="preserve">, v. 25, 2023. Disponível em:</w:t>
+      </w:r>
+      <w:r>
+        <w:t xml:space="preserve"> </w:t>
+      </w:r>
+      <w:hyperlink r:id="rId30">
+        <w:r>
+          <w:rPr>
+            <w:rStyle w:val="Hyperlink"/>
+          </w:rPr>
+          <w:t xml:space="preserve">https://pubmed.ncbi.nlm.nih.gov/38015589/</w:t>
+        </w:r>
+      </w:hyperlink>
+      <w:r>
+        <w:t xml:space="preserve">. Acesso em: 28 jun. 2026.</w:t>
+      </w:r>
+    </w:p>
+    <w:p>
+      <w:pPr>
+        <w:pStyle w:val="BodyText"/>
+      </w:pPr>
+      <w:r>
+        <w:t xml:space="preserve">IDEC. Fila de banco demorada? Saiba seus direitos, 2017. Disponível em:</w:t>
+      </w:r>
+      <w:r>
+        <w:t xml:space="preserve"> </w:t>
+      </w:r>
+      <w:hyperlink r:id="rId31">
+        <w:r>
+          <w:rPr>
+            <w:rStyle w:val="Hyperlink"/>
+          </w:rPr>
+          <w:t xml:space="preserve">https://idec.org.br/dicas-e-direitos/fila-de-banco-demorada-saiba-seus-direitos</w:t>
+        </w:r>
+      </w:hyperlink>
+      <w:r>
+        <w:t xml:space="preserve">. Acesso em: 28 jun. 2026.</w:t>
+      </w:r>
+    </w:p>
+    <w:p>
+      <w:pPr>
+        <w:pStyle w:val="BodyText"/>
+      </w:pPr>
+      <w:r>
+        <w:t xml:space="preserve">JONSSON, Marika et al. Development and evaluation of eHealth services regarding accessibility: scoping literature review.</w:t>
       </w:r>
       <w:r>
         <w:t xml:space="preserve"> </w:t>
@@ -567,18 +549,54 @@
           <w:b/>
           <w:bCs/>
         </w:rPr>
-        <w:t xml:space="preserve">Queue Management System Market — Global Forecast to 2026</w:t>
-      </w:r>
-      <w:r>
-        <w:t xml:space="preserve">. Chicago: MarketsandMarkets, 2021.</w:t>
-      </w:r>
-    </w:p>
-    <w:p>
-      <w:pPr>
-        <w:pStyle w:val="BodyText"/>
-      </w:pPr>
-      <w:r>
-        <w:t xml:space="preserve">MORDOR INTELLIGENCE.</w:t>
+        <w:t xml:space="preserve">Journal of Medical Internet Research</w:t>
+      </w:r>
+      <w:r>
+        <w:t xml:space="preserve">, v. 25, 2023. Disponível em:</w:t>
+      </w:r>
+      <w:r>
+        <w:t xml:space="preserve"> </w:t>
+      </w:r>
+      <w:hyperlink r:id="rId32">
+        <w:r>
+          <w:rPr>
+            <w:rStyle w:val="Hyperlink"/>
+          </w:rPr>
+          <w:t xml:space="preserve">https://pubmed.ncbi.nlm.nih.gov/37590050/</w:t>
+        </w:r>
+      </w:hyperlink>
+      <w:r>
+        <w:t xml:space="preserve">. Acesso em: 28 jun. 2026.</w:t>
+      </w:r>
+    </w:p>
+    <w:p>
+      <w:pPr>
+        <w:pStyle w:val="BodyText"/>
+      </w:pPr>
+      <w:r>
+        <w:t xml:space="preserve">MARKETS AND MARKETS. Queue Management System Market — Global Forecast to 2026. Chicago: Markets and Markets, 2021. Disponível em:</w:t>
+      </w:r>
+      <w:r>
+        <w:t xml:space="preserve"> </w:t>
+      </w:r>
+      <w:hyperlink r:id="rId33">
+        <w:r>
+          <w:rPr>
+            <w:rStyle w:val="Hyperlink"/>
+          </w:rPr>
+          <w:t xml:space="preserve">https://www.marketsandmarkets.com/Market-Reports/queue-management-system-market-23961354.html</w:t>
+        </w:r>
+      </w:hyperlink>
+      <w:r>
+        <w:t xml:space="preserve">. Acesso em: 28 jun. 2026.</w:t>
+      </w:r>
+    </w:p>
+    <w:p>
+      <w:pPr>
+        <w:pStyle w:val="BodyText"/>
+      </w:pPr>
+      <w:r>
+        <w:t xml:space="preserve">MELO, Daiane Celestino et al. Acessibilidade aos serviços de saúde e posição dos usuários no espaço social em Salvador, Bahia, 2006: um estudo transversal.</w:t>
       </w:r>
       <w:r>
         <w:t xml:space="preserve"> </w:t>
@@ -588,92 +606,76 @@
           <w:b/>
           <w:bCs/>
         </w:rPr>
-        <w:t xml:space="preserve">Queue Management System Market Size, Share, Trends &amp; Growth Analysis (2026–2031)</w:t>
-      </w:r>
-      <w:r>
-        <w:t xml:space="preserve">. Hyderabad: Mordor Intelligence, 2026.</w:t>
-      </w:r>
-    </w:p>
-    <w:p>
-      <w:pPr>
-        <w:pStyle w:val="BodyText"/>
-      </w:pPr>
-      <w:r>
-        <w:t xml:space="preserve">PANTONIAL, Lourdes</w:t>
-      </w:r>
-      <w:r>
-        <w:t xml:space="preserve"> </w:t>
-      </w:r>
-      <w:r>
-        <w:rPr>
-          <w:i/>
-          <w:iCs/>
-        </w:rPr>
-        <w:t xml:space="preserve">et al.</w:t>
-      </w:r>
-      <w:r>
-        <w:t xml:space="preserve"> </w:t>
-      </w:r>
-      <w:r>
-        <w:t xml:space="preserve">Student payment behaviors, queue management, and cashier efficiency in a private higher education institution.</w:t>
-      </w:r>
-      <w:r>
-        <w:t xml:space="preserve"> </w:t>
-      </w:r>
-      <w:r>
-        <w:rPr>
-          <w:b/>
-          <w:bCs/>
-        </w:rPr>
-        <w:t xml:space="preserve">Psychology and Education: A Multidisciplinary Journal</w:t>
-      </w:r>
-      <w:r>
-        <w:t xml:space="preserve">, v. 36, n. 9, p. 1005–1010, 2025.</w:t>
-      </w:r>
-    </w:p>
-    <w:p>
-      <w:pPr>
-        <w:pStyle w:val="BodyText"/>
-      </w:pPr>
-      <w:r>
-        <w:t xml:space="preserve">QMINDER.</w:t>
-      </w:r>
-      <w:r>
-        <w:t xml:space="preserve"> </w:t>
-      </w:r>
-      <w:r>
-        <w:rPr>
-          <w:b/>
-          <w:bCs/>
-        </w:rPr>
-        <w:t xml:space="preserve">The Cost of Customer Service Wait Times</w:t>
-      </w:r>
-      <w:r>
-        <w:t xml:space="preserve">. San Francisco: Qminder, 2023. Disponível em: https://www.qminder.com/blog/queue-management/cost-customer-service-wait-times/. Acesso em: 26 jun. 2026.</w:t>
-      </w:r>
-    </w:p>
-    <w:p>
-      <w:pPr>
-        <w:pStyle w:val="BodyText"/>
-      </w:pPr>
-      <w:r>
-        <w:t xml:space="preserve">THOMPSON, Yee Lam Elim</w:t>
-      </w:r>
-      <w:r>
-        <w:t xml:space="preserve"> </w:t>
-      </w:r>
-      <w:r>
-        <w:rPr>
-          <w:i/>
-          <w:iCs/>
-        </w:rPr>
-        <w:t xml:space="preserve">et al.</w:t>
-      </w:r>
-      <w:r>
-        <w:t xml:space="preserve"> </w:t>
-      </w:r>
-      <w:r>
-        <w:t xml:space="preserve">Evaluation of wait time saving effectiveness of triage algorithms.</w:t>
+        <w:t xml:space="preserve">Epidemiol. Serv. Saúde</w:t>
+      </w:r>
+      <w:r>
+        <w:t xml:space="preserve">, v. 30, n. 2, 2021. Disponível em:</w:t>
+      </w:r>
+      <w:r>
+        <w:t xml:space="preserve"> </w:t>
+      </w:r>
+      <w:hyperlink r:id="rId34">
+        <w:r>
+          <w:rPr>
+            <w:rStyle w:val="Hyperlink"/>
+          </w:rPr>
+          <w:t xml:space="preserve">https://www.scielo.br/j/ress/a/HqFwZfhyGDWpkXqB58nsmqv/?lang=pt</w:t>
+        </w:r>
+      </w:hyperlink>
+      <w:r>
+        <w:t xml:space="preserve">. Acesso em: 28 jun. 2026.</w:t>
+      </w:r>
+    </w:p>
+    <w:p>
+      <w:pPr>
+        <w:pStyle w:val="BodyText"/>
+      </w:pPr>
+      <w:r>
+        <w:t xml:space="preserve">MORDOR INTELLIGENCE. Queue Management System Market Size, Share, Trends &amp; Growth Analysis (2026–2031). Hyderabad: Mordor Intelligence, 2026. Disponível em:</w:t>
+      </w:r>
+      <w:r>
+        <w:t xml:space="preserve"> </w:t>
+      </w:r>
+      <w:hyperlink r:id="rId35">
+        <w:r>
+          <w:rPr>
+            <w:rStyle w:val="Hyperlink"/>
+          </w:rPr>
+          <w:t xml:space="preserve">https://www.mordorintelligence.com/industry-reports/queue-management-system-market</w:t>
+        </w:r>
+      </w:hyperlink>
+      <w:r>
+        <w:t xml:space="preserve">. Acesso em: 28 jun. 2026.</w:t>
+      </w:r>
+    </w:p>
+    <w:p>
+      <w:pPr>
+        <w:pStyle w:val="BodyText"/>
+      </w:pPr>
+      <w:r>
+        <w:t xml:space="preserve">QUEBERRY. Como longos tempos de espera custam clientes para você (e como resolver isso), 2026. Disponível em:</w:t>
+      </w:r>
+      <w:r>
+        <w:t xml:space="preserve"> </w:t>
+      </w:r>
+      <w:hyperlink r:id="rId36">
+        <w:r>
+          <w:rPr>
+            <w:rStyle w:val="Hyperlink"/>
+          </w:rPr>
+          <w:t xml:space="preserve">https://queberry.com/blogs/how-long-wait-times-cost-you-customers</w:t>
+        </w:r>
+      </w:hyperlink>
+      <w:r>
+        <w:t xml:space="preserve">. Acesso em: 28 jun. 2026.</w:t>
+      </w:r>
+    </w:p>
+    <w:p>
+      <w:pPr>
+        <w:pStyle w:val="BodyText"/>
+      </w:pPr>
+      <w:r>
+        <w:t xml:space="preserve">THOMPSON, Yee Lam Elim et al. Evaluation of wait time saving effectiveness of triage algorithms.</w:t>
       </w:r>
       <w:r>
         <w:t xml:space="preserve"> </w:t>
@@ -686,49 +688,43 @@
         <w:t xml:space="preserve">arXiv:2303.07050</w:t>
       </w:r>
       <w:r>
-        <w:t xml:space="preserve">, v. 1, 2023.</w:t>
-      </w:r>
-    </w:p>
-    <w:p>
-      <w:pPr>
-        <w:pStyle w:val="BodyText"/>
-      </w:pPr>
-      <w:r>
-        <w:t xml:space="preserve">WAITWHILE.</w:t>
-      </w:r>
-      <w:r>
-        <w:t xml:space="preserve"> </w:t>
-      </w:r>
-      <w:r>
-        <w:rPr>
-          <w:b/>
-          <w:bCs/>
-        </w:rPr>
-        <w:t xml:space="preserve">Consumer Survey: The State of Waiting in Line (2024)</w:t>
-      </w:r>
-      <w:r>
-        <w:t xml:space="preserve">. San Francisco: Waitwhile, 2024. Disponível em: https://waitwhile.com/blog/consumer-survey-waiting-in-line-2024/. Acesso em: 26 jun. 2026.</w:t>
-      </w:r>
-    </w:p>
-    <w:p>
-      <w:pPr>
-        <w:pStyle w:val="BodyText"/>
-      </w:pPr>
-      <w:r>
-        <w:t xml:space="preserve">WAVETEC.</w:t>
-      </w:r>
-      <w:r>
-        <w:t xml:space="preserve"> </w:t>
-      </w:r>
-      <w:r>
-        <w:rPr>
-          <w:b/>
-          <w:bCs/>
-        </w:rPr>
-        <w:t xml:space="preserve">How Improper Queue Management Affects Financial Results</w:t>
-      </w:r>
-      <w:r>
-        <w:t xml:space="preserve">. Lahore: Wavetec, 2023. Disponível em: https://www.wavetec.com/blog/queue-management/how-improper-queue-management-affects-financial-results/. Acesso em: 26 jun. 2026.</w:t>
+        <w:t xml:space="preserve">, v. 1, 2023. Disponível em:</w:t>
+      </w:r>
+      <w:r>
+        <w:t xml:space="preserve"> </w:t>
+      </w:r>
+      <w:hyperlink r:id="rId37">
+        <w:r>
+          <w:rPr>
+            <w:rStyle w:val="Hyperlink"/>
+          </w:rPr>
+          <w:t xml:space="preserve">https://arxiv.org/pdf/2303.07050</w:t>
+        </w:r>
+      </w:hyperlink>
+      <w:r>
+        <w:t xml:space="preserve">. Acesso em: 28 jun. 2026.</w:t>
+      </w:r>
+    </w:p>
+    <w:p>
+      <w:pPr>
+        <w:pStyle w:val="BodyText"/>
+      </w:pPr>
+      <w:r>
+        <w:t xml:space="preserve">WAITWHILE. Consumer Survey: The State of Waiting in Line. San Francisco: Waitwhile, 2024. Disponível em:</w:t>
+      </w:r>
+      <w:r>
+        <w:t xml:space="preserve"> </w:t>
+      </w:r>
+      <w:hyperlink r:id="rId38">
+        <w:r>
+          <w:rPr>
+            <w:rStyle w:val="Hyperlink"/>
+          </w:rPr>
+          <w:t xml:space="preserve">https://waitwhile.com/blog/consumer-survey-waiting-in-line-2024/</w:t>
+        </w:r>
+      </w:hyperlink>
+      <w:r>
+        <w:t xml:space="preserve">. Acesso em: 28 jun. 2026.</w:t>
       </w:r>
     </w:p>
     <w:p>
@@ -749,7 +745,21 @@
         <w:t xml:space="preserve">European Journal of Business and Management</w:t>
       </w:r>
       <w:r>
-        <w:t xml:space="preserve">, v. 7, n. 35, p. 90–96, 2015.</w:t>
+        <w:t xml:space="preserve">, v. 7, n. 35, 2015. Disponível em:</w:t>
+      </w:r>
+      <w:r>
+        <w:t xml:space="preserve"> </w:t>
+      </w:r>
+      <w:hyperlink r:id="rId39">
+        <w:r>
+          <w:rPr>
+            <w:rStyle w:val="Hyperlink"/>
+          </w:rPr>
+          <w:t xml:space="preserve">https://iiste.org/Journals/index.php/EJBM/article/view/27500/28215</w:t>
+        </w:r>
+      </w:hyperlink>
+      <w:r>
+        <w:t xml:space="preserve">. Acesso em: 28 jun. 2026.</w:t>
       </w:r>
     </w:p>
     <w:p>
@@ -770,11 +780,25 @@
         <w:t xml:space="preserve">International Journal of Quality and Service Sciences</w:t>
       </w:r>
       <w:r>
-        <w:t xml:space="preserve">, v. 17, n. 2, p. 155–167, 2025.</w:t>
-      </w:r>
-    </w:p>
-    <w:bookmarkEnd w:id="29"/>
-    <w:bookmarkEnd w:id="30"/>
+        <w:t xml:space="preserve">, v. 17, n. 2, 2025. Disponível em:</w:t>
+      </w:r>
+      <w:r>
+        <w:t xml:space="preserve"> </w:t>
+      </w:r>
+      <w:hyperlink r:id="rId40">
+        <w:r>
+          <w:rPr>
+            <w:rStyle w:val="Hyperlink"/>
+          </w:rPr>
+          <w:t xml:space="preserve">https://www.emerald.com/ijqss/article-abstract/17/2/155/1250844/</w:t>
+        </w:r>
+      </w:hyperlink>
+      <w:r>
+        <w:t xml:space="preserve">. Acesso em: 28 jun. 2026.</w:t>
+      </w:r>
+    </w:p>
+    <w:bookmarkEnd w:id="41"/>
+    <w:bookmarkEnd w:id="42"/>
     <w:sectPr>
       <w:headerReference w:type="default" r:id="rId9"/>
       <w:footerReference w:type="default" r:id="rId10"/>
@@ -1041,114 +1065,8 @@
       </w:pPr>
     </w:lvl>
   </w:abstractNum>
-  <w:abstractNum w:abstractNumId="991">
-    <w:nsid w:val="0000A991"/>
-    <w:multiLevelType w:val="multilevel"/>
-    <w:lvl w:ilvl="0">
-      <w:numFmt w:val="bullet"/>
-      <w:lvlText w:val=""/>
-      <w:lvlJc w:val="left"/>
-      <w:pPr>
-        <w:ind w:left="720" w:hanging="360"/>
-      </w:pPr>
-      <w:rPr>
-        <w:rFonts w:ascii="Symbol" w:hAnsi="Symbol" w:cs="Symbol" w:hint="default"/>
-      </w:rPr>
-    </w:lvl>
-    <w:lvl w:ilvl="1">
-      <w:numFmt w:val="bullet"/>
-      <w:lvlText w:val="o"/>
-      <w:lvlJc w:val="left"/>
-      <w:pPr>
-        <w:ind w:left="1440" w:hanging="360"/>
-      </w:pPr>
-      <w:rPr>
-        <w:rFonts w:ascii="Courier New" w:hAnsi="Courier New" w:cs="Courier New" w:hint="default"/>
-      </w:rPr>
-    </w:lvl>
-    <w:lvl w:ilvl="2">
-      <w:numFmt w:val="bullet"/>
-      <w:lvlText w:val=""/>
-      <w:lvlJc w:val="left"/>
-      <w:pPr>
-        <w:ind w:left="2160" w:hanging="360"/>
-      </w:pPr>
-      <w:rPr>
-        <w:rFonts w:ascii="Wingdings" w:hAnsi="Wingdings" w:cs="Wingdings" w:hint="default"/>
-      </w:rPr>
-    </w:lvl>
-    <w:lvl w:ilvl="3">
-      <w:numFmt w:val="bullet"/>
-      <w:lvlText w:val=""/>
-      <w:lvlJc w:val="left"/>
-      <w:pPr>
-        <w:ind w:left="2880" w:hanging="360"/>
-      </w:pPr>
-      <w:rPr>
-        <w:rFonts w:ascii="Symbol" w:hAnsi="Symbol" w:cs="Symbol" w:hint="default"/>
-      </w:rPr>
-    </w:lvl>
-    <w:lvl w:ilvl="4">
-      <w:numFmt w:val="bullet"/>
-      <w:lvlText w:val="o"/>
-      <w:lvlJc w:val="left"/>
-      <w:pPr>
-        <w:ind w:left="3600" w:hanging="360"/>
-      </w:pPr>
-      <w:rPr>
-        <w:rFonts w:ascii="Courier New" w:hAnsi="Courier New" w:cs="Courier New" w:hint="default"/>
-      </w:rPr>
-    </w:lvl>
-    <w:lvl w:ilvl="5">
-      <w:numFmt w:val="bullet"/>
-      <w:lvlText w:val=""/>
-      <w:lvlJc w:val="left"/>
-      <w:pPr>
-        <w:ind w:left="4320" w:hanging="360"/>
-      </w:pPr>
-      <w:rPr>
-        <w:rFonts w:ascii="Wingdings" w:hAnsi="Wingdings" w:cs="Wingdings" w:hint="default"/>
-      </w:rPr>
-    </w:lvl>
-    <w:lvl w:ilvl="6">
-      <w:numFmt w:val="bullet"/>
-      <w:lvlText w:val=""/>
-      <w:lvlJc w:val="left"/>
-      <w:pPr>
-        <w:ind w:left="5040" w:hanging="360"/>
-      </w:pPr>
-      <w:rPr>
-        <w:rFonts w:ascii="Symbol" w:hAnsi="Symbol" w:cs="Symbol" w:hint="default"/>
-      </w:rPr>
-    </w:lvl>
-    <w:lvl w:ilvl="7">
-      <w:numFmt w:val="bullet"/>
-      <w:lvlText w:val="o"/>
-      <w:lvlJc w:val="left"/>
-      <w:pPr>
-        <w:ind w:left="5760" w:hanging="360"/>
-      </w:pPr>
-      <w:rPr>
-        <w:rFonts w:ascii="Courier New" w:hAnsi="Courier New" w:cs="Courier New" w:hint="default"/>
-      </w:rPr>
-    </w:lvl>
-    <w:lvl w:ilvl="8">
-      <w:numFmt w:val="bullet"/>
-      <w:lvlText w:val=""/>
-      <w:lvlJc w:val="left"/>
-      <w:pPr>
-        <w:ind w:left="6480" w:hanging="360"/>
-      </w:pPr>
-      <w:rPr>
-        <w:rFonts w:ascii="Wingdings" w:hAnsi="Wingdings" w:cs="Wingdings" w:hint="default"/>
-      </w:rPr>
-    </w:lvl>
-  </w:abstractNum>
   <w:num w:numId="1000">
     <w:abstractNumId w:val="990"/>
-  </w:num>
-  <w:num w:numId="1001">
-    <w:abstractNumId w:val="991"/>
   </w:num>
 </w:numbering>
 </file>

--- a/disciplinas/gcetens843-projeto-algoritmo-i/atividades/trabalhos/projeto-algoritmos/problema-real.docx
+++ b/disciplinas/gcetens843-projeto-algoritmo-i/atividades/trabalhos/projeto-algoritmos/problema-real.docx
@@ -3,6 +3,130 @@
 <w:document xmlns:w="http://schemas.openxmlformats.org/wordprocessingml/2006/main" xmlns:m="http://schemas.openxmlformats.org/officeDocument/2006/math" xmlns:r="http://schemas.openxmlformats.org/officeDocument/2006/relationships" xmlns:o="urn:schemas-microsoft-com:office:office" xmlns:v="urn:schemas-microsoft-com:vml" xmlns:w10="urn:schemas-microsoft-com:office:word" xmlns:a="http://schemas.openxmlformats.org/drawingml/2006/main" xmlns:pic="http://schemas.openxmlformats.org/drawingml/2006/picture" xmlns:wp="http://schemas.openxmlformats.org/drawingml/2006/wordprocessingDrawing">
   <w:body>
     <w:bookmarkStart w:id="42" w:name="problema-real-minhafila"/>
+    <w:tbl>
+      <w:tblPr>
+        <w:tblW w:type="auto" w:w="0"/>
+        <w:tblLayout w:type="fixed"/>
+        <w:tblLook w:firstColumn="1" w:firstRow="1" w:lastColumn="0" w:lastRow="0" w:noHBand="0" w:noVBand="1" w:val="04A0"/>
+        <w:tblBorders>
+          <w:top w:val="none" w:sz="0" w:space="0" w:color="auto"/>
+          <w:left w:val="none" w:sz="0" w:space="0" w:color="auto"/>
+          <w:bottom w:val="none" w:sz="0" w:space="0" w:color="auto"/>
+          <w:right w:val="none" w:sz="0" w:space="0" w:color="auto"/>
+        </w:tblBorders>
+      </w:tblPr>
+      <w:tblGrid>
+        <w:gridCol w:w="4680"/>
+        <w:gridCol w:w="4680"/>
+      </w:tblGrid>
+      <w:tr>
+        <w:tc>
+          <w:tcPr>
+            <w:tcW w:type="dxa" w:w="2016"/>
+          </w:tcPr>
+          <w:p>
+            <w:pPr>
+              <w:jc w:val="left"/>
+            </w:pPr>
+            <w:r>
+              <w:drawing>
+                <wp:inline>
+                  <wp:extent cx="1143000" cy="450211"/>
+                  <wp:docPr id="1" name="Picture 1"/>
+                  <wp:cNvGraphicFramePr>
+                    <a:graphicFrameLocks noChangeAspect="1"/>
+                  </wp:cNvGraphicFramePr>
+                  <a:graphic>
+                    <a:graphicData uri="http://schemas.openxmlformats.org/drawingml/2006/picture">
+                      <pic:pic>
+                        <pic:nvPicPr>
+                          <pic:cNvPr id="0" name="logo-ufrb-20-anos.png"/>
+                          <pic:cNvPicPr/>
+                        </pic:nvPicPr>
+                        <pic:blipFill>
+                          <a:blip r:embed="rId9"/>
+                          <a:stretch>
+                            <a:fillRect/>
+                          </a:stretch>
+                        </pic:blipFill>
+                        <pic:spPr>
+                          <a:xfrm>
+                            <a:off x="0" y="0"/>
+                            <a:ext cx="1143000" cy="450211"/>
+                          </a:xfrm>
+                          <a:prstGeom prst="rect"/>
+                        </pic:spPr>
+                      </pic:pic>
+                    </a:graphicData>
+                  </a:graphic>
+                </wp:inline>
+              </w:drawing>
+            </w:r>
+          </w:p>
+        </w:tc>
+        <w:tc>
+          <w:tcPr>
+            <w:tcW w:type="dxa" w:w="7200"/>
+          </w:tcPr>
+          <w:p>
+            <w:pPr>
+              <w:jc w:val="left"/>
+            </w:pPr>
+            <w:r>
+              <w:rPr>
+                <w:rFonts w:ascii="Times New Roman" w:hAnsi="Times New Roman"/>
+                <w:b/>
+                <w:color w:val="003D6B"/>
+                <w:sz w:val="16"/>
+              </w:rPr>
+              <w:t>UNIVERSIDADE FEDERAL DO RECÔNCAVO DA BAHIA — UFRB</w:t>
+            </w:r>
+          </w:p>
+          <w:p>
+            <w:pPr>
+              <w:jc w:val="left"/>
+            </w:pPr>
+            <w:r>
+              <w:rPr>
+                <w:rFonts w:ascii="Times New Roman" w:hAnsi="Times New Roman"/>
+                <w:b/>
+                <w:color w:val="006DAA"/>
+                <w:sz w:val="15"/>
+              </w:rPr>
+              <w:t>CENTRO DE CIÊNCIA E TECNOLOGIA — CETENS</w:t>
+            </w:r>
+          </w:p>
+          <w:p>
+            <w:pPr>
+              <w:jc w:val="left"/>
+            </w:pPr>
+            <w:r>
+              <w:rPr>
+                <w:rFonts w:ascii="Times New Roman" w:hAnsi="Times New Roman"/>
+                <w:b w:val="0"/>
+                <w:color w:val="505050"/>
+                <w:sz w:val="14"/>
+              </w:rPr>
+              <w:t>BACHARELADO EM SISTEMAS DE INFORMAÇÃO (EAD)</w:t>
+            </w:r>
+          </w:p>
+          <w:p>
+            <w:pPr>
+              <w:jc w:val="left"/>
+            </w:pPr>
+            <w:r>
+              <w:rPr>
+                <w:rFonts w:ascii="Times New Roman" w:hAnsi="Times New Roman"/>
+                <w:b w:val="0"/>
+                <w:color w:val="C89B3C"/>
+                <w:sz w:val="8"/>
+              </w:rPr>
+              <w:t>────────────────────────────────────────────────────────────────────────────────</w:t>
+            </w:r>
+          </w:p>
+        </w:tc>
+      </w:tr>
+    </w:tbl>
     <w:p>
       <w:pPr>
         <w:pStyle w:val="Heading1"/>
@@ -43,6 +167,34 @@
       </w:r>
       <w:r>
         <w:t xml:space="preserve">28/06/2026</w:t>
+      </w:r>
+      <w:r>
+        <w:br/>
+      </w:r>
+      <w:r>
+        <w:rPr>
+          <w:b/>
+          <w:bCs/>
+        </w:rPr>
+        <w:t xml:space="preserve">Fonte-base:</w:t>
+      </w:r>
+      <w:r>
+        <w:t xml:space="preserve"> </w:t>
+      </w:r>
+      <w:r>
+        <w:t xml:space="preserve">Documento</w:t>
+      </w:r>
+      <w:r>
+        <w:t xml:space="preserve"> </w:t>
+      </w:r>
+      <w:r>
+        <w:t xml:space="preserve">“Projeto Algoritmo 1 V2”</w:t>
+      </w:r>
+      <w:r>
+        <w:t xml:space="preserve"> </w:t>
+      </w:r>
+      <w:r>
+        <w:t xml:space="preserve">(Rios, 2026)</w:t>
       </w:r>
     </w:p>
     <w:p>
@@ -800,7 +952,6 @@
     <w:bookmarkEnd w:id="41"/>
     <w:bookmarkEnd w:id="42"/>
     <w:sectPr>
-      <w:headerReference w:type="default" r:id="rId9"/>
       <w:footerReference w:type="default" r:id="rId10"/>
       <w:footnotePr>
         <w:numRestart w:val="eachSect"/>
@@ -851,140 +1002,6 @@
     </w:p>
   </w:footnote>
 </w:footnotes>
-</file>
-
-<file path=word/header1.xml><?xml version="1.0" encoding="utf-8"?>
-<w:hdr xmlns:m="http://schemas.openxmlformats.org/officeDocument/2006/math" xmlns:mc="http://schemas.openxmlformats.org/markup-compatibility/2006" xmlns:mo="http://schemas.microsoft.com/office/mac/office/2008/main" xmlns:mv="urn:schemas-microsoft-com:mac:vml" xmlns:o="urn:schemas-microsoft-com:office:office" xmlns:r="http://schemas.openxmlformats.org/officeDocument/2006/relationships" xmlns:v="urn:schemas-microsoft-com:vml" xmlns:w10="urn:schemas-microsoft-com:office:word" xmlns:w14="http://schemas.microsoft.com/office/word/2010/wordml" xmlns:w="http://schemas.openxmlformats.org/wordprocessingml/2006/main" xmlns:wne="http://schemas.microsoft.com/office/word/2006/wordml" xmlns:wp14="http://schemas.microsoft.com/office/word/2010/wordprocessingDrawing" xmlns:wp="http://schemas.openxmlformats.org/drawingml/2006/wordprocessingDrawing" xmlns:wpc="http://schemas.microsoft.com/office/word/2010/wordprocessingCanvas" xmlns:wpg="http://schemas.microsoft.com/office/word/2010/wordprocessingGroup" xmlns:wpi="http://schemas.microsoft.com/office/word/2010/wordprocessingInk" xmlns:wps="http://schemas.microsoft.com/office/word/2010/wordprocessingShape" mc:Ignorable="w14 wp14">
-  <w:p>
-    <w:pPr>
-      <w:pStyle w:val="Header"/>
-    </w:pPr>
-  </w:p>
-  <w:tbl>
-    <w:tblPr>
-      <w:tblW w:type="auto" w:w="0"/>
-      <w:tblLayout w:type="autofit"/>
-      <w:tblLook w:firstColumn="1" w:firstRow="1" w:lastColumn="0" w:lastRow="0" w:noHBand="0" w:noVBand="1" w:val="04A0"/>
-      <w:tblBorders>
-        <w:top w:val="none" w:sz="0" w:space="0" w:color="auto"/>
-        <w:left w:val="none" w:sz="0" w:space="0" w:color="auto"/>
-        <w:bottom w:val="none" w:sz="0" w:space="0" w:color="auto"/>
-        <w:right w:val="none" w:sz="0" w:space="0" w:color="auto"/>
-      </w:tblBorders>
-    </w:tblPr>
-    <w:tblGrid>
-      <w:gridCol w:w="4680"/>
-      <w:gridCol w:w="4680"/>
-    </w:tblGrid>
-    <w:tr>
-      <w:tc>
-        <w:tcPr>
-          <w:tcW w:type="dxa" w:w="2016"/>
-        </w:tcPr>
-        <w:p>
-          <w:pPr>
-            <w:jc w:val="left"/>
-          </w:pPr>
-          <w:r>
-            <w:drawing>
-              <wp:inline xmlns:a="http://schemas.openxmlformats.org/drawingml/2006/main" xmlns:pic="http://schemas.openxmlformats.org/drawingml/2006/picture">
-                <wp:extent cx="1143000" cy="450211"/>
-                <wp:docPr id="1" name="Picture 1"/>
-                <wp:cNvGraphicFramePr>
-                  <a:graphicFrameLocks noChangeAspect="1"/>
-                </wp:cNvGraphicFramePr>
-                <a:graphic>
-                  <a:graphicData uri="http://schemas.openxmlformats.org/drawingml/2006/picture">
-                    <pic:pic>
-                      <pic:nvPicPr>
-                        <pic:cNvPr id="0" name="logo-ufrb-20-anos.png"/>
-                        <pic:cNvPicPr/>
-                      </pic:nvPicPr>
-                      <pic:blipFill>
-                        <a:blip r:embed="rId1"/>
-                        <a:stretch>
-                          <a:fillRect/>
-                        </a:stretch>
-                      </pic:blipFill>
-                      <pic:spPr>
-                        <a:xfrm>
-                          <a:off x="0" y="0"/>
-                          <a:ext cx="1143000" cy="450211"/>
-                        </a:xfrm>
-                        <a:prstGeom prst="rect"/>
-                      </pic:spPr>
-                    </pic:pic>
-                  </a:graphicData>
-                </a:graphic>
-              </wp:inline>
-            </w:drawing>
-          </w:r>
-        </w:p>
-      </w:tc>
-      <w:tc>
-        <w:tcPr>
-          <w:tcW w:type="dxa" w:w="7200"/>
-        </w:tcPr>
-        <w:p>
-          <w:pPr>
-            <w:jc w:val="left"/>
-          </w:pPr>
-          <w:r>
-            <w:rPr>
-              <w:rFonts w:ascii="Times New Roman" w:hAnsi="Times New Roman"/>
-              <w:b/>
-              <w:color w:val="003D6B"/>
-              <w:sz w:val="16"/>
-            </w:rPr>
-            <w:t>UNIVERSIDADE FEDERAL DO RECÔNCAVO DA BAHIA — UFRB</w:t>
-          </w:r>
-        </w:p>
-        <w:p>
-          <w:pPr>
-            <w:jc w:val="left"/>
-          </w:pPr>
-          <w:r>
-            <w:rPr>
-              <w:rFonts w:ascii="Times New Roman" w:hAnsi="Times New Roman"/>
-              <w:b/>
-              <w:color w:val="006DAA"/>
-              <w:sz w:val="15"/>
-            </w:rPr>
-            <w:t>CENTRO DE CIÊNCIA E TECNOLOGIA — CETENS</w:t>
-          </w:r>
-        </w:p>
-        <w:p>
-          <w:pPr>
-            <w:jc w:val="left"/>
-          </w:pPr>
-          <w:r>
-            <w:rPr>
-              <w:rFonts w:ascii="Times New Roman" w:hAnsi="Times New Roman"/>
-              <w:b w:val="0"/>
-              <w:color w:val="505050"/>
-              <w:sz w:val="14"/>
-            </w:rPr>
-            <w:t>BACHARELADO EM SISTEMAS DE INFORMAÇÃO (EAD)</w:t>
-          </w:r>
-        </w:p>
-        <w:p>
-          <w:pPr>
-            <w:jc w:val="left"/>
-          </w:pPr>
-          <w:r>
-            <w:rPr>
-              <w:rFonts w:ascii="Times New Roman" w:hAnsi="Times New Roman"/>
-              <w:b w:val="0"/>
-              <w:color w:val="C89B3C"/>
-              <w:sz w:val="8"/>
-            </w:rPr>
-            <w:t>────────────────────────────────────────────────────────────────────────────────</w:t>
-          </w:r>
-        </w:p>
-      </w:tc>
-    </w:tr>
-  </w:tbl>
-</w:hdr>
 </file>
 
 <file path=word/numbering.xml><?xml version="1.0" encoding="utf-8"?>

--- a/disciplinas/gcetens843-projeto-algoritmo-i/atividades/trabalhos/projeto-algoritmos/problema-real.docx
+++ b/disciplinas/gcetens843-projeto-algoritmo-i/atividades/trabalhos/projeto-algoritmos/problema-real.docx
@@ -2,7 +2,7 @@
 <file path=word/document.xml><?xml version="1.0" encoding="utf-8"?>
 <w:document xmlns:w="http://schemas.openxmlformats.org/wordprocessingml/2006/main" xmlns:m="http://schemas.openxmlformats.org/officeDocument/2006/math" xmlns:r="http://schemas.openxmlformats.org/officeDocument/2006/relationships" xmlns:o="urn:schemas-microsoft-com:office:office" xmlns:v="urn:schemas-microsoft-com:vml" xmlns:w10="urn:schemas-microsoft-com:office:word" xmlns:a="http://schemas.openxmlformats.org/drawingml/2006/main" xmlns:pic="http://schemas.openxmlformats.org/drawingml/2006/picture" xmlns:wp="http://schemas.openxmlformats.org/drawingml/2006/wordprocessingDrawing">
   <w:body>
-    <w:bookmarkStart w:id="42" w:name="problema-real-minhafila"/>
+    <w:bookmarkStart w:id="41" w:name="problema-real-minhafila"/>
     <w:tbl>
       <w:tblPr>
         <w:tblW w:type="auto" w:w="0"/>
@@ -137,7 +137,7 @@
     </w:p>
     <w:p>
       <w:pPr>
-        <w:pStyle w:val="BlockText"/>
+        <w:pStyle w:val="FirstParagraph"/>
       </w:pPr>
       <w:r>
         <w:rPr>
@@ -160,13 +160,25 @@
           <w:b/>
           <w:bCs/>
         </w:rPr>
-        <w:t xml:space="preserve">Última atualização:</w:t>
-      </w:r>
-      <w:r>
-        <w:t xml:space="preserve"> </w:t>
-      </w:r>
-      <w:r>
-        <w:t xml:space="preserve">28/06/2026</w:t>
+        <w:t xml:space="preserve">Fonte-base:</w:t>
+      </w:r>
+      <w:r>
+        <w:t xml:space="preserve"> </w:t>
+      </w:r>
+      <w:r>
+        <w:t xml:space="preserve">Documento</w:t>
+      </w:r>
+      <w:r>
+        <w:t xml:space="preserve"> </w:t>
+      </w:r>
+      <w:r>
+        <w:t xml:space="preserve">“Projeto Algoritmo 1 V2”</w:t>
+      </w:r>
+      <w:r>
+        <w:t xml:space="preserve"> </w:t>
+      </w:r>
+      <w:r>
+        <w:t xml:space="preserve">(Rios, 2026)</w:t>
       </w:r>
       <w:r>
         <w:br/>
@@ -176,57 +188,21 @@
           <w:b/>
           <w:bCs/>
         </w:rPr>
-        <w:t xml:space="preserve">Fonte-base:</w:t>
-      </w:r>
-      <w:r>
-        <w:t xml:space="preserve"> </w:t>
-      </w:r>
-      <w:r>
-        <w:t xml:space="preserve">Documento</w:t>
-      </w:r>
-      <w:r>
-        <w:t xml:space="preserve"> </w:t>
-      </w:r>
-      <w:r>
-        <w:t xml:space="preserve">“Projeto Algoritmo 1 V2”</w:t>
-      </w:r>
-      <w:r>
-        <w:t xml:space="preserve"> </w:t>
-      </w:r>
-      <w:r>
-        <w:t xml:space="preserve">(Rios, 2026)</w:t>
-      </w:r>
-    </w:p>
-    <w:p>
-      <w:r>
-        <w:pict>
-          <v:rect style="width:0;height:1.5pt" o:hralign="center" o:hrstd="t" o:hr="t"/>
-        </w:pict>
-      </w:r>
-    </w:p>
-    <w:bookmarkStart w:id="20" w:name="contextualização"/>
-    <w:p>
-      <w:pPr>
-        <w:pStyle w:val="Heading2"/>
-      </w:pPr>
-      <w:r>
-        <w:t xml:space="preserve">1. Contextualização</w:t>
-      </w:r>
-    </w:p>
-    <w:p>
-      <w:pPr>
-        <w:pStyle w:val="FirstParagraph"/>
-      </w:pPr>
-      <w:r>
-        <w:t xml:space="preserve">A transformação digital tem promovido mudanças significativas em diversos setores da sociedade. Apesar dos avanços tecnológicos, a espera em filas de atendimento é uma experiência universal e cotidiana.</w:t>
-      </w:r>
-    </w:p>
-    <w:p>
-      <w:pPr>
-        <w:pStyle w:val="BodyText"/>
-      </w:pPr>
-      <w:r>
-        <w:t xml:space="preserve">O estudo matemático das filas foi formalizado por Agner Krarup Erlang no início do século XX, a partir da análise do tráfego telefônico na Copenhagen Telephone Exchange, dando origem à teoria das filas (</w:t>
+        <w:t xml:space="preserve">Última atualização:</w:t>
+      </w:r>
+      <w:r>
+        <w:t xml:space="preserve"> </w:t>
+      </w:r>
+      <w:r>
+        <w:t xml:space="preserve">28/06/2026</w:t>
+      </w:r>
+    </w:p>
+    <w:p>
+      <w:pPr>
+        <w:pStyle w:val="BodyText"/>
+      </w:pPr>
+      <w:r>
+        <w:t xml:space="preserve">A transformação digital tem promovido mudanças significativas em diversos setores da sociedade. Apesar dos avanços tecnológicos, a espera em filas de atendimento é uma experiência universal e cotidiana. O estudo matemático das filas foi formalizado por Agner Krarup Erlang no início do século XX, a partir da análise do tráfego telefônico na Copenhagen Telephone Exchange, dando origem à teoria das filas (</w:t>
       </w:r>
       <w:r>
         <w:rPr>
@@ -322,23 +298,40 @@
         </w:pict>
       </w:r>
     </w:p>
+    <w:bookmarkStart w:id="24" w:name="o-problema-em-diferentes-setores"/>
+    <w:p>
+      <w:pPr>
+        <w:pStyle w:val="Heading2"/>
+      </w:pPr>
+      <w:r>
+        <w:t xml:space="preserve">2. O problema em diferentes setores</w:t>
+      </w:r>
+    </w:p>
+    <w:bookmarkStart w:id="20" w:name="bancos-e-instituições-financeiras"/>
+    <w:p>
+      <w:pPr>
+        <w:pStyle w:val="Heading3"/>
+      </w:pPr>
+      <w:r>
+        <w:t xml:space="preserve">2.1 Bancos e instituições financeiras</w:t>
+      </w:r>
+    </w:p>
+    <w:p>
+      <w:pPr>
+        <w:pStyle w:val="FirstParagraph"/>
+      </w:pPr>
+      <w:r>
+        <w:t xml:space="preserve">O setor bancário é historicamente um dos mais afetados pelo problema das filas. Yusuf, Blessing e Kazeem (2015) demonstraram que a teoria de filas pode ser aplicada para avaliar o desempenho operacional em agências bancárias, influenciando diretamente a satisfação dos clientes. Mais recentemente, Daramola, Yahaya e Abdullahi (2024) reforçaram que modelos de fila multiservidor são fundamentais para reduzir o tempo de espera em instituições financeiras. O segmento BFSI (Banking, Financial Services and Insurance) representa aproximadamente 23,85% do mercado global de sistemas de gerenciamento de filas (Mordor Intelligence, 2026).</w:t>
+      </w:r>
+    </w:p>
     <w:bookmarkEnd w:id="20"/>
-    <w:bookmarkStart w:id="25" w:name="o-problema-em-diferentes-setores"/>
-    <w:p>
-      <w:pPr>
-        <w:pStyle w:val="Heading2"/>
-      </w:pPr>
-      <w:r>
-        <w:t xml:space="preserve">2. O problema em diferentes setores</w:t>
-      </w:r>
-    </w:p>
-    <w:bookmarkStart w:id="21" w:name="bancos-e-instituições-financeiras"/>
+    <w:bookmarkStart w:id="21" w:name="serviços-de-saúde"/>
     <w:p>
       <w:pPr>
         <w:pStyle w:val="Heading3"/>
       </w:pPr>
       <w:r>
-        <w:t xml:space="preserve">2.1 Bancos e instituições financeiras</w:t>
+        <w:t xml:space="preserve">2.2 Serviços de saúde</w:t>
       </w:r>
     </w:p>
     <w:p>
@@ -346,45 +339,27 @@
         <w:pStyle w:val="FirstParagraph"/>
       </w:pPr>
       <w:r>
-        <w:t xml:space="preserve">O setor bancário é historicamente um dos mais afetados pelo problema das filas. Yusuf, Blessing e Kazeem (2015) demonstraram que a teoria de filas pode ser aplicada para avaliar o desempenho operacional em agências bancárias, influenciando diretamente a satisfação dos clientes. Mais recentemente, Daramola, Yahaya e Abdullahi (2024) reforçaram que modelos de fila multiservidor são fundamentais para reduzir o tempo de espera em instituições financeiras. O segmento BFSI (Banking, Financial Services and Insurance) representa aproximadamente 23,85% do mercado global de sistemas de gerenciamento de filas (Mordor Intelligence, 2026).</w:t>
+        <w:t xml:space="preserve">Embora o foco deste projeto seja multipropósito, o setor de saúde merece destaque. Hospitais, clínicas, unidades básicas de saúde e laboratórios enfrentam desafios singulares na gestão de filas, agravados pela classificação de risco (triagem).</w:t>
+      </w:r>
+    </w:p>
+    <w:p>
+      <w:pPr>
+        <w:pStyle w:val="BodyText"/>
+      </w:pPr>
+      <w:r>
+        <w:t xml:space="preserve">Serviços que envolvem demanda espontânea, como UBSs e clínicas, são uma parcela importante dos atendimentos e, frequentemente, geram filas de pessoas aguardando uma senha para agendar uma consulta. Em todos os serviços de saúde de porta aberta, estratégias de gestão da demanda, no sentido de adequar a oferta para garantir o atendimento ao menor tempo possível, são um grande desafio (Giannotti; Louvison; Chioro, 2025).</w:t>
+      </w:r>
+    </w:p>
+    <w:p>
+      <w:pPr>
+        <w:pStyle w:val="BodyText"/>
+      </w:pPr>
+      <w:r>
+        <w:t xml:space="preserve">A espera prolongada está associada à aglomeração de pacientes, falhas na comunicação com os usuários, aumento do estresse, absenteísmo em consultas e redução da eficiência operacional dos serviços de saúde, constituindo importante barreira ao acesso oportuno à assistência (Thompson et al., 2023).</w:t>
       </w:r>
     </w:p>
     <w:bookmarkEnd w:id="21"/>
-    <w:bookmarkStart w:id="22" w:name="serviços-de-saúde"/>
-    <w:p>
-      <w:pPr>
-        <w:pStyle w:val="Heading3"/>
-      </w:pPr>
-      <w:r>
-        <w:t xml:space="preserve">2.2 Serviços de saúde</w:t>
-      </w:r>
-    </w:p>
-    <w:p>
-      <w:pPr>
-        <w:pStyle w:val="FirstParagraph"/>
-      </w:pPr>
-      <w:r>
-        <w:t xml:space="preserve">Embora o foco deste projeto seja multipropósito, o setor de saúde merece destaque. Hospitais, clínicas, unidades básicas de saúde e laboratórios enfrentam desafios singulares na gestão de filas, agravados pela classificação de risco (triagem).</w:t>
-      </w:r>
-    </w:p>
-    <w:p>
-      <w:pPr>
-        <w:pStyle w:val="BodyText"/>
-      </w:pPr>
-      <w:r>
-        <w:t xml:space="preserve">Serviços que envolvem demanda espontânea, como UBSs e clínicas, são uma parcela importante dos atendimentos e, frequentemente, geram filas de pessoas aguardando uma senha para agendar uma consulta. Em todos os serviços de saúde de porta aberta, estratégias de gestão da demanda, no sentido de adequar a oferta para garantir o atendimento ao menor tempo possível, são um grande desafio (Giannotti; Louvison; Chioro, 2025).</w:t>
-      </w:r>
-    </w:p>
-    <w:p>
-      <w:pPr>
-        <w:pStyle w:val="BodyText"/>
-      </w:pPr>
-      <w:r>
-        <w:t xml:space="preserve">A espera prolongada está associada à aglomeração de pacientes, falhas na comunicação com os usuários, aumento do estresse, absenteísmo em consultas e redução da eficiência operacional dos serviços de saúde, constituindo importante barreira ao acesso oportuno à assistência (Thompson et al., 2023).</w:t>
-      </w:r>
-    </w:p>
-    <w:bookmarkEnd w:id="22"/>
-    <w:bookmarkStart w:id="23" w:name="comércio-e-varejo"/>
+    <w:bookmarkStart w:id="22" w:name="comércio-e-varejo"/>
     <w:p>
       <w:pPr>
         <w:pStyle w:val="Heading3"/>
@@ -435,8 +410,8 @@
         <w:t xml:space="preserve">Os danos causados por uma má gestão de filas afetam também a fidelização. Dados recentes mostram que 68,5% dos funcionários do varejo lidam regularmente com clientes frustrados devido aos longos tempos de espera. Essa frustração se acumula e após várias experiências ruins, os clientes migram definitivamente para a concorrência (Queberry, 2026). O impacto econômico é expressivo: estima-se que para uma única loja, uma má gestão de filas pode custar mais de 4 milhões de dólares por ano. Para uma rede com 50 lojas, esse valor sobe para 206 milhões de dólares (Queberry, 2026).</w:t>
       </w:r>
     </w:p>
-    <w:bookmarkEnd w:id="23"/>
-    <w:bookmarkStart w:id="24" w:name="serviços-públicos"/>
+    <w:bookmarkEnd w:id="22"/>
+    <w:bookmarkStart w:id="23" w:name="serviços-públicos"/>
     <w:p>
       <w:pPr>
         <w:pStyle w:val="Heading3"/>
@@ -460,9 +435,9 @@
         </w:pict>
       </w:r>
     </w:p>
+    <w:bookmarkEnd w:id="23"/>
     <w:bookmarkEnd w:id="24"/>
-    <w:bookmarkEnd w:id="25"/>
-    <w:bookmarkStart w:id="41" w:name="referências"/>
+    <w:bookmarkStart w:id="40" w:name="referências"/>
     <w:p>
       <w:pPr>
         <w:pStyle w:val="Heading2"/>
@@ -494,7 +469,7 @@
       <w:r>
         <w:t xml:space="preserve"> </w:t>
       </w:r>
-      <w:hyperlink r:id="rId26">
+      <w:hyperlink r:id="rId25">
         <w:r>
           <w:rPr>
             <w:rStyle w:val="Hyperlink"/>
@@ -529,7 +504,7 @@
       <w:r>
         <w:t xml:space="preserve"> </w:t>
       </w:r>
-      <w:hyperlink r:id="rId27">
+      <w:hyperlink r:id="rId26">
         <w:r>
           <w:rPr>
             <w:rStyle w:val="Hyperlink"/>
@@ -564,7 +539,7 @@
       <w:r>
         <w:t xml:space="preserve"> </w:t>
       </w:r>
-      <w:hyperlink r:id="rId28">
+      <w:hyperlink r:id="rId27">
         <w:r>
           <w:rPr>
             <w:rStyle w:val="Hyperlink"/>
@@ -599,7 +574,7 @@
       <w:r>
         <w:t xml:space="preserve"> </w:t>
       </w:r>
-      <w:hyperlink r:id="rId29">
+      <w:hyperlink r:id="rId28">
         <w:r>
           <w:rPr>
             <w:rStyle w:val="Hyperlink"/>
@@ -652,7 +627,7 @@
       <w:r>
         <w:t xml:space="preserve"> </w:t>
       </w:r>
-      <w:hyperlink r:id="rId30">
+      <w:hyperlink r:id="rId29">
         <w:r>
           <w:rPr>
             <w:rStyle w:val="Hyperlink"/>
@@ -674,7 +649,7 @@
       <w:r>
         <w:t xml:space="preserve"> </w:t>
       </w:r>
-      <w:hyperlink r:id="rId31">
+      <w:hyperlink r:id="rId30">
         <w:r>
           <w:rPr>
             <w:rStyle w:val="Hyperlink"/>
@@ -709,7 +684,7 @@
       <w:r>
         <w:t xml:space="preserve"> </w:t>
       </w:r>
-      <w:hyperlink r:id="rId32">
+      <w:hyperlink r:id="rId31">
         <w:r>
           <w:rPr>
             <w:rStyle w:val="Hyperlink"/>
@@ -731,7 +706,7 @@
       <w:r>
         <w:t xml:space="preserve"> </w:t>
       </w:r>
-      <w:hyperlink r:id="rId33">
+      <w:hyperlink r:id="rId32">
         <w:r>
           <w:rPr>
             <w:rStyle w:val="Hyperlink"/>
@@ -766,7 +741,7 @@
       <w:r>
         <w:t xml:space="preserve"> </w:t>
       </w:r>
-      <w:hyperlink r:id="rId34">
+      <w:hyperlink r:id="rId33">
         <w:r>
           <w:rPr>
             <w:rStyle w:val="Hyperlink"/>
@@ -788,7 +763,7 @@
       <w:r>
         <w:t xml:space="preserve"> </w:t>
       </w:r>
-      <w:hyperlink r:id="rId35">
+      <w:hyperlink r:id="rId34">
         <w:r>
           <w:rPr>
             <w:rStyle w:val="Hyperlink"/>
@@ -810,7 +785,7 @@
       <w:r>
         <w:t xml:space="preserve"> </w:t>
       </w:r>
-      <w:hyperlink r:id="rId36">
+      <w:hyperlink r:id="rId35">
         <w:r>
           <w:rPr>
             <w:rStyle w:val="Hyperlink"/>
@@ -845,7 +820,7 @@
       <w:r>
         <w:t xml:space="preserve"> </w:t>
       </w:r>
-      <w:hyperlink r:id="rId37">
+      <w:hyperlink r:id="rId36">
         <w:r>
           <w:rPr>
             <w:rStyle w:val="Hyperlink"/>
@@ -867,7 +842,7 @@
       <w:r>
         <w:t xml:space="preserve"> </w:t>
       </w:r>
-      <w:hyperlink r:id="rId38">
+      <w:hyperlink r:id="rId37">
         <w:r>
           <w:rPr>
             <w:rStyle w:val="Hyperlink"/>
@@ -902,7 +877,7 @@
       <w:r>
         <w:t xml:space="preserve"> </w:t>
       </w:r>
-      <w:hyperlink r:id="rId39">
+      <w:hyperlink r:id="rId38">
         <w:r>
           <w:rPr>
             <w:rStyle w:val="Hyperlink"/>
@@ -937,7 +912,7 @@
       <w:r>
         <w:t xml:space="preserve"> </w:t>
       </w:r>
-      <w:hyperlink r:id="rId40">
+      <w:hyperlink r:id="rId39">
         <w:r>
           <w:rPr>
             <w:rStyle w:val="Hyperlink"/>
@@ -949,8 +924,8 @@
         <w:t xml:space="preserve">. Acesso em: 28 jun. 2026.</w:t>
       </w:r>
     </w:p>
+    <w:bookmarkEnd w:id="40"/>
     <w:bookmarkEnd w:id="41"/>
-    <w:bookmarkEnd w:id="42"/>
     <w:sectPr>
       <w:footerReference w:type="default" r:id="rId10"/>
       <w:footnotePr>

--- a/disciplinas/gcetens843-projeto-algoritmo-i/atividades/trabalhos/projeto-algoritmos/problema-real.docx
+++ b/disciplinas/gcetens843-projeto-algoritmo-i/atividades/trabalhos/projeto-algoritmos/problema-real.docx
@@ -2,7 +2,7 @@
 <file path=word/document.xml><?xml version="1.0" encoding="utf-8"?>
 <w:document xmlns:w="http://schemas.openxmlformats.org/wordprocessingml/2006/main" xmlns:m="http://schemas.openxmlformats.org/officeDocument/2006/math" xmlns:r="http://schemas.openxmlformats.org/officeDocument/2006/relationships" xmlns:o="urn:schemas-microsoft-com:office:office" xmlns:v="urn:schemas-microsoft-com:vml" xmlns:w10="urn:schemas-microsoft-com:office:word" xmlns:a="http://schemas.openxmlformats.org/drawingml/2006/main" xmlns:pic="http://schemas.openxmlformats.org/drawingml/2006/picture" xmlns:wp="http://schemas.openxmlformats.org/drawingml/2006/wordprocessingDrawing">
   <w:body>
-    <w:bookmarkStart w:id="41" w:name="problema-real-minhafila"/>
+    <w:bookmarkStart w:id="42" w:name="problema-real-minhafila"/>
     <w:tbl>
       <w:tblPr>
         <w:tblW w:type="auto" w:w="0"/>
@@ -197,9 +197,18 @@
         <w:t xml:space="preserve">28/06/2026</w:t>
       </w:r>
     </w:p>
-    <w:p>
-      <w:pPr>
-        <w:pStyle w:val="BodyText"/>
+    <w:bookmarkStart w:id="20" w:name="introdução"/>
+    <w:p>
+      <w:pPr>
+        <w:pStyle w:val="Heading2"/>
+      </w:pPr>
+      <w:r>
+        <w:t xml:space="preserve">1. Introdução</w:t>
+      </w:r>
+    </w:p>
+    <w:p>
+      <w:pPr>
+        <w:pStyle w:val="FirstParagraph"/>
       </w:pPr>
       <w:r>
         <w:t xml:space="preserve">A transformação digital tem promovido mudanças significativas em diversos setores da sociedade. Apesar dos avanços tecnológicos, a espera em filas de atendimento é uma experiência universal e cotidiana. O estudo matemático das filas foi formalizado por Agner Krarup Erlang no início do século XX, a partir da análise do tráfego telefônico na Copenhagen Telephone Exchange, dando origem à teoria das filas (</w:t>
@@ -298,7 +307,8 @@
         </w:pict>
       </w:r>
     </w:p>
-    <w:bookmarkStart w:id="24" w:name="o-problema-em-diferentes-setores"/>
+    <w:bookmarkEnd w:id="20"/>
+    <w:bookmarkStart w:id="25" w:name="o-problema-em-diferentes-setores"/>
     <w:p>
       <w:pPr>
         <w:pStyle w:val="Heading2"/>
@@ -307,7 +317,7 @@
         <w:t xml:space="preserve">2. O problema em diferentes setores</w:t>
       </w:r>
     </w:p>
-    <w:bookmarkStart w:id="20" w:name="bancos-e-instituições-financeiras"/>
+    <w:bookmarkStart w:id="21" w:name="bancos-e-instituições-financeiras"/>
     <w:p>
       <w:pPr>
         <w:pStyle w:val="Heading3"/>
@@ -324,8 +334,8 @@
         <w:t xml:space="preserve">O setor bancário é historicamente um dos mais afetados pelo problema das filas. Yusuf, Blessing e Kazeem (2015) demonstraram que a teoria de filas pode ser aplicada para avaliar o desempenho operacional em agências bancárias, influenciando diretamente a satisfação dos clientes. Mais recentemente, Daramola, Yahaya e Abdullahi (2024) reforçaram que modelos de fila multiservidor são fundamentais para reduzir o tempo de espera em instituições financeiras. O segmento BFSI (Banking, Financial Services and Insurance) representa aproximadamente 23,85% do mercado global de sistemas de gerenciamento de filas (Mordor Intelligence, 2026).</w:t>
       </w:r>
     </w:p>
-    <w:bookmarkEnd w:id="20"/>
-    <w:bookmarkStart w:id="21" w:name="serviços-de-saúde"/>
+    <w:bookmarkEnd w:id="21"/>
+    <w:bookmarkStart w:id="22" w:name="serviços-de-saúde"/>
     <w:p>
       <w:pPr>
         <w:pStyle w:val="Heading3"/>
@@ -358,8 +368,8 @@
         <w:t xml:space="preserve">A espera prolongada está associada à aglomeração de pacientes, falhas na comunicação com os usuários, aumento do estresse, absenteísmo em consultas e redução da eficiência operacional dos serviços de saúde, constituindo importante barreira ao acesso oportuno à assistência (Thompson et al., 2023).</w:t>
       </w:r>
     </w:p>
-    <w:bookmarkEnd w:id="21"/>
-    <w:bookmarkStart w:id="22" w:name="comércio-e-varejo"/>
+    <w:bookmarkEnd w:id="22"/>
+    <w:bookmarkStart w:id="23" w:name="comércio-e-varejo"/>
     <w:p>
       <w:pPr>
         <w:pStyle w:val="Heading3"/>
@@ -410,8 +420,8 @@
         <w:t xml:space="preserve">Os danos causados por uma má gestão de filas afetam também a fidelização. Dados recentes mostram que 68,5% dos funcionários do varejo lidam regularmente com clientes frustrados devido aos longos tempos de espera. Essa frustração se acumula e após várias experiências ruins, os clientes migram definitivamente para a concorrência (Queberry, 2026). O impacto econômico é expressivo: estima-se que para uma única loja, uma má gestão de filas pode custar mais de 4 milhões de dólares por ano. Para uma rede com 50 lojas, esse valor sobe para 206 milhões de dólares (Queberry, 2026).</w:t>
       </w:r>
     </w:p>
-    <w:bookmarkEnd w:id="22"/>
-    <w:bookmarkStart w:id="23" w:name="serviços-públicos"/>
+    <w:bookmarkEnd w:id="23"/>
+    <w:bookmarkStart w:id="24" w:name="serviços-públicos"/>
     <w:p>
       <w:pPr>
         <w:pStyle w:val="Heading3"/>
@@ -435,9 +445,9 @@
         </w:pict>
       </w:r>
     </w:p>
-    <w:bookmarkEnd w:id="23"/>
     <w:bookmarkEnd w:id="24"/>
-    <w:bookmarkStart w:id="40" w:name="referências"/>
+    <w:bookmarkEnd w:id="25"/>
+    <w:bookmarkStart w:id="41" w:name="referências"/>
     <w:p>
       <w:pPr>
         <w:pStyle w:val="Heading2"/>
@@ -469,7 +479,7 @@
       <w:r>
         <w:t xml:space="preserve"> </w:t>
       </w:r>
-      <w:hyperlink r:id="rId25">
+      <w:hyperlink r:id="rId26">
         <w:r>
           <w:rPr>
             <w:rStyle w:val="Hyperlink"/>
@@ -504,7 +514,7 @@
       <w:r>
         <w:t xml:space="preserve"> </w:t>
       </w:r>
-      <w:hyperlink r:id="rId26">
+      <w:hyperlink r:id="rId27">
         <w:r>
           <w:rPr>
             <w:rStyle w:val="Hyperlink"/>
@@ -539,7 +549,7 @@
       <w:r>
         <w:t xml:space="preserve"> </w:t>
       </w:r>
-      <w:hyperlink r:id="rId27">
+      <w:hyperlink r:id="rId28">
         <w:r>
           <w:rPr>
             <w:rStyle w:val="Hyperlink"/>
@@ -574,7 +584,7 @@
       <w:r>
         <w:t xml:space="preserve"> </w:t>
       </w:r>
-      <w:hyperlink r:id="rId28">
+      <w:hyperlink r:id="rId29">
         <w:r>
           <w:rPr>
             <w:rStyle w:val="Hyperlink"/>
@@ -627,7 +637,7 @@
       <w:r>
         <w:t xml:space="preserve"> </w:t>
       </w:r>
-      <w:hyperlink r:id="rId29">
+      <w:hyperlink r:id="rId30">
         <w:r>
           <w:rPr>
             <w:rStyle w:val="Hyperlink"/>
@@ -649,7 +659,7 @@
       <w:r>
         <w:t xml:space="preserve"> </w:t>
       </w:r>
-      <w:hyperlink r:id="rId30">
+      <w:hyperlink r:id="rId31">
         <w:r>
           <w:rPr>
             <w:rStyle w:val="Hyperlink"/>
@@ -684,7 +694,7 @@
       <w:r>
         <w:t xml:space="preserve"> </w:t>
       </w:r>
-      <w:hyperlink r:id="rId31">
+      <w:hyperlink r:id="rId32">
         <w:r>
           <w:rPr>
             <w:rStyle w:val="Hyperlink"/>
@@ -706,7 +716,7 @@
       <w:r>
         <w:t xml:space="preserve"> </w:t>
       </w:r>
-      <w:hyperlink r:id="rId32">
+      <w:hyperlink r:id="rId33">
         <w:r>
           <w:rPr>
             <w:rStyle w:val="Hyperlink"/>
@@ -741,7 +751,7 @@
       <w:r>
         <w:t xml:space="preserve"> </w:t>
       </w:r>
-      <w:hyperlink r:id="rId33">
+      <w:hyperlink r:id="rId34">
         <w:r>
           <w:rPr>
             <w:rStyle w:val="Hyperlink"/>
@@ -763,7 +773,7 @@
       <w:r>
         <w:t xml:space="preserve"> </w:t>
       </w:r>
-      <w:hyperlink r:id="rId34">
+      <w:hyperlink r:id="rId35">
         <w:r>
           <w:rPr>
             <w:rStyle w:val="Hyperlink"/>
@@ -785,7 +795,7 @@
       <w:r>
         <w:t xml:space="preserve"> </w:t>
       </w:r>
-      <w:hyperlink r:id="rId35">
+      <w:hyperlink r:id="rId36">
         <w:r>
           <w:rPr>
             <w:rStyle w:val="Hyperlink"/>
@@ -820,7 +830,7 @@
       <w:r>
         <w:t xml:space="preserve"> </w:t>
       </w:r>
-      <w:hyperlink r:id="rId36">
+      <w:hyperlink r:id="rId37">
         <w:r>
           <w:rPr>
             <w:rStyle w:val="Hyperlink"/>
@@ -842,7 +852,7 @@
       <w:r>
         <w:t xml:space="preserve"> </w:t>
       </w:r>
-      <w:hyperlink r:id="rId37">
+      <w:hyperlink r:id="rId38">
         <w:r>
           <w:rPr>
             <w:rStyle w:val="Hyperlink"/>
@@ -877,7 +887,7 @@
       <w:r>
         <w:t xml:space="preserve"> </w:t>
       </w:r>
-      <w:hyperlink r:id="rId38">
+      <w:hyperlink r:id="rId39">
         <w:r>
           <w:rPr>
             <w:rStyle w:val="Hyperlink"/>
@@ -912,7 +922,7 @@
       <w:r>
         <w:t xml:space="preserve"> </w:t>
       </w:r>
-      <w:hyperlink r:id="rId39">
+      <w:hyperlink r:id="rId40">
         <w:r>
           <w:rPr>
             <w:rStyle w:val="Hyperlink"/>
@@ -924,13 +934,10 @@
         <w:t xml:space="preserve">. Acesso em: 28 jun. 2026.</w:t>
       </w:r>
     </w:p>
-    <w:bookmarkEnd w:id="40"/>
     <w:bookmarkEnd w:id="41"/>
+    <w:bookmarkEnd w:id="42"/>
     <w:sectPr>
       <w:footerReference w:type="default" r:id="rId10"/>
-      <w:footnotePr>
-        <w:numRestart w:val="eachSect"/>
-      </w:footnotePr>
     </w:sectPr>
   </w:body>
 </w:document>
